--- a/docs/papers/p2-cf-english/paper_outputs/paper.docx
+++ b/docs/papers/p2-cf-english/paper_outputs/paper.docx
@@ -7,13 +7,13 @@
         <w:pStyle w:val="Title"/>
       </w:pPr>
       <w:r>
-        <w:t xml:space="preserve">English Retention after Tagalog Continuation:</w:t>
+        <w:t xml:space="preserve">Held-Out English Bits-per-Byte after Matched-Budget Tagalog Continuation</w:t>
       </w:r>
       <w:r>
         <w:br/>
       </w:r>
       <w:r>
-        <w:t xml:space="preserve">Did nanochat Forget English because it Learned Filipino?</w:t>
+        <w:t xml:space="preserve">of a WikiText-103 nanochat Parent</w:t>
       </w:r>
     </w:p>
     <w:p>
@@ -44,7 +44,7 @@
         <w:pStyle w:val="Date"/>
       </w:pPr>
       <w:r>
-        <w:t xml:space="preserve">16 August 2026</w:t>
+        <w:t xml:space="preserve">19 August 2026</w:t>
       </w:r>
     </w:p>
     <w:p>
@@ -60,19 +60,7 @@
         <w:pStyle w:val="Abstract"/>
       </w:pPr>
       <w:r>
-        <w:t xml:space="preserve">Pajo (2026) trained nanochat from scratch on WikiText-TL-39 and measured held-out Tagalog bits-per-byte (BPB) under equal exposure (AsPredicted #306780). That study is complete and is not amended here. Those Tagalog-only checkpoints never saw English, so they cannot answer whether a model</w:t>
-      </w:r>
-      <w:r>
-        <w:t xml:space="preserve"> </w:t>
-      </w:r>
-      <w:r>
-        <w:t xml:space="preserve">“forgot English because it learned Tagalog.”</w:t>
-      </w:r>
-      <w:r>
-        <w:t xml:space="preserve"> </w:t>
-      </w:r>
-      <w:r>
-        <w:t xml:space="preserve">This Stage 1 manuscript locks the complementary experiment, still entirely inside Karpathy nanochat:</w:t>
+        <w:t xml:space="preserve">When an English-pretrained nanochat parent, whose English provenance has passed a filed floor, is continued for a matched token budget on WikiText-TL-39 train, does English held-out bits-per-byte (BPB) rise more than under extra-English continuation, and does Tagalog held-out BPB fall? This question was preregistered as AsPredicted #306935 before confirmatory continuation BPB existed. It does not amend AsPredicted #306780. The study uses WikiText-103 raw (Hugging Face</w:t>
       </w:r>
       <w:r>
         <w:t xml:space="preserve"> </w:t>
@@ -81,19 +69,11 @@
         <w:rPr>
           <w:rStyle w:val="VerbatimChar"/>
         </w:rPr>
-        <w:t xml:space="preserve">tok_train</w:t>
-      </w:r>
-      <w:r>
-        <w:t xml:space="preserve"> </w:t>
-      </w:r>
-      <m:oMath>
-        <m:r>
-          <m:rPr>
-            <m:sty m:val="p"/>
-          </m:rPr>
-          <m:t>→</m:t>
-        </m:r>
-      </m:oMath>
+        <w:t xml:space="preserve">Salesforce/wikitext</w:t>
+      </w:r>
+      <w:r>
+        <w:t xml:space="preserve">, config</w:t>
+      </w:r>
       <w:r>
         <w:t xml:space="preserve"> </w:t>
       </w:r>
@@ -101,36 +81,36 @@
         <w:rPr>
           <w:rStyle w:val="VerbatimChar"/>
         </w:rPr>
-        <w:t xml:space="preserve">base_train</w:t>
+        <w:t xml:space="preserve">wikitext-103-raw-v1</w:t>
+      </w:r>
+      <w:r>
+        <w:t xml:space="preserve">), a train-only English 32</w:t>
+      </w:r>
+      <w:r>
+        <w:t xml:space="preserve">,</w:t>
+      </w:r>
+      <w:r>
+        <w:t xml:space="preserve">768-merge BPE tokenizer, sequence length</w:t>
       </w:r>
       <w:r>
         <w:t xml:space="preserve"> </w:t>
       </w:r>
       <m:oMath>
         <m:r>
-          <m:rPr>
-            <m:sty m:val="p"/>
-          </m:rPr>
-          <m:t>→</m:t>
+          <m:t>T</m:t>
+        </m:r>
+        <m:r>
+          <m:rPr>
+            <m:sty m:val="p"/>
+          </m:rPr>
+          <m:t>=</m:t>
+        </m:r>
+        <m:r>
+          <m:t>2048</m:t>
         </m:r>
       </m:oMath>
       <w:r>
-        <w:t xml:space="preserve"> </w:t>
-      </w:r>
-      <w:r>
-        <w:t xml:space="preserve">official</w:t>
-      </w:r>
-      <w:r>
-        <w:t xml:space="preserve"> </w:t>
-      </w:r>
-      <w:r>
-        <w:rPr>
-          <w:rStyle w:val="VerbatimChar"/>
-        </w:rPr>
-        <w:t xml:space="preserve">evaluate_bpb</w:t>
-      </w:r>
-      <w:r>
-        <w:t xml:space="preserve">, commit</w:t>
+        <w:t xml:space="preserve">, and Karpathy’s nanochat base trainer pinned at commit</w:t>
       </w:r>
       <w:r>
         <w:t xml:space="preserve"> </w:t>
@@ -142,21 +122,66 @@
         <w:t xml:space="preserve">92d63d4</w:t>
       </w:r>
       <w:r>
-        <w:t xml:space="preserve">, depth dial only. Pretrain on WikiText-103 raw (English-train 32</w:t>
-      </w:r>
-      <w:r>
-        <w:t xml:space="preserve">,</w:t>
-      </w:r>
-      <w:r>
-        <w:t xml:space="preserve">768 BPE,</w:t>
+        <w:t xml:space="preserve">. Tagalog continuation uses the frozen P1.1 WikiText-TL-39 train split (</w:t>
+      </w:r>
+      <w:r>
+        <w:rPr>
+          <w:rStyle w:val="VerbatimChar"/>
+        </w:rPr>
+        <w:t xml:space="preserve">reconstructed_article_70_15_15</w:t>
+      </w:r>
+      <w:r>
+        <w:t xml:space="preserve">). Phase-2 exposure is</w:t>
       </w:r>
       <w:r>
         <w:t xml:space="preserve"> </w:t>
       </w:r>
       <m:oMath>
-        <m:r>
-          <m:t>T</m:t>
-        </m:r>
+        <m:sSub>
+          <m:e>
+            <m:r>
+              <m:t>D</m:t>
+            </m:r>
+          </m:e>
+          <m:sub>
+            <m:r>
+              <m:rPr>
+                <m:sty m:val="p"/>
+              </m:rPr>
+              <m:t>p</m:t>
+            </m:r>
+            <m:r>
+              <m:rPr>
+                <m:sty m:val="p"/>
+              </m:rPr>
+              <m:t>h</m:t>
+            </m:r>
+            <m:r>
+              <m:rPr>
+                <m:sty m:val="p"/>
+              </m:rPr>
+              <m:t>a</m:t>
+            </m:r>
+            <m:r>
+              <m:rPr>
+                <m:sty m:val="p"/>
+              </m:rPr>
+              <m:t>s</m:t>
+            </m:r>
+            <m:r>
+              <m:rPr>
+                <m:sty m:val="p"/>
+              </m:rPr>
+              <m:t>e</m:t>
+            </m:r>
+            <m:r>
+              <m:rPr>
+                <m:sty m:val="p"/>
+              </m:rPr>
+              <m:t>2</m:t>
+            </m:r>
+          </m:sub>
+        </m:sSub>
         <m:r>
           <m:rPr>
             <m:sty m:val="p"/>
@@ -164,11 +189,157 @@
           <m:t>=</m:t>
         </m:r>
         <m:r>
-          <m:t>2048</m:t>
+          <m:t>19</m:t>
+        </m:r>
+        <m:r>
+          <m:rPr>
+            <m:sty m:val="p"/>
+          </m:rPr>
+          <m:t>,</m:t>
+        </m:r>
+        <m:r>
+          <m:t>267</m:t>
+        </m:r>
+        <m:r>
+          <m:rPr>
+            <m:sty m:val="p"/>
+          </m:rPr>
+          <m:t>,</m:t>
+        </m:r>
+        <m:r>
+          <m:t>584</m:t>
         </m:r>
       </m:oMath>
       <w:r>
-        <w:t xml:space="preserve">), prove provenance, then continue on the frozen P1.1 WikiText-TL-39 train split. Dual confirmatory benchmarks: English</w:t>
+        <w:t xml:space="preserve"> </w:t>
+      </w:r>
+      <w:r>
+        <w:t xml:space="preserve">tokens (</w:t>
+      </w:r>
+      <m:oMath>
+        <m:r>
+          <m:t>N</m:t>
+        </m:r>
+        <m:r>
+          <m:rPr>
+            <m:sty m:val="p"/>
+          </m:rPr>
+          <m:t>=</m:t>
+        </m:r>
+        <m:r>
+          <m:t>294</m:t>
+        </m:r>
+      </m:oMath>
+      <w:r>
+        <w:t xml:space="preserve"> </w:t>
+      </w:r>
+      <w:r>
+        <w:t xml:space="preserve">steps at</w:t>
+      </w:r>
+      <w:r>
+        <w:t xml:space="preserve"> </w:t>
+      </w:r>
+      <m:oMath>
+        <m:r>
+          <m:t>B</m:t>
+        </m:r>
+        <m:r>
+          <m:rPr>
+            <m:sty m:val="p"/>
+          </m:rPr>
+          <m:t>=</m:t>
+        </m:r>
+        <m:r>
+          <m:t>65</m:t>
+        </m:r>
+        <m:r>
+          <m:rPr>
+            <m:sty m:val="p"/>
+          </m:rPr>
+          <m:t>,</m:t>
+        </m:r>
+        <m:r>
+          <m:t>536</m:t>
+        </m:r>
+      </m:oMath>
+      <w:r>
+        <w:t xml:space="preserve">), copied from P1.1</w:t>
+      </w:r>
+      <w:r>
+        <w:t xml:space="preserve"> </w:t>
+      </w:r>
+      <m:oMath>
+        <m:sSub>
+          <m:e>
+            <m:r>
+              <m:t>D</m:t>
+            </m:r>
+          </m:e>
+          <m:sub>
+            <m:r>
+              <m:rPr>
+                <m:sty m:val="p"/>
+              </m:rPr>
+              <m:t>a</m:t>
+            </m:r>
+            <m:r>
+              <m:rPr>
+                <m:sty m:val="p"/>
+              </m:rPr>
+              <m:t>c</m:t>
+            </m:r>
+            <m:r>
+              <m:rPr>
+                <m:sty m:val="p"/>
+              </m:rPr>
+              <m:t>t</m:t>
+            </m:r>
+            <m:r>
+              <m:rPr>
+                <m:sty m:val="p"/>
+              </m:rPr>
+              <m:t>u</m:t>
+            </m:r>
+            <m:r>
+              <m:rPr>
+                <m:sty m:val="p"/>
+              </m:rPr>
+              <m:t>a</m:t>
+            </m:r>
+            <m:r>
+              <m:rPr>
+                <m:sty m:val="p"/>
+              </m:rPr>
+              <m:t>l</m:t>
+            </m:r>
+          </m:sub>
+        </m:sSub>
+      </m:oMath>
+      <w:r>
+        <w:t xml:space="preserve">, not from English</w:t>
+      </w:r>
+      <w:r>
+        <w:t xml:space="preserve"> </w:t>
+      </w:r>
+      <m:oMath>
+        <m:sSub>
+          <m:e>
+            <m:r>
+              <m:t>D</m:t>
+            </m:r>
+          </m:e>
+          <m:sub>
+            <m:r>
+              <m:t>3</m:t>
+            </m:r>
+            <m:r>
+              <m:t>x</m:t>
+            </m:r>
+          </m:sub>
+        </m:sSub>
+      </m:oMath>
+      <w:r>
+        <w:t xml:space="preserve">. Primary outcomes are full-split English and Tagalog</w:t>
       </w:r>
       <w:r>
         <w:t xml:space="preserve"> </w:t>
@@ -183,7 +354,307 @@
         <w:t xml:space="preserve"> </w:t>
       </w:r>
       <w:r>
-        <w:t xml:space="preserve">(retention / forgetting) and Tagalog</w:t>
+        <w:t xml:space="preserve">after the final child checkpoint. In this one-seed depth-20 run,</w:t>
+      </w:r>
+      <w:r>
+        <w:t xml:space="preserve"> </w:t>
+      </w:r>
+      <m:oMath>
+        <m:sSub>
+          <m:e>
+            <m:r>
+              <m:t>C</m:t>
+            </m:r>
+          </m:e>
+          <m:sub>
+            <m:r>
+              <m:rPr>
+                <m:sty m:val="p"/>
+              </m:rPr>
+              <m:t>e</m:t>
+            </m:r>
+            <m:r>
+              <m:rPr>
+                <m:sty m:val="p"/>
+              </m:rPr>
+              <m:t>n</m:t>
+            </m:r>
+          </m:sub>
+        </m:sSub>
+        <m:r>
+          <m:rPr>
+            <m:sty m:val="p"/>
+          </m:rPr>
+          <m:t>=</m:t>
+        </m:r>
+        <m:r>
+          <m:rPr>
+            <m:sty m:val="p"/>
+          </m:rPr>
+          <m:t>E</m:t>
+        </m:r>
+        <m:r>
+          <m:rPr>
+            <m:sty m:val="p"/>
+          </m:rPr>
+          <m:t>N</m:t>
+        </m:r>
+        <m:r>
+          <m:rPr>
+            <m:sty m:val="p"/>
+          </m:rPr>
+          <m:t>(</m:t>
+        </m:r>
+        <m:r>
+          <m:t>A</m:t>
+        </m:r>
+        <m:r>
+          <m:t>2</m:t>
+        </m:r>
+        <m:r>
+          <m:rPr>
+            <m:sty m:val="p"/>
+          </m:rPr>
+          <m:t>)</m:t>
+        </m:r>
+        <m:r>
+          <m:rPr>
+            <m:sty m:val="p"/>
+          </m:rPr>
+          <m:t>−</m:t>
+        </m:r>
+        <m:r>
+          <m:rPr>
+            <m:sty m:val="p"/>
+          </m:rPr>
+          <m:t>E</m:t>
+        </m:r>
+        <m:r>
+          <m:rPr>
+            <m:sty m:val="p"/>
+          </m:rPr>
+          <m:t>N</m:t>
+        </m:r>
+        <m:r>
+          <m:rPr>
+            <m:sty m:val="p"/>
+          </m:rPr>
+          <m:t>(</m:t>
+        </m:r>
+        <m:r>
+          <m:t>A</m:t>
+        </m:r>
+        <m:r>
+          <m:t>1</m:t>
+        </m:r>
+        <m:r>
+          <m:rPr>
+            <m:sty m:val="p"/>
+          </m:rPr>
+          <m:t>)</m:t>
+        </m:r>
+        <m:r>
+          <m:rPr>
+            <m:sty m:val="p"/>
+          </m:rPr>
+          <m:t>=</m:t>
+        </m:r>
+        <m:r>
+          <m:rPr>
+            <m:sty m:val="p"/>
+          </m:rPr>
+          <m:t>−</m:t>
+        </m:r>
+        <m:r>
+          <m:t>0.073991</m:t>
+        </m:r>
+      </m:oMath>
+      <w:r>
+        <w:t xml:space="preserve"> </w:t>
+      </w:r>
+      <w:r>
+        <w:t xml:space="preserve">(filed</w:t>
+      </w:r>
+      <w:r>
+        <w:t xml:space="preserve"> </w:t>
+      </w:r>
+      <m:oMath>
+        <m:r>
+          <m:rPr>
+            <m:sty m:val="p"/>
+          </m:rPr>
+          <m:t>≥</m:t>
+        </m:r>
+        <m:r>
+          <m:t>0.01</m:t>
+        </m:r>
+      </m:oMath>
+      <w:r>
+        <w:t xml:space="preserve">: not observed) and</w:t>
+      </w:r>
+      <w:r>
+        <w:t xml:space="preserve"> </w:t>
+      </w:r>
+      <m:oMath>
+        <m:sSub>
+          <m:e>
+            <m:r>
+              <m:t>G</m:t>
+            </m:r>
+          </m:e>
+          <m:sub>
+            <m:r>
+              <m:rPr>
+                <m:sty m:val="p"/>
+              </m:rPr>
+              <m:t>t</m:t>
+            </m:r>
+            <m:r>
+              <m:rPr>
+                <m:sty m:val="p"/>
+              </m:rPr>
+              <m:t>l</m:t>
+            </m:r>
+          </m:sub>
+        </m:sSub>
+        <m:r>
+          <m:rPr>
+            <m:sty m:val="p"/>
+          </m:rPr>
+          <m:t>=</m:t>
+        </m:r>
+        <m:r>
+          <m:rPr>
+            <m:sty m:val="p"/>
+          </m:rPr>
+          <m:t>T</m:t>
+        </m:r>
+        <m:r>
+          <m:rPr>
+            <m:sty m:val="p"/>
+          </m:rPr>
+          <m:t>L</m:t>
+        </m:r>
+        <m:r>
+          <m:rPr>
+            <m:sty m:val="p"/>
+          </m:rPr>
+          <m:t>(</m:t>
+        </m:r>
+        <m:r>
+          <m:t>A</m:t>
+        </m:r>
+        <m:r>
+          <m:t>2</m:t>
+        </m:r>
+        <m:r>
+          <m:rPr>
+            <m:sty m:val="p"/>
+          </m:rPr>
+          <m:t>)</m:t>
+        </m:r>
+        <m:r>
+          <m:rPr>
+            <m:sty m:val="p"/>
+          </m:rPr>
+          <m:t>−</m:t>
+        </m:r>
+        <m:r>
+          <m:rPr>
+            <m:sty m:val="p"/>
+          </m:rPr>
+          <m:t>T</m:t>
+        </m:r>
+        <m:r>
+          <m:rPr>
+            <m:sty m:val="p"/>
+          </m:rPr>
+          <m:t>L</m:t>
+        </m:r>
+        <m:r>
+          <m:rPr>
+            <m:sty m:val="p"/>
+          </m:rPr>
+          <m:t>(</m:t>
+        </m:r>
+        <m:r>
+          <m:t>A</m:t>
+        </m:r>
+        <m:r>
+          <m:t>1</m:t>
+        </m:r>
+        <m:r>
+          <m:rPr>
+            <m:sty m:val="p"/>
+          </m:rPr>
+          <m:t>)</m:t>
+        </m:r>
+        <m:r>
+          <m:rPr>
+            <m:sty m:val="p"/>
+          </m:rPr>
+          <m:t>=</m:t>
+        </m:r>
+        <m:r>
+          <m:rPr>
+            <m:sty m:val="p"/>
+          </m:rPr>
+          <m:t>−</m:t>
+        </m:r>
+        <m:r>
+          <m:t>3.883048</m:t>
+        </m:r>
+      </m:oMath>
+      <w:r>
+        <w:t xml:space="preserve"> </w:t>
+      </w:r>
+      <w:r>
+        <w:t xml:space="preserve">(filed</w:t>
+      </w:r>
+      <w:r>
+        <w:t xml:space="preserve"> </w:t>
+      </w:r>
+      <m:oMath>
+        <m:r>
+          <m:rPr>
+            <m:sty m:val="p"/>
+          </m:rPr>
+          <m:t>≤</m:t>
+        </m:r>
+        <m:r>
+          <m:rPr>
+            <m:sty m:val="p"/>
+          </m:rPr>
+          <m:t>−</m:t>
+        </m:r>
+        <m:r>
+          <m:t>0.01</m:t>
+        </m:r>
+      </m:oMath>
+      <w:r>
+        <w:t xml:space="preserve">: observed in this apparatus). One authorized secondary test touch scored A2 only (English test BPB</w:t>
+      </w:r>
+      <w:r>
+        <w:t xml:space="preserve"> </w:t>
+      </w:r>
+      <m:oMath>
+        <m:r>
+          <m:t>1.392015</m:t>
+        </m:r>
+      </m:oMath>
+      <w:r>
+        <w:t xml:space="preserve">; legacy Tagalog holdout under English BPE</w:t>
+      </w:r>
+      <w:r>
+        <w:t xml:space="preserve"> </w:t>
+      </w:r>
+      <m:oMath>
+        <m:r>
+          <m:t>1.160154</m:t>
+        </m:r>
+      </m:oMath>
+      <w:r>
+        <w:t xml:space="preserve">). The contribution is a locked equal-exposure continual-pretraining measurement, not a claim that Tagalog improves English in general, and not a chat, CORE, or Hugging Face</w:t>
       </w:r>
       <w:r>
         <w:t xml:space="preserve"> </w:t>
@@ -192,28 +663,13 @@
         <w:rPr>
           <w:rStyle w:val="VerbatimChar"/>
         </w:rPr>
-        <w:t xml:space="preserve">val_bpb_full</w:t>
-      </w:r>
-      <w:r>
-        <w:t xml:space="preserve"> </w:t>
-      </w:r>
-      <w:r>
-        <w:t xml:space="preserve">on</w:t>
-      </w:r>
-      <w:r>
-        <w:t xml:space="preserve"> </w:t>
-      </w:r>
-      <w:r>
-        <w:rPr>
-          <w:rStyle w:val="VerbatimChar"/>
-        </w:rPr>
-        <w:t xml:space="preserve">reconstructed_article_70_15_15</w:t>
-      </w:r>
-      <w:r>
-        <w:t xml:space="preserve"> </w:t>
-      </w:r>
-      <w:r>
-        <w:t xml:space="preserve">(Filipino acquisition). The forgetting contrast is extra-English continuation versus Tagalog continuation at the same token budget. P1.1 Table 2 is the Tagalog from-scratch ceiling and the English negative control. New GitHub and Hub repositories; P1.1 weights stay read-only. No phase-2 numbers are invented. No Hugging Face Trainer, CORE, chat, or SFT in the primary table.</w:t>
+        <w:t xml:space="preserve">Trainer</w:t>
+      </w:r>
+      <w:r>
+        <w:t xml:space="preserve"> </w:t>
+      </w:r>
+      <w:r>
+        <w:t xml:space="preserve">result.</w:t>
       </w:r>
     </w:p>
     <w:p>
@@ -231,7 +687,7 @@
         <w:t xml:space="preserve"> </w:t>
       </w:r>
       <w:r>
-        <w:t xml:space="preserve">catastrophic forgetting; English retention; Tagalog acquisition; WikiText-103; WikiText-TL-39; bits-per-byte; provenance; equal-exposure; nanochat; preregistration.</w:t>
+        <w:t xml:space="preserve">catastrophic forgetting; English retention; Tagalog acquisition; WikiText-103; WikiText-TL-39; bits-per-byte; equal-exposure; nanochat; preregistration; continual pretraining.</w:t>
       </w:r>
     </w:p>
     <w:p>
@@ -261,55 +717,77 @@
           <w:b/>
           <w:bCs/>
         </w:rPr>
-        <w:t xml:space="preserve">Status:</w:t>
-      </w:r>
-      <w:r>
-        <w:t xml:space="preserve"> </w:t>
-      </w:r>
-      <w:r>
-        <w:t xml:space="preserve">Stage 1. Direction recalibrated 16 August 2026. English parents and Tagalog continuation have not been run.</w:t>
-      </w:r>
-    </w:p>
-    <w:p>
-      <w:pPr>
-        <w:pStyle w:val="BodyText"/>
-      </w:pPr>
-      <w:r>
-        <w:rPr>
-          <w:b/>
-          <w:bCs/>
-        </w:rPr>
-        <w:t xml:space="preserve">P1.1 (frozen, A/P/C/L/N</w:t>
-      </w:r>
-      <w:r>
-        <w:rPr>
-          <w:b/>
-          <w:bCs/>
-        </w:rPr>
-        <w:t xml:space="preserve"> </w:t>
-      </w:r>
-      <m:oMath>
-        <m:r>
-          <m:rPr>
-            <m:sty m:val="p"/>
-          </m:rPr>
-          <m:t>=</m:t>
-        </m:r>
-        <m:r>
-          <m:t>25</m:t>
-        </m:r>
-      </m:oMath>
-      <w:r>
-        <w:rPr>
-          <w:b/>
-          <w:bCs/>
-        </w:rPr>
-        <w:t xml:space="preserve">):</w:t>
+        <w:t xml:space="preserve">Code and weights:</w:t>
+      </w:r>
+      <w:r>
+        <w:t xml:space="preserve"> </w:t>
+      </w:r>
+      <w:r>
+        <w:t xml:space="preserve">study repository</w:t>
       </w:r>
       <w:r>
         <w:t xml:space="preserve"> </w:t>
       </w:r>
       <w:hyperlink r:id="rId9">
+        <w:r>
+          <w:rPr>
+            <w:rStyle w:val="Hyperlink"/>
+          </w:rPr>
+          <w:t xml:space="preserve">https://github.com/pageman/nanochat-filipino</w:t>
+        </w:r>
+      </w:hyperlink>
+      <w:r>
+        <w:t xml:space="preserve"> </w:t>
+      </w:r>
+      <w:r>
+        <w:t xml:space="preserve">(P2 subtree); model card and (when uploaded as a complete set) branch checkpoints at</w:t>
+      </w:r>
+      <w:r>
+        <w:t xml:space="preserve"> </w:t>
+      </w:r>
+      <w:hyperlink r:id="rId10">
+        <w:r>
+          <w:rPr>
+            <w:rStyle w:val="Hyperlink"/>
+          </w:rPr>
+          <w:t xml:space="preserve">https://huggingface.co/pageman/nanochat-filipino-p2-en-then-tl</w:t>
+        </w:r>
+      </w:hyperlink>
+      <w:r>
+        <w:t xml:space="preserve">. Registration:</w:t>
+      </w:r>
+      <w:r>
+        <w:t xml:space="preserve"> </w:t>
+      </w:r>
+      <w:hyperlink r:id="rId11">
+        <w:r>
+          <w:rPr>
+            <w:rStyle w:val="Hyperlink"/>
+          </w:rPr>
+          <w:t xml:space="preserve">https://aspredicted.org/xa56bs.pdf</w:t>
+        </w:r>
+      </w:hyperlink>
+      <w:r>
+        <w:t xml:space="preserve">. ResearchBox:</w:t>
+      </w:r>
+      <w:r>
+        <w:t xml:space="preserve"> </w:t>
+      </w:r>
+      <w:hyperlink r:id="rId12">
+        <w:r>
+          <w:rPr>
+            <w:rStyle w:val="Hyperlink"/>
+          </w:rPr>
+          <w:t xml:space="preserve">https://researchbox.org/8763</w:t>
+        </w:r>
+      </w:hyperlink>
+      <w:r>
+        <w:t xml:space="preserve">. P1.1 paper and weights remain separate:</w:t>
+      </w:r>
+      <w:r>
+        <w:t xml:space="preserve"> </w:t>
+      </w:r>
+      <w:hyperlink r:id="rId13">
         <w:r>
           <w:rPr>
             <w:rStyle w:val="Hyperlink"/>
@@ -318,26 +796,12 @@
         </w:r>
       </w:hyperlink>
       <w:r>
-        <w:t xml:space="preserve">; code</w:t>
-      </w:r>
-      <w:r>
-        <w:t xml:space="preserve"> </w:t>
-      </w:r>
-      <w:hyperlink r:id="rId10">
-        <w:r>
-          <w:rPr>
-            <w:rStyle w:val="Hyperlink"/>
-          </w:rPr>
-          <w:t xml:space="preserve">https://github.com/pageman/nanochat-filipino</w:t>
-        </w:r>
-      </w:hyperlink>
-      <w:r>
-        <w:t xml:space="preserve">; weights</w:t>
-      </w:r>
-      <w:r>
-        <w:t xml:space="preserve"> </w:t>
-      </w:r>
-      <w:hyperlink r:id="rId11">
+        <w:t xml:space="preserve">;</w:t>
+      </w:r>
+      <w:r>
+        <w:t xml:space="preserve"> </w:t>
+      </w:r>
+      <w:hyperlink r:id="rId14">
         <w:r>
           <w:rPr>
             <w:rStyle w:val="Hyperlink"/>
@@ -349,16 +813,446 @@
         <w:t xml:space="preserve">.</w:t>
       </w:r>
     </w:p>
+    <w:bookmarkStart w:id="15" w:name="sec:intro"/>
+    <w:p>
+      <w:pPr>
+        <w:pStyle w:val="Heading1"/>
+      </w:pPr>
+      <w:r>
+        <w:t xml:space="preserve">Introduction</w:t>
+      </w:r>
+    </w:p>
+    <w:p>
+      <w:pPr>
+        <w:pStyle w:val="FirstParagraph"/>
+      </w:pPr>
+      <w:r>
+        <w:t xml:space="preserve">Pajo </w:t>
+      </w:r>
+      <w:r>
+        <w:t xml:space="preserve"> </w:t>
+      </w:r>
+      <w:r>
+        <w:t xml:space="preserve">trained nanochat from scratch on WikiText-TL-39 and measured held-out Tagalog BPB under equal exposure (AsPredicted #306780). That study is complete and is not amended here. Those Tagalog-only checkpoints never saw English, so they cannot answer whether a model</w:t>
+      </w:r>
+      <w:r>
+        <w:t xml:space="preserve"> </w:t>
+      </w:r>
+      <w:r>
+        <w:t xml:space="preserve">“forgot English because it learned Tagalog.”</w:t>
+      </w:r>
+      <w:r>
+        <w:t xml:space="preserve"> </w:t>
+      </w:r>
+      <w:r>
+        <w:t xml:space="preserve">WikiText-TL-39 is a corpus, not an English-pretrained model </w:t>
+      </w:r>
+      <w:r>
+        <w:t xml:space="preserve">. English pretraining is a separate nanochat run on WikiText-103 raw </w:t>
+      </w:r>
+      <w:r>
+        <w:t xml:space="preserve">.</w:t>
+      </w:r>
+    </w:p>
     <w:p>
       <w:pPr>
         <w:pStyle w:val="BodyText"/>
       </w:pPr>
       <w:r>
-        <w:rPr>
-          <w:b/>
-          <w:bCs/>
-        </w:rPr>
-        <w:t xml:space="preserve">This study (new repos, not written onto P1.1):</w:t>
+        <w:t xml:space="preserve">Typical large-model forgetting work starts from an English or multilingual base and adds a new task </w:t>
+      </w:r>
+      <w:r>
+        <w:t xml:space="preserve">. This paper stays in that causal direction and keeps P1.1’s purity: WikiText-family text, nanochat depth dial, BPB rather than CORE </w:t>
+      </w:r>
+      <w:r>
+        <w:t xml:space="preserve">. The Tagalog stage is sequential continued pretraining under language shift, not classifier fine-tuning </w:t>
+      </w:r>
+      <w:r>
+        <w:t xml:space="preserve">. Equal-exposure arithmetic is copied from P1.1 so English pretraining is not a silent compute confound </w:t>
+      </w:r>
+      <w:r>
+        <w:t xml:space="preserve">.</w:t>
+      </w:r>
+    </w:p>
+    <w:p>
+      <w:pPr>
+        <w:pStyle w:val="BodyText"/>
+      </w:pPr>
+      <w:r>
+        <w:t xml:space="preserve">The confirmatory question, filed before confirmatory continuation BPB existed, is:</w:t>
+      </w:r>
+    </w:p>
+    <w:p>
+      <w:pPr>
+        <w:pStyle w:val="BlockText"/>
+      </w:pPr>
+      <w:r>
+        <w:t xml:space="preserve">When an English-pretrained nanochat (EN0), whose English provenance has passed P0, is continued for</w:t>
+      </w:r>
+      <w:r>
+        <w:t xml:space="preserve"> </w:t>
+      </w:r>
+      <m:oMath>
+        <m:sSub>
+          <m:e>
+            <m:r>
+              <m:t>D</m:t>
+            </m:r>
+          </m:e>
+          <m:sub>
+            <m:r>
+              <m:rPr>
+                <m:sty m:val="p"/>
+              </m:rPr>
+              <m:t>p</m:t>
+            </m:r>
+            <m:r>
+              <m:rPr>
+                <m:sty m:val="p"/>
+              </m:rPr>
+              <m:t>h</m:t>
+            </m:r>
+            <m:r>
+              <m:rPr>
+                <m:sty m:val="p"/>
+              </m:rPr>
+              <m:t>a</m:t>
+            </m:r>
+            <m:r>
+              <m:rPr>
+                <m:sty m:val="p"/>
+              </m:rPr>
+              <m:t>s</m:t>
+            </m:r>
+            <m:r>
+              <m:rPr>
+                <m:sty m:val="p"/>
+              </m:rPr>
+              <m:t>e</m:t>
+            </m:r>
+            <m:r>
+              <m:rPr>
+                <m:sty m:val="p"/>
+              </m:rPr>
+              <m:t>2</m:t>
+            </m:r>
+          </m:sub>
+        </m:sSub>
+      </m:oMath>
+      <w:r>
+        <w:t xml:space="preserve"> </w:t>
+      </w:r>
+      <w:r>
+        <w:t xml:space="preserve">tokens on WikiText-TL-39 train, does English held-out BPB rise more than under matched extra-English continuation, and does Tagalog held-out BPB fall toward the P1.1 from-scratch ceiling?</w:t>
+      </w:r>
+    </w:p>
+    <w:p>
+      <w:pPr>
+        <w:pStyle w:val="FirstParagraph"/>
+      </w:pPr>
+      <w:r>
+        <w:t xml:space="preserve">The registered English-cost prediction was</w:t>
+      </w:r>
+      <w:r>
+        <w:t xml:space="preserve"> </w:t>
+      </w:r>
+      <m:oMath>
+        <m:sSub>
+          <m:e>
+            <m:r>
+              <m:t>C</m:t>
+            </m:r>
+          </m:e>
+          <m:sub>
+            <m:r>
+              <m:rPr>
+                <m:sty m:val="p"/>
+              </m:rPr>
+              <m:t>e</m:t>
+            </m:r>
+            <m:r>
+              <m:rPr>
+                <m:sty m:val="p"/>
+              </m:rPr>
+              <m:t>n</m:t>
+            </m:r>
+          </m:sub>
+        </m:sSub>
+        <m:r>
+          <m:rPr>
+            <m:sty m:val="p"/>
+          </m:rPr>
+          <m:t>≥</m:t>
+        </m:r>
+        <m:r>
+          <m:t>0.01</m:t>
+        </m:r>
+      </m:oMath>
+      <w:r>
+        <w:t xml:space="preserve">. The registered Tagalog-gain prediction was</w:t>
+      </w:r>
+      <w:r>
+        <w:t xml:space="preserve"> </w:t>
+      </w:r>
+      <m:oMath>
+        <m:sSub>
+          <m:e>
+            <m:r>
+              <m:t>G</m:t>
+            </m:r>
+          </m:e>
+          <m:sub>
+            <m:r>
+              <m:rPr>
+                <m:sty m:val="p"/>
+              </m:rPr>
+              <m:t>t</m:t>
+            </m:r>
+            <m:r>
+              <m:rPr>
+                <m:sty m:val="p"/>
+              </m:rPr>
+              <m:t>l</m:t>
+            </m:r>
+          </m:sub>
+        </m:sSub>
+        <m:r>
+          <m:rPr>
+            <m:sty m:val="p"/>
+          </m:rPr>
+          <m:t>≤</m:t>
+        </m:r>
+        <m:r>
+          <m:rPr>
+            <m:sty m:val="p"/>
+          </m:rPr>
+          <m:t>−</m:t>
+        </m:r>
+        <m:r>
+          <m:t>0.01</m:t>
+        </m:r>
+      </m:oMath>
+      <w:r>
+        <w:t xml:space="preserve">. The filing stated that the study would not claim a population effect, would not reuse P1.1’s native-BPE test BPB as a P2 observation, and is not a CORE, chat, or classification test </w:t>
+      </w:r>
+      <w:r>
+        <w:t xml:space="preserve">.</w:t>
+      </w:r>
+    </w:p>
+    <w:p>
+      <w:pPr>
+        <w:pStyle w:val="BodyText"/>
+      </w:pPr>
+      <w:r>
+        <w:t xml:space="preserve">This paper contributes four things.</w:t>
+      </w:r>
+    </w:p>
+    <w:p>
+      <w:pPr>
+        <w:numPr>
+          <w:ilvl w:val="0"/>
+          <w:numId w:val="1001"/>
+        </w:numPr>
+      </w:pPr>
+      <w:r>
+        <w:t xml:space="preserve">A preregistered English-then-Tagalog nanochat run with frozen A0 parent, matched phase-2 budget, and dual full-split BPB, independent of #306780.</w:t>
+      </w:r>
+    </w:p>
+    <w:p>
+      <w:pPr>
+        <w:numPr>
+          <w:ilvl w:val="0"/>
+          <w:numId w:val="1001"/>
+        </w:numPr>
+      </w:pPr>
+      <w:r>
+        <w:t xml:space="preserve">A recoverable English path: Hugging Face WikiText-103-raw revision, official Merity splits, train-only 32</w:t>
+      </w:r>
+      <w:r>
+        <w:t xml:space="preserve">,</w:t>
+      </w:r>
+      <w:r>
+        <w:t xml:space="preserve">768 BPE, and isolated test text that is not redistributed.</w:t>
+      </w:r>
+    </w:p>
+    <w:p>
+      <w:pPr>
+        <w:numPr>
+          <w:ilvl w:val="0"/>
+          <w:numId w:val="1001"/>
+        </w:numPr>
+      </w:pPr>
+      <w:r>
+        <w:t xml:space="preserve">A one-test-touch evaluation: seal English</w:t>
+      </w:r>
+      <w:r>
+        <w:t xml:space="preserve"> </w:t>
+      </w:r>
+      <m:oMath>
+        <m:sSub>
+          <m:e>
+            <m:r>
+              <m:t>C</m:t>
+            </m:r>
+          </m:e>
+          <m:sub>
+            <m:r>
+              <m:rPr>
+                <m:sty m:val="p"/>
+              </m:rPr>
+              <m:t>e</m:t>
+            </m:r>
+            <m:r>
+              <m:rPr>
+                <m:sty m:val="p"/>
+              </m:rPr>
+              <m:t>n</m:t>
+            </m:r>
+          </m:sub>
+        </m:sSub>
+      </m:oMath>
+      <w:r>
+        <w:t xml:space="preserve"> </w:t>
+      </w:r>
+      <w:r>
+        <w:t xml:space="preserve">and Tagalog</w:t>
+      </w:r>
+      <w:r>
+        <w:t xml:space="preserve"> </w:t>
+      </w:r>
+      <m:oMath>
+        <m:sSub>
+          <m:e>
+            <m:r>
+              <m:t>G</m:t>
+            </m:r>
+          </m:e>
+          <m:sub>
+            <m:r>
+              <m:rPr>
+                <m:sty m:val="p"/>
+              </m:rPr>
+              <m:t>t</m:t>
+            </m:r>
+            <m:r>
+              <m:rPr>
+                <m:sty m:val="p"/>
+              </m:rPr>
+              <m:t>l</m:t>
+            </m:r>
+          </m:sub>
+        </m:sSub>
+      </m:oMath>
+      <w:r>
+        <w:t xml:space="preserve"> </w:t>
+      </w:r>
+      <w:r>
+        <w:t xml:space="preserve">on validation with both tests unread, then one A2-only secondary test event.</w:t>
+      </w:r>
+    </w:p>
+    <w:p>
+      <w:pPr>
+        <w:numPr>
+          <w:ilvl w:val="0"/>
+          <w:numId w:val="1001"/>
+        </w:numPr>
+      </w:pPr>
+      <w:r>
+        <w:t xml:space="preserve">A locked reading of this one-seed apparatus: the Tagalog-gain pattern was observed; the English-cost pattern was not observed (opposite sign on</w:t>
+      </w:r>
+      <w:r>
+        <w:t xml:space="preserve"> </w:t>
+      </w:r>
+      <m:oMath>
+        <m:sSub>
+          <m:e>
+            <m:r>
+              <m:t>C</m:t>
+            </m:r>
+          </m:e>
+          <m:sub>
+            <m:r>
+              <m:rPr>
+                <m:sty m:val="p"/>
+              </m:rPr>
+              <m:t>e</m:t>
+            </m:r>
+            <m:r>
+              <m:rPr>
+                <m:sty m:val="p"/>
+              </m:rPr>
+              <m:t>n</m:t>
+            </m:r>
+          </m:sub>
+        </m:sSub>
+      </m:oMath>
+      <w:r>
+        <w:t xml:space="preserve">).</w:t>
+      </w:r>
+    </w:p>
+    <w:p>
+      <w:pPr>
+        <w:pStyle w:val="FirstParagraph"/>
+      </w:pPr>
+      <w:r>
+        <w:t xml:space="preserve">The paper follows the close-out record for AsPredicted #306935. It does not amend #306780.</w:t>
+      </w:r>
+    </w:p>
+    <w:bookmarkEnd w:id="15"/>
+    <w:bookmarkStart w:id="21" w:name="sec:related"/>
+    <w:p>
+      <w:pPr>
+        <w:pStyle w:val="Heading1"/>
+      </w:pPr>
+      <w:r>
+        <w:t xml:space="preserve">Related work</w:t>
+      </w:r>
+    </w:p>
+    <w:bookmarkStart w:id="16" w:name="filipino-and-tagalog-language-resources"/>
+    <w:p>
+      <w:pPr>
+        <w:pStyle w:val="Heading2"/>
+      </w:pPr>
+      <w:r>
+        <w:t xml:space="preserve">Filipino and Tagalog language resources</w:t>
+      </w:r>
+    </w:p>
+    <w:p>
+      <w:pPr>
+        <w:pStyle w:val="FirstParagraph"/>
+      </w:pPr>
+      <w:r>
+        <w:t xml:space="preserve">Cruz and Cheng constructed WikiText-TL-39 as a Tagalog analogue of WikiText </w:t>
+      </w:r>
+      <w:r>
+        <w:t xml:space="preserve">. P1.1 measured equal-exposure depth versus Tagalog BPB on a reconstructed-article split of that package </w:t>
+      </w:r>
+      <w:r>
+        <w:t xml:space="preserve">. Later Filipino encoder and mixed-corpus work answers a different question. Those resources do not say what happens to English held-out BPB when a decoder that was actually pretrained on WikiText-103 is continued on frozen WikiText-TL-39 train at a matched token budget.</w:t>
+      </w:r>
+    </w:p>
+    <w:bookmarkEnd w:id="16"/>
+    <w:bookmarkStart w:id="17" w:name="language-modeling-evaluation"/>
+    <w:p>
+      <w:pPr>
+        <w:pStyle w:val="Heading2"/>
+      </w:pPr>
+      <w:r>
+        <w:t xml:space="preserve">Language-modeling evaluation</w:t>
+      </w:r>
+    </w:p>
+    <w:p>
+      <w:pPr>
+        <w:pStyle w:val="FirstParagraph"/>
+      </w:pPr>
+      <w:r>
+        <w:t xml:space="preserve">WikiText established a clean Wikipedia language-modeling setup in English </w:t>
+      </w:r>
+      <w:r>
+        <w:t xml:space="preserve">. BPB remains the fair comparison when vocabularies differ </w:t>
+      </w:r>
+      <w:r>
+        <w:t xml:space="preserve">. This study uses official</w:t>
       </w:r>
       <w:r>
         <w:t xml:space="preserve"> </w:t>
@@ -367,25 +1261,30 @@
         <w:rPr>
           <w:rStyle w:val="VerbatimChar"/>
         </w:rPr>
-        <w:t xml:space="preserve">pageman/nanochat-filipino-p2-en-then-tl</w:t>
-      </w:r>
-      <w:r>
-        <w:t xml:space="preserve"> </w:t>
-      </w:r>
-      <w:r>
-        <w:t xml:space="preserve">on GitHub and Hugging Face.</w:t>
-      </w:r>
-    </w:p>
-    <w:p>
-      <w:pPr>
-        <w:pStyle w:val="BodyText"/>
-      </w:pPr>
-      <w:r>
-        <w:rPr>
-          <w:b/>
-          <w:bCs/>
-        </w:rPr>
-        <w:t xml:space="preserve">Direction lock:</w:t>
+        <w:t xml:space="preserve">evaluate_bpb</w:t>
+      </w:r>
+      <w:r>
+        <w:t xml:space="preserve">: mean token negative log-likelihood divided by</w:t>
+      </w:r>
+      <w:r>
+        <w:t xml:space="preserve"> </w:t>
+      </w:r>
+      <m:oMath>
+        <m:r>
+          <m:rPr>
+            <m:sty m:val="p"/>
+          </m:rPr>
+          <m:t>ln</m:t>
+        </m:r>
+        <m:r>
+          <m:t>2</m:t>
+        </m:r>
+      </m:oMath>
+      <w:r>
+        <w:t xml:space="preserve"> </w:t>
+      </w:r>
+      <w:r>
+        <w:t xml:space="preserve">times mean UTF-8 bytes per token. In-loop trainer validation is diagnostic and is not</w:t>
       </w:r>
       <w:r>
         <w:t xml:space="preserve"> </w:t>
@@ -394,19 +1293,287 @@
         <w:rPr>
           <w:rStyle w:val="VerbatimChar"/>
         </w:rPr>
-        <w:t xml:space="preserve">docs/papers/p2-cf-english/DIRECTION-RECALIBRATION.md</w:t>
+        <w:t xml:space="preserve">val_bpb_full</w:t>
       </w:r>
       <w:r>
         <w:t xml:space="preserve">.</w:t>
       </w:r>
     </w:p>
-    <w:bookmarkStart w:id="12" w:name="sec:flip"/>
+    <w:bookmarkEnd w:id="17"/>
+    <w:bookmarkStart w:id="18" w:name="scaling-depth-and-data-constraints"/>
+    <w:p>
+      <w:pPr>
+        <w:pStyle w:val="Heading2"/>
+      </w:pPr>
+      <w:r>
+        <w:t xml:space="preserve">Scaling, depth, and data constraints</w:t>
+      </w:r>
+    </w:p>
+    <w:p>
+      <w:pPr>
+        <w:pStyle w:val="FirstParagraph"/>
+      </w:pPr>
+      <w:r>
+        <w:t xml:space="preserve">Kaplan et al. described loss versus compute, data, and parameters </w:t>
+      </w:r>
+      <w:r>
+        <w:t xml:space="preserve">. Hoffmann et al. argued that many large models were undertrained relative to parameter count </w:t>
+      </w:r>
+      <w:r>
+        <w:t xml:space="preserve">. Muennighoff et al. studied repeated epochs when unique data are scarce </w:t>
+      </w:r>
+      <w:r>
+        <w:t xml:space="preserve">. P1.1 held</w:t>
+      </w:r>
+      <w:r>
+        <w:t xml:space="preserve"> </w:t>
+      </w:r>
+      <m:oMath>
+        <m:sSub>
+          <m:e>
+            <m:r>
+              <m:t>D</m:t>
+            </m:r>
+          </m:e>
+          <m:sub>
+            <m:r>
+              <m:t>3</m:t>
+            </m:r>
+            <m:r>
+              <m:t>x</m:t>
+            </m:r>
+          </m:sub>
+        </m:sSub>
+      </m:oMath>
+      <w:r>
+        <w:t xml:space="preserve"> </w:t>
+      </w:r>
+      <w:r>
+        <w:t xml:space="preserve">fixed across depths. P2 holds</w:t>
+      </w:r>
+      <w:r>
+        <w:t xml:space="preserve"> </w:t>
+      </w:r>
+      <m:oMath>
+        <m:sSub>
+          <m:e>
+            <m:r>
+              <m:t>D</m:t>
+            </m:r>
+          </m:e>
+          <m:sub>
+            <m:r>
+              <m:rPr>
+                <m:sty m:val="p"/>
+              </m:rPr>
+              <m:t>p</m:t>
+            </m:r>
+            <m:r>
+              <m:rPr>
+                <m:sty m:val="p"/>
+              </m:rPr>
+              <m:t>h</m:t>
+            </m:r>
+            <m:r>
+              <m:rPr>
+                <m:sty m:val="p"/>
+              </m:rPr>
+              <m:t>a</m:t>
+            </m:r>
+            <m:r>
+              <m:rPr>
+                <m:sty m:val="p"/>
+              </m:rPr>
+              <m:t>s</m:t>
+            </m:r>
+            <m:r>
+              <m:rPr>
+                <m:sty m:val="p"/>
+              </m:rPr>
+              <m:t>e</m:t>
+            </m:r>
+            <m:r>
+              <m:rPr>
+                <m:sty m:val="p"/>
+              </m:rPr>
+              <m:t>2</m:t>
+            </m:r>
+          </m:sub>
+        </m:sSub>
+        <m:r>
+          <m:rPr>
+            <m:sty m:val="p"/>
+          </m:rPr>
+          <m:t>=</m:t>
+        </m:r>
+        <m:sSubSup>
+          <m:e>
+            <m:r>
+              <m:t>D</m:t>
+            </m:r>
+          </m:e>
+          <m:sub>
+            <m:r>
+              <m:rPr>
+                <m:sty m:val="p"/>
+              </m:rPr>
+              <m:t>a</m:t>
+            </m:r>
+            <m:r>
+              <m:rPr>
+                <m:sty m:val="p"/>
+              </m:rPr>
+              <m:t>c</m:t>
+            </m:r>
+            <m:r>
+              <m:rPr>
+                <m:sty m:val="p"/>
+              </m:rPr>
+              <m:t>t</m:t>
+            </m:r>
+            <m:r>
+              <m:rPr>
+                <m:sty m:val="p"/>
+              </m:rPr>
+              <m:t>u</m:t>
+            </m:r>
+            <m:r>
+              <m:rPr>
+                <m:sty m:val="p"/>
+              </m:rPr>
+              <m:t>a</m:t>
+            </m:r>
+            <m:r>
+              <m:rPr>
+                <m:sty m:val="p"/>
+              </m:rPr>
+              <m:t>l</m:t>
+            </m:r>
+          </m:sub>
+          <m:sup>
+            <m:r>
+              <m:rPr>
+                <m:sty m:val="p"/>
+              </m:rPr>
+              <m:t>P</m:t>
+            </m:r>
+            <m:r>
+              <m:rPr>
+                <m:sty m:val="p"/>
+              </m:rPr>
+              <m:t>1.1</m:t>
+            </m:r>
+          </m:sup>
+        </m:sSubSup>
+        <m:r>
+          <m:rPr>
+            <m:sty m:val="p"/>
+          </m:rPr>
+          <m:t>=</m:t>
+        </m:r>
+        <m:r>
+          <m:t>19</m:t>
+        </m:r>
+        <m:r>
+          <m:rPr>
+            <m:sty m:val="p"/>
+          </m:rPr>
+          <m:t>,</m:t>
+        </m:r>
+        <m:r>
+          <m:t>267</m:t>
+        </m:r>
+        <m:r>
+          <m:rPr>
+            <m:sty m:val="p"/>
+          </m:rPr>
+          <m:t>,</m:t>
+        </m:r>
+        <m:r>
+          <m:t>584</m:t>
+        </m:r>
+      </m:oMath>
+      <w:r>
+        <w:t xml:space="preserve"> </w:t>
+      </w:r>
+      <w:r>
+        <w:t xml:space="preserve">fixed across A1, A2, and A3 so the forgetting contrast is not a compute contrast.</w:t>
+      </w:r>
+    </w:p>
+    <w:bookmarkEnd w:id="18"/>
+    <w:bookmarkStart w:id="19" w:name="X7fa4d2c0ee31c4c29d0ea2b8fef6ed50849290f"/>
+    <w:p>
+      <w:pPr>
+        <w:pStyle w:val="Heading2"/>
+      </w:pPr>
+      <w:r>
+        <w:t xml:space="preserve">Catastrophic forgetting and continual pretraining</w:t>
+      </w:r>
+    </w:p>
+    <w:p>
+      <w:pPr>
+        <w:pStyle w:val="FirstParagraph"/>
+      </w:pPr>
+      <w:r>
+        <w:t xml:space="preserve">Sequential overwriting of old knowledge is the classical interference problem </w:t>
+      </w:r>
+      <w:r>
+        <w:t xml:space="preserve">. LLM papers often start from an English base and add a new language or task </w:t>
+      </w:r>
+      <w:r>
+        <w:t xml:space="preserve">. Elastic weight consolidation and replay are later, named follow-ons, not this experiment </w:t>
+      </w:r>
+      <w:r>
+        <w:t xml:space="preserve">. P1.1 Hub checkpoints are a Tagalog-from-scratch speedrun. Using them as the P2 parent would measure Tagalog retention under English data—the opposite causal arrow.</w:t>
+      </w:r>
+    </w:p>
+    <w:bookmarkEnd w:id="19"/>
+    <w:bookmarkStart w:id="20" w:name="Xa930e79c345255aa5b107bac783f4842bd3715a"/>
+    <w:p>
+      <w:pPr>
+        <w:pStyle w:val="Heading2"/>
+      </w:pPr>
+      <w:r>
+        <w:t xml:space="preserve">Preregistration and confirmatory practice</w:t>
+      </w:r>
+    </w:p>
+    <w:p>
+      <w:pPr>
+        <w:pStyle w:val="FirstParagraph"/>
+      </w:pPr>
+      <w:r>
+        <w:t xml:space="preserve">Preregistration reduces undisclosed flexibility </w:t>
+      </w:r>
+      <w:r>
+        <w:t xml:space="preserve">. AsPredicted #306935 locked the question, parent, arms, budgets, dual BPB,</w:t>
+      </w:r>
+      <w:r>
+        <w:t xml:space="preserve"> </w:t>
+      </w:r>
+      <m:oMath>
+        <m:r>
+          <m:t>0.01</m:t>
+        </m:r>
+      </m:oMath>
+      <w:r>
+        <w:t xml:space="preserve"> </w:t>
+      </w:r>
+      <w:r>
+        <w:t xml:space="preserve">practical cutoff, one-test-touch rule, and independence from #306780 before confirmatory continuation BPB existed </w:t>
+      </w:r>
+      <w:r>
+        <w:t xml:space="preserve">.</w:t>
+      </w:r>
+    </w:p>
+    <w:bookmarkEnd w:id="20"/>
+    <w:bookmarkEnd w:id="21"/>
+    <w:bookmarkStart w:id="22" w:name="sec:glossary"/>
     <w:p>
       <w:pPr>
         <w:pStyle w:val="Heading1"/>
       </w:pPr>
       <w:r>
-        <w:t xml:space="preserve">What changed, and why P1.1 cannot be the CF parent</w:t>
+        <w:t xml:space="preserve">Glossary</w:t>
       </w:r>
     </w:p>
     <w:p>
@@ -414,7 +1581,7 @@
         <w:pStyle w:val="FirstParagraph"/>
       </w:pPr>
       <w:r>
-        <w:t xml:space="preserve">The question is: after English pretraining, how much English is lost when the same decoder is continued on Filipino Wikipedia text, and did it actually learn Filipino?</w:t>
+        <w:t xml:space="preserve">Frozen Tagalog-from-scratch equal-exposure study. Not the English parent.</w:t>
       </w:r>
     </w:p>
     <w:p>
@@ -422,23 +1589,45 @@
         <w:pStyle w:val="BodyText"/>
       </w:pPr>
       <w:r>
-        <w:t xml:space="preserve">WikiText-TL-39 is a corpus, not a model that was</w:t>
-      </w:r>
-      <w:r>
-        <w:t xml:space="preserve"> </w:t>
-      </w:r>
-      <w:r>
-        <w:t xml:space="preserve">“pretrained in English.”</w:t>
-      </w:r>
-      <w:r>
-        <w:t xml:space="preserve"> </w:t>
-      </w:r>
-      <w:r>
-        <w:t xml:space="preserve">English pretraining is a separate nanochat run on WikiText-103 raw </w:t>
-      </w:r>
-      <w:r>
-        <w:t xml:space="preserve">. Filipino tuning uses the frozen P1.1 train split of WikiText-TL-39 </w:t>
-      </w:r>
+        <w:t xml:space="preserve">English-from-scratch nanochat on WikiText-103 raw. This is the CF parent.</w:t>
+      </w:r>
+    </w:p>
+    <w:p>
+      <w:pPr>
+        <w:pStyle w:val="BodyText"/>
+      </w:pPr>
+      <w:r>
+        <w:t xml:space="preserve">Provenance battery before any Tagalog train token. P0-E: EN0 English</w:t>
+      </w:r>
+      <w:r>
+        <w:t xml:space="preserve"> </w:t>
+      </w:r>
+      <w:r>
+        <w:rPr>
+          <w:rStyle w:val="VerbatimChar"/>
+        </w:rPr>
+        <w:t xml:space="preserve">val_bpb_full</w:t>
+      </w:r>
+      <w:r>
+        <w:t xml:space="preserve"> </w:t>
+      </w:r>
+      <w:r>
+        <w:t xml:space="preserve">beats untrained and byte-unigram floors by</w:t>
+      </w:r>
+      <w:r>
+        <w:t xml:space="preserve"> </w:t>
+      </w:r>
+      <m:oMath>
+        <m:r>
+          <m:rPr>
+            <m:sty m:val="p"/>
+          </m:rPr>
+          <m:t>≥</m:t>
+        </m:r>
+        <m:r>
+          <m:t>0.01</m:t>
+        </m:r>
+      </m:oMath>
       <w:r>
         <w:t xml:space="preserve">.</w:t>
       </w:r>
@@ -448,10 +1637,7 @@
         <w:pStyle w:val="BodyText"/>
       </w:pPr>
       <w:r>
-        <w:t xml:space="preserve">P1.1 Hub checkpoints are a pure Tagalog speedrun </w:t>
-      </w:r>
-      <w:r>
-        <w:t xml:space="preserve">. Using them as the CF parent would measure Tagalog retention under English data — the opposite causal arrow. That draft is retired.</w:t>
+        <w:t xml:space="preserve">Frozen EN0 d20 parent; dual eval; no additional train tokens.</w:t>
       </w:r>
     </w:p>
     <w:p>
@@ -459,7 +1645,135 @@
         <w:pStyle w:val="BodyText"/>
       </w:pPr>
       <w:r>
-        <w:t xml:space="preserve">P1.1 remains the measurement instrument for Filipino and the negative control for English (a model that was</w:t>
+        <w:t xml:space="preserve">Extra-English continuation,</w:t>
+      </w:r>
+      <w:r>
+        <w:t xml:space="preserve"> </w:t>
+      </w:r>
+      <m:oMath>
+        <m:sSub>
+          <m:e>
+            <m:r>
+              <m:t>D</m:t>
+            </m:r>
+          </m:e>
+          <m:sub>
+            <m:r>
+              <m:rPr>
+                <m:sty m:val="p"/>
+              </m:rPr>
+              <m:t>p</m:t>
+            </m:r>
+            <m:r>
+              <m:rPr>
+                <m:sty m:val="p"/>
+              </m:rPr>
+              <m:t>h</m:t>
+            </m:r>
+            <m:r>
+              <m:rPr>
+                <m:sty m:val="p"/>
+              </m:rPr>
+              <m:t>a</m:t>
+            </m:r>
+            <m:r>
+              <m:rPr>
+                <m:sty m:val="p"/>
+              </m:rPr>
+              <m:t>s</m:t>
+            </m:r>
+            <m:r>
+              <m:rPr>
+                <m:sty m:val="p"/>
+              </m:rPr>
+              <m:t>e</m:t>
+            </m:r>
+            <m:r>
+              <m:rPr>
+                <m:sty m:val="p"/>
+              </m:rPr>
+              <m:t>2</m:t>
+            </m:r>
+          </m:sub>
+        </m:sSub>
+      </m:oMath>
+      <w:r>
+        <w:t xml:space="preserve"> </w:t>
+      </w:r>
+      <w:r>
+        <w:t xml:space="preserve">(active control).</w:t>
+      </w:r>
+    </w:p>
+    <w:p>
+      <w:pPr>
+        <w:pStyle w:val="BodyText"/>
+      </w:pPr>
+      <w:r>
+        <w:t xml:space="preserve">Tagalog continuation on frozen P1.1 train,</w:t>
+      </w:r>
+      <w:r>
+        <w:t xml:space="preserve"> </w:t>
+      </w:r>
+      <m:oMath>
+        <m:sSub>
+          <m:e>
+            <m:r>
+              <m:t>D</m:t>
+            </m:r>
+          </m:e>
+          <m:sub>
+            <m:r>
+              <m:rPr>
+                <m:sty m:val="p"/>
+              </m:rPr>
+              <m:t>p</m:t>
+            </m:r>
+            <m:r>
+              <m:rPr>
+                <m:sty m:val="p"/>
+              </m:rPr>
+              <m:t>h</m:t>
+            </m:r>
+            <m:r>
+              <m:rPr>
+                <m:sty m:val="p"/>
+              </m:rPr>
+              <m:t>a</m:t>
+            </m:r>
+            <m:r>
+              <m:rPr>
+                <m:sty m:val="p"/>
+              </m:rPr>
+              <m:t>s</m:t>
+            </m:r>
+            <m:r>
+              <m:rPr>
+                <m:sty m:val="p"/>
+              </m:rPr>
+              <m:t>e</m:t>
+            </m:r>
+            <m:r>
+              <m:rPr>
+                <m:sty m:val="p"/>
+              </m:rPr>
+              <m:t>2</m:t>
+            </m:r>
+          </m:sub>
+        </m:sSub>
+      </m:oMath>
+      <w:r>
+        <w:t xml:space="preserve"> </w:t>
+      </w:r>
+      <w:r>
+        <w:t xml:space="preserve">(intervention). Only tested arm.</w:t>
+      </w:r>
+    </w:p>
+    <w:p>
+      <w:pPr>
+        <w:pStyle w:val="BodyText"/>
+      </w:pPr>
+      <w:r>
+        <w:t xml:space="preserve">50/50 English/Tagalog</w:t>
       </w:r>
       <w:r>
         <w:t xml:space="preserve"> </w:t>
@@ -469,79 +1783,10 @@
           <w:i/>
           <w:iCs/>
         </w:rPr>
-        <w:t xml:space="preserve">not</w:t>
-      </w:r>
-      <w:r>
-        <w:t xml:space="preserve"> </w:t>
-      </w:r>
-      <w:r>
-        <w:t xml:space="preserve">English-pretrained).</w:t>
-      </w:r>
-    </w:p>
-    <w:bookmarkEnd w:id="12"/>
-    <w:bookmarkStart w:id="13" w:name="sec:glossary"/>
-    <w:p>
-      <w:pPr>
-        <w:pStyle w:val="Heading1"/>
-      </w:pPr>
-      <w:r>
-        <w:t xml:space="preserve">Glossary</w:t>
-      </w:r>
-    </w:p>
-    <w:p>
-      <w:pPr>
-        <w:pStyle w:val="FirstParagraph"/>
-      </w:pPr>
-      <w:r>
-        <w:t xml:space="preserve">Frozen Tagalog-from-scratch study. Not the English parent.</w:t>
-      </w:r>
-    </w:p>
-    <w:p>
-      <w:pPr>
-        <w:pStyle w:val="BodyText"/>
-      </w:pPr>
-      <w:r>
-        <w:t xml:space="preserve">English-from-scratch nanochat on WikiText-103 raw. This</w:t>
-      </w:r>
-      <w:r>
-        <w:t xml:space="preserve"> </w:t>
-      </w:r>
-      <w:r>
-        <w:rPr>
-          <w:i/>
-          <w:iCs/>
-        </w:rPr>
-        <w:t xml:space="preserve">is</w:t>
-      </w:r>
-      <w:r>
-        <w:t xml:space="preserve"> </w:t>
-      </w:r>
-      <w:r>
-        <w:t xml:space="preserve">the CF parent.</w:t>
-      </w:r>
-    </w:p>
-    <w:p>
-      <w:pPr>
-        <w:pStyle w:val="BodyText"/>
-      </w:pPr>
-      <w:r>
-        <w:t xml:space="preserve">Provenance battery, scored before any Tagalog training token.</w:t>
-      </w:r>
-    </w:p>
-    <w:p>
-      <w:pPr>
-        <w:pStyle w:val="BodyText"/>
-      </w:pPr>
-      <w:r>
-        <w:t xml:space="preserve">Frozen EN0, dual eval (English before, Tagalog before).</w:t>
-      </w:r>
-    </w:p>
-    <w:p>
-      <w:pPr>
-        <w:pStyle w:val="BodyText"/>
-      </w:pPr>
-      <w:r>
-        <w:t xml:space="preserve">Extra English continuation,</w:t>
+        <w:t xml:space="preserve">documents</w:t>
+      </w:r>
+      <w:r>
+        <w:t xml:space="preserve">,</w:t>
       </w:r>
       <w:r>
         <w:t xml:space="preserve"> </w:t>
@@ -594,135 +1839,7 @@
         </m:sSub>
       </m:oMath>
       <w:r>
-        <w:t xml:space="preserve"> </w:t>
-      </w:r>
-      <w:r>
-        <w:t xml:space="preserve">(drift).</w:t>
-      </w:r>
-    </w:p>
-    <w:p>
-      <w:pPr>
-        <w:pStyle w:val="BodyText"/>
-      </w:pPr>
-      <w:r>
-        <w:t xml:space="preserve">Tagalog continuation on P1.1 train,</w:t>
-      </w:r>
-      <w:r>
-        <w:t xml:space="preserve"> </w:t>
-      </w:r>
-      <m:oMath>
-        <m:sSub>
-          <m:e>
-            <m:r>
-              <m:t>D</m:t>
-            </m:r>
-          </m:e>
-          <m:sub>
-            <m:r>
-              <m:rPr>
-                <m:sty m:val="p"/>
-              </m:rPr>
-              <m:t>p</m:t>
-            </m:r>
-            <m:r>
-              <m:rPr>
-                <m:sty m:val="p"/>
-              </m:rPr>
-              <m:t>h</m:t>
-            </m:r>
-            <m:r>
-              <m:rPr>
-                <m:sty m:val="p"/>
-              </m:rPr>
-              <m:t>a</m:t>
-            </m:r>
-            <m:r>
-              <m:rPr>
-                <m:sty m:val="p"/>
-              </m:rPr>
-              <m:t>s</m:t>
-            </m:r>
-            <m:r>
-              <m:rPr>
-                <m:sty m:val="p"/>
-              </m:rPr>
-              <m:t>e</m:t>
-            </m:r>
-            <m:r>
-              <m:rPr>
-                <m:sty m:val="p"/>
-              </m:rPr>
-              <m:t>2</m:t>
-            </m:r>
-          </m:sub>
-        </m:sSub>
-      </m:oMath>
-      <w:r>
-        <w:t xml:space="preserve"> </w:t>
-      </w:r>
-      <w:r>
-        <w:t xml:space="preserve">(CF intervention).</w:t>
-      </w:r>
-    </w:p>
-    <w:p>
-      <w:pPr>
-        <w:pStyle w:val="BodyText"/>
-      </w:pPr>
-      <w:r>
-        <w:t xml:space="preserve">50/50 English/Tagalog documents,</w:t>
-      </w:r>
-      <w:r>
-        <w:t xml:space="preserve"> </w:t>
-      </w:r>
-      <m:oMath>
-        <m:sSub>
-          <m:e>
-            <m:r>
-              <m:t>D</m:t>
-            </m:r>
-          </m:e>
-          <m:sub>
-            <m:r>
-              <m:rPr>
-                <m:sty m:val="p"/>
-              </m:rPr>
-              <m:t>p</m:t>
-            </m:r>
-            <m:r>
-              <m:rPr>
-                <m:sty m:val="p"/>
-              </m:rPr>
-              <m:t>h</m:t>
-            </m:r>
-            <m:r>
-              <m:rPr>
-                <m:sty m:val="p"/>
-              </m:rPr>
-              <m:t>a</m:t>
-            </m:r>
-            <m:r>
-              <m:rPr>
-                <m:sty m:val="p"/>
-              </m:rPr>
-              <m:t>s</m:t>
-            </m:r>
-            <m:r>
-              <m:rPr>
-                <m:sty m:val="p"/>
-              </m:rPr>
-              <m:t>e</m:t>
-            </m:r>
-            <m:r>
-              <m:rPr>
-                <m:sty m:val="p"/>
-              </m:rPr>
-              <m:t>2</m:t>
-            </m:r>
-          </m:sub>
-        </m:sSub>
-      </m:oMath>
-      <w:r>
-        <w:t xml:space="preserve">.</w:t>
+        <w:t xml:space="preserve">. Trade-off arm, not mitigation.</w:t>
       </w:r>
     </w:p>
     <w:p>
@@ -759,7 +1876,24 @@
         <w:t xml:space="preserve">val_bpb_full</w:t>
       </w:r>
       <w:r>
-        <w:t xml:space="preserve">(A1). Positive: Tagalog data hurt English more than more English did.</w:t>
+        <w:t xml:space="preserve">(A1). Filed</w:t>
+      </w:r>
+      <w:r>
+        <w:t xml:space="preserve"> </w:t>
+      </w:r>
+      <m:oMath>
+        <m:r>
+          <m:rPr>
+            <m:sty m:val="p"/>
+          </m:rPr>
+          <m:t>≥</m:t>
+        </m:r>
+        <m:r>
+          <m:t>0.01</m:t>
+        </m:r>
+      </m:oMath>
+      <w:r>
+        <w:t xml:space="preserve">.</w:t>
       </w:r>
     </w:p>
     <w:p>
@@ -779,120 +1913,16 @@
         <w:t xml:space="preserve">val_bpb_full</w:t>
       </w:r>
       <w:r>
-        <w:t xml:space="preserve">(A2) versus P1.1 Table 2 (from-scratch ceiling) and versus A0 (English parent before Filipino).</w:t>
-      </w:r>
-    </w:p>
-    <w:p>
-      <w:pPr>
-        <w:pStyle w:val="BodyText"/>
-      </w:pPr>
-      <w:r>
-        <w:t xml:space="preserve">After A2, English val BPB</w:t>
-      </w:r>
-      <w:r>
-        <w:t xml:space="preserve"> </w:t>
+        <w:t xml:space="preserve">(A2)</w:t>
       </w:r>
       <m:oMath>
         <m:r>
           <m:rPr>
             <m:sty m:val="p"/>
           </m:rPr>
-          <m:t>≥</m:t>
+          <m:t>−</m:t>
         </m:r>
       </m:oMath>
-      <w:r>
-        <w:t xml:space="preserve"> </w:t>
-      </w:r>
-      <w:r>
-        <w:t xml:space="preserve">EN0 untrained, or</w:t>
-      </w:r>
-      <w:r>
-        <w:t xml:space="preserve"> </w:t>
-      </w:r>
-      <m:oMath>
-        <m:sSub>
-          <m:e>
-            <m:r>
-              <m:rPr>
-                <m:sty m:val="p"/>
-              </m:rPr>
-              <m:t>Δ</m:t>
-            </m:r>
-          </m:e>
-          <m:sub>
-            <m:r>
-              <m:rPr>
-                <m:sty m:val="p"/>
-              </m:rPr>
-              <m:t>e</m:t>
-            </m:r>
-            <m:r>
-              <m:rPr>
-                <m:sty m:val="p"/>
-              </m:rPr>
-              <m:t>n</m:t>
-            </m:r>
-          </m:sub>
-        </m:sSub>
-        <m:r>
-          <m:rPr>
-            <m:sty m:val="p"/>
-          </m:rPr>
-          <m:t>≥</m:t>
-        </m:r>
-        <m:r>
-          <m:t>1.0</m:t>
-        </m:r>
-      </m:oMath>
-      <w:r>
-        <w:t xml:space="preserve"> </w:t>
-      </w:r>
-      <w:r>
-        <w:t xml:space="preserve">versus A0, or English val BPB no longer beats the English byte unigram. Not a</w:t>
-      </w:r>
-      <w:r>
-        <w:t xml:space="preserve"> </w:t>
-      </w:r>
-      <m:oMath>
-        <m:r>
-          <m:t>0.02</m:t>
-        </m:r>
-      </m:oMath>
-      <w:r>
-        <w:t xml:space="preserve"> </w:t>
-      </w:r>
-      <w:r>
-        <w:t xml:space="preserve">bump.</w:t>
-      </w:r>
-    </w:p>
-    <w:p>
-      <w:pPr>
-        <w:pStyle w:val="BodyText"/>
-      </w:pPr>
-      <w:r>
-        <w:t xml:space="preserve">Bits per UTF-8 byte. Fair across the English BPE and the P1.1 Tagalog BPE. Do not mix tokenizers in one training run.</w:t>
-      </w:r>
-    </w:p>
-    <w:bookmarkEnd w:id="13"/>
-    <w:bookmarkStart w:id="14" w:name="sec:p11"/>
-    <w:p>
-      <w:pPr>
-        <w:pStyle w:val="Heading1"/>
-      </w:pPr>
-      <w:r>
-        <w:t xml:space="preserve">P1.1 facts used as references, not as parents</w:t>
-      </w:r>
-    </w:p>
-    <w:p>
-      <w:pPr>
-        <w:pStyle w:val="FirstParagraph"/>
-      </w:pPr>
-      <w:r>
-        <w:t xml:space="preserve">Tagalog</w:t>
-      </w:r>
-      <w:r>
-        <w:t xml:space="preserve"> </w:t>
-      </w:r>
       <w:r>
         <w:rPr>
           <w:rStyle w:val="VerbatimChar"/>
@@ -900,938 +1930,140 @@
         <w:t xml:space="preserve">val_bpb_full</w:t>
       </w:r>
       <w:r>
-        <w:t xml:space="preserve"> </w:t>
-      </w:r>
-      <w:r>
-        <w:t xml:space="preserve">seed 0: d8</w:t>
+        <w:t xml:space="preserve">(A1). Filed</w:t>
       </w:r>
       <w:r>
         <w:t xml:space="preserve"> </w:t>
       </w:r>
       <m:oMath>
         <m:r>
-          <m:t>1.179135</m:t>
+          <m:rPr>
+            <m:sty m:val="p"/>
+          </m:rPr>
+          <m:t>≤</m:t>
+        </m:r>
+        <m:r>
+          <m:rPr>
+            <m:sty m:val="p"/>
+          </m:rPr>
+          <m:t>−</m:t>
+        </m:r>
+        <m:r>
+          <m:t>0.01</m:t>
         </m:r>
       </m:oMath>
       <w:r>
-        <w:t xml:space="preserve">, d12</w:t>
+        <w:t xml:space="preserve">.</w:t>
+      </w:r>
+    </w:p>
+    <w:p>
+      <w:pPr>
+        <w:pStyle w:val="BodyText"/>
+      </w:pPr>
+      <w:r>
+        <w:t xml:space="preserve">Bits per UTF-8 byte. Lower is better.</w:t>
+      </w:r>
+    </w:p>
+    <w:p>
+      <w:pPr>
+        <w:pStyle w:val="BodyText"/>
+      </w:pPr>
+      <w:r>
+        <w:t xml:space="preserve">Official full-split validation BPB after the final checkpoint. Primary DV.</w:t>
+      </w:r>
+    </w:p>
+    <w:p>
+      <w:pPr>
+        <w:pStyle w:val="BodyText"/>
+      </w:pPr>
+      <w:r>
+        <w:t xml:space="preserve">Same formula on an isolated test split. Secondary. A2 only, after the val seal.</w:t>
+      </w:r>
+    </w:p>
+    <w:p>
+      <w:pPr>
+        <w:pStyle w:val="BodyText"/>
+      </w:pPr>
+      <w:r>
+        <w:t xml:space="preserve">Phase-2 model-visible tokens:</w:t>
       </w:r>
       <w:r>
         <w:t xml:space="preserve"> </w:t>
       </w:r>
       <m:oMath>
         <m:r>
-          <m:t>1.180824</m:t>
+          <m:t>294</m:t>
+        </m:r>
+        <m:r>
+          <m:rPr>
+            <m:sty m:val="p"/>
+          </m:rPr>
+          <m:t>×</m:t>
+        </m:r>
+        <m:r>
+          <m:t>65</m:t>
+        </m:r>
+        <m:r>
+          <m:rPr>
+            <m:sty m:val="p"/>
+          </m:rPr>
+          <m:t>,</m:t>
+        </m:r>
+        <m:r>
+          <m:t>536</m:t>
+        </m:r>
+        <m:r>
+          <m:rPr>
+            <m:sty m:val="p"/>
+          </m:rPr>
+          <m:t>=</m:t>
+        </m:r>
+        <m:r>
+          <m:t>19</m:t>
+        </m:r>
+        <m:r>
+          <m:rPr>
+            <m:sty m:val="p"/>
+          </m:rPr>
+          <m:t>,</m:t>
+        </m:r>
+        <m:r>
+          <m:t>267</m:t>
+        </m:r>
+        <m:r>
+          <m:rPr>
+            <m:sty m:val="p"/>
+          </m:rPr>
+          <m:t>,</m:t>
+        </m:r>
+        <m:r>
+          <m:t>584</m:t>
         </m:r>
       </m:oMath>
       <w:r>
-        <w:t xml:space="preserve">, d16</w:t>
-      </w:r>
-      <w:r>
-        <w:t xml:space="preserve"> </w:t>
-      </w:r>
-      <m:oMath>
-        <m:r>
-          <m:t>1.195546</m:t>
-        </m:r>
-      </m:oMath>
-      <w:r>
-        <w:t xml:space="preserve">, d20</w:t>
-      </w:r>
-      <w:r>
-        <w:t xml:space="preserve"> </w:t>
-      </w:r>
-      <m:oMath>
-        <m:r>
-          <m:t>1.172248</m:t>
-        </m:r>
-      </m:oMath>
-      <w:r>
-        <w:t xml:space="preserve">. Untrained</w:t>
-      </w:r>
-      <w:r>
-        <w:t xml:space="preserve"> </w:t>
-      </w:r>
-      <m:oMath>
-        <m:r>
-          <m:rPr>
-            <m:sty m:val="p"/>
-          </m:rPr>
-          <m:t>≈</m:t>
-        </m:r>
-        <m:r>
-          <m:t>3.289</m:t>
-        </m:r>
-      </m:oMath>
-      <w:r>
-        <w:t xml:space="preserve">; unigram</w:t>
-      </w:r>
-      <w:r>
-        <w:t xml:space="preserve"> </w:t>
-      </w:r>
-      <m:oMath>
-        <m:r>
-          <m:t>4.453225</m:t>
-        </m:r>
-      </m:oMath>
-      <w:r>
-        <w:t xml:space="preserve">. Split</w:t>
-      </w:r>
-      <w:r>
-        <w:t xml:space="preserve"> </w:t>
-      </w:r>
-      <w:r>
-        <w:rPr>
-          <w:rStyle w:val="VerbatimChar"/>
-        </w:rPr>
-        <w:t xml:space="preserve">reconstructed_article_70_15_15</w:t>
-      </w:r>
-      <w:r>
-        <w:t xml:space="preserve">. nanochat</w:t>
-      </w:r>
-      <w:r>
-        <w:t xml:space="preserve"> </w:t>
-      </w:r>
-      <w:r>
-        <w:rPr>
-          <w:rStyle w:val="VerbatimChar"/>
-        </w:rPr>
-        <w:t xml:space="preserve">92d63d4</w:t>
-      </w:r>
-      <w:r>
         <w:t xml:space="preserve">.</w:t>
       </w:r>
-      <w:r>
-        <w:t xml:space="preserve"> </w:t>
-      </w:r>
-      <m:oMath>
-        <m:r>
-          <m:t>T</m:t>
-        </m:r>
-        <m:r>
-          <m:rPr>
-            <m:sty m:val="p"/>
-          </m:rPr>
-          <m:t>=</m:t>
-        </m:r>
-        <m:r>
-          <m:t>2048</m:t>
-        </m:r>
-      </m:oMath>
-      <w:r>
-        <w:t xml:space="preserve">. One Tagalog test BPB</w:t>
-      </w:r>
-      <w:r>
-        <w:t xml:space="preserve"> </w:t>
-      </w:r>
-      <m:oMath>
-        <m:r>
-          <m:t>1.164768</m:t>
-        </m:r>
-      </m:oMath>
-      <w:r>
-        <w:t xml:space="preserve"> </w:t>
-      </w:r>
-      <w:r>
-        <w:t xml:space="preserve">on d20; this study does not reuse it as a post-continuation number.</w:t>
-      </w:r>
-    </w:p>
-    <w:bookmarkEnd w:id="14"/>
-    <w:bookmarkStart w:id="15" w:name="sec:question"/>
-    <w:p>
-      <w:pPr>
-        <w:pStyle w:val="Heading1"/>
-      </w:pPr>
-      <w:r>
-        <w:t xml:space="preserve">Confirmatory question</w:t>
-      </w:r>
-    </w:p>
-    <w:p>
-      <w:pPr>
-        <w:pStyle w:val="FirstParagraph"/>
-      </w:pPr>
-      <w:r>
-        <w:t xml:space="preserve">File a new AsPredicted before EN0 confirmatory BPB (pilots allowed). Then:</w:t>
-      </w:r>
-    </w:p>
-    <w:p>
-      <w:pPr>
-        <w:pStyle w:val="BlockText"/>
-      </w:pPr>
-      <w:r>
-        <w:t xml:space="preserve">When an English-pretrained nanochat (EN0), whose English provenance has passed P0, is continued for</w:t>
-      </w:r>
-      <w:r>
-        <w:t xml:space="preserve"> </w:t>
-      </w:r>
-      <m:oMath>
-        <m:sSub>
-          <m:e>
-            <m:r>
-              <m:t>D</m:t>
-            </m:r>
-          </m:e>
-          <m:sub>
-            <m:r>
-              <m:rPr>
-                <m:sty m:val="p"/>
-              </m:rPr>
-              <m:t>p</m:t>
-            </m:r>
-            <m:r>
-              <m:rPr>
-                <m:sty m:val="p"/>
-              </m:rPr>
-              <m:t>h</m:t>
-            </m:r>
-            <m:r>
-              <m:rPr>
-                <m:sty m:val="p"/>
-              </m:rPr>
-              <m:t>a</m:t>
-            </m:r>
-            <m:r>
-              <m:rPr>
-                <m:sty m:val="p"/>
-              </m:rPr>
-              <m:t>s</m:t>
-            </m:r>
-            <m:r>
-              <m:rPr>
-                <m:sty m:val="p"/>
-              </m:rPr>
-              <m:t>e</m:t>
-            </m:r>
-            <m:r>
-              <m:rPr>
-                <m:sty m:val="p"/>
-              </m:rPr>
-              <m:t>2</m:t>
-            </m:r>
-          </m:sub>
-        </m:sSub>
-      </m:oMath>
-      <w:r>
-        <w:t xml:space="preserve"> </w:t>
-      </w:r>
-      <w:r>
-        <w:t xml:space="preserve">tokens on WikiText-TL-39 train, does English held-out BPB rise more than under matched extra-English continuation, and does Tagalog held-out BPB fall toward the P1.1 from-scratch ceiling?</w:t>
-      </w:r>
-    </w:p>
-    <w:p>
-      <w:pPr>
-        <w:pStyle w:val="FirstParagraph"/>
-      </w:pPr>
-      <w:r>
-        <w:t xml:space="preserve">Prediction:</w:t>
-      </w:r>
-      <w:r>
-        <w:t xml:space="preserve"> </w:t>
-      </w:r>
-      <m:oMath>
-        <m:sSub>
-          <m:e>
-            <m:r>
-              <m:t>C</m:t>
-            </m:r>
-          </m:e>
-          <m:sub>
-            <m:r>
-              <m:rPr>
-                <m:sty m:val="p"/>
-              </m:rPr>
-              <m:t>e</m:t>
-            </m:r>
-            <m:r>
-              <m:rPr>
-                <m:sty m:val="p"/>
-              </m:rPr>
-              <m:t>n</m:t>
-            </m:r>
-          </m:sub>
-        </m:sSub>
-        <m:r>
-          <m:rPr>
-            <m:sty m:val="p"/>
-          </m:rPr>
-          <m:t>&gt;</m:t>
-        </m:r>
-        <m:r>
-          <m:t>0</m:t>
-        </m:r>
-      </m:oMath>
-      <w:r>
-        <w:t xml:space="preserve"> </w:t>
-      </w:r>
-      <w:r>
-        <w:t xml:space="preserve">by at least</w:t>
-      </w:r>
-      <w:r>
-        <w:t xml:space="preserve"> </w:t>
-      </w:r>
-      <m:oMath>
-        <m:r>
-          <m:t>0.01</m:t>
-        </m:r>
-      </m:oMath>
-      <w:r>
-        <w:t xml:space="preserve"> </w:t>
-      </w:r>
-      <w:r>
-        <w:t xml:space="preserve">BPB at the registered depths. Tagalog A2 BPB will be strictly below A0 Tagalog BPB (learning Filipino) but need not match P1.1 d20 (different tokenizer, different init). Depth rankings of</w:t>
-      </w:r>
-      <w:r>
-        <w:t xml:space="preserve"> </w:t>
-      </w:r>
-      <m:oMath>
-        <m:sSub>
-          <m:e>
-            <m:r>
-              <m:t>C</m:t>
-            </m:r>
-          </m:e>
-          <m:sub>
-            <m:r>
-              <m:rPr>
-                <m:sty m:val="p"/>
-              </m:rPr>
-              <m:t>e</m:t>
-            </m:r>
-            <m:r>
-              <m:rPr>
-                <m:sty m:val="p"/>
-              </m:rPr>
-              <m:t>n</m:t>
-            </m:r>
-          </m:sub>
-        </m:sSub>
-      </m:oMath>
-      <w:r>
-        <w:t xml:space="preserve"> </w:t>
-      </w:r>
-      <w:r>
-        <w:t xml:space="preserve">require the</w:t>
-      </w:r>
-      <w:r>
-        <w:t xml:space="preserve"> </w:t>
-      </w:r>
-      <m:oMath>
-        <m:r>
-          <m:t>0.01</m:t>
-        </m:r>
-      </m:oMath>
-      <w:r>
-        <w:t xml:space="preserve"> </w:t>
-      </w:r>
-      <w:r>
-        <w:t xml:space="preserve">rule and more than one seed. P0 failure aborts A2.</w:t>
-      </w:r>
-    </w:p>
-    <w:bookmarkEnd w:id="15"/>
-    <w:bookmarkStart w:id="16" w:name="sec:p0"/>
-    <w:p>
-      <w:pPr>
-        <w:pStyle w:val="Heading1"/>
-      </w:pPr>
-      <w:r>
-        <w:t xml:space="preserve">Provenance battery P0</w:t>
-      </w:r>
-    </w:p>
-    <w:p>
-      <w:pPr>
-        <w:pStyle w:val="FirstParagraph"/>
-      </w:pPr>
-      <w:r>
-        <w:t xml:space="preserve">“Was it really pretrained in English?”</w:t>
-      </w:r>
-      <w:r>
-        <w:t xml:space="preserve"> </w:t>
-      </w:r>
-      <w:r>
-        <w:t xml:space="preserve">is an empirical gate, not a README claim.</w:t>
-      </w:r>
     </w:p>
     <w:p>
       <w:pPr>
         <w:pStyle w:val="BodyText"/>
       </w:pPr>
       <w:r>
-        <w:t xml:space="preserve">On a frozen English validation split, before any Tagalog train token:</w:t>
-      </w:r>
-    </w:p>
-    <w:p>
-      <w:pPr>
-        <w:numPr>
-          <w:ilvl w:val="0"/>
-          <w:numId w:val="1001"/>
-        </w:numPr>
-      </w:pPr>
-      <w:r>
-        <w:t xml:space="preserve">EN0 English</w:t>
-      </w:r>
-      <w:r>
-        <w:t xml:space="preserve"> </w:t>
-      </w:r>
-      <w:r>
-        <w:rPr>
-          <w:rStyle w:val="VerbatimChar"/>
-        </w:rPr>
-        <w:t xml:space="preserve">val_bpb_full</w:t>
-      </w:r>
-      <w:r>
-        <w:t xml:space="preserve"> </w:t>
-      </w:r>
-      <m:oMath>
-        <m:r>
-          <m:rPr>
-            <m:sty m:val="p"/>
-          </m:rPr>
-          <m:t>&lt;</m:t>
-        </m:r>
-      </m:oMath>
-      <w:r>
-        <w:t xml:space="preserve"> </w:t>
-      </w:r>
-      <w:r>
-        <w:t xml:space="preserve">same-depth untrained.</w:t>
-      </w:r>
-    </w:p>
-    <w:p>
-      <w:pPr>
-        <w:numPr>
-          <w:ilvl w:val="0"/>
-          <w:numId w:val="1001"/>
-        </w:numPr>
-      </w:pPr>
-      <w:r>
-        <w:t xml:space="preserve">EN0 English</w:t>
-      </w:r>
-      <w:r>
-        <w:t xml:space="preserve"> </w:t>
-      </w:r>
-      <w:r>
-        <w:rPr>
-          <w:rStyle w:val="VerbatimChar"/>
-        </w:rPr>
-        <w:t xml:space="preserve">val_bpb_full</w:t>
-      </w:r>
-      <w:r>
-        <w:t xml:space="preserve"> </w:t>
-      </w:r>
-      <m:oMath>
-        <m:r>
-          <m:rPr>
-            <m:sty m:val="p"/>
-          </m:rPr>
-          <m:t>&lt;</m:t>
-        </m:r>
-      </m:oMath>
-      <w:r>
-        <w:t xml:space="preserve"> </w:t>
-      </w:r>
-      <w:r>
-        <w:t xml:space="preserve">P1.1 d20 English</w:t>
-      </w:r>
-      <w:r>
-        <w:t xml:space="preserve"> </w:t>
-      </w:r>
-      <w:r>
-        <w:rPr>
-          <w:rStyle w:val="VerbatimChar"/>
-        </w:rPr>
-        <w:t xml:space="preserve">val_bpb_full</w:t>
-      </w:r>
-      <w:r>
-        <w:t xml:space="preserve"> </w:t>
-      </w:r>
-      <w:r>
-        <w:t xml:space="preserve">on the same UTF-8 (P1.1 Tagalog BPE), by</w:t>
-      </w:r>
-      <w:r>
-        <w:t xml:space="preserve"> </w:t>
-      </w:r>
-      <m:oMath>
-        <m:r>
-          <m:rPr>
-            <m:sty m:val="p"/>
-          </m:rPr>
-          <m:t>≥</m:t>
-        </m:r>
-        <m:r>
-          <m:t>0.01</m:t>
-        </m:r>
-      </m:oMath>
-      <w:r>
-        <w:t xml:space="preserve"> </w:t>
-      </w:r>
-      <w:r>
-        <w:t xml:space="preserve">BPB.</w:t>
-      </w:r>
-    </w:p>
-    <w:p>
-      <w:pPr>
-        <w:numPr>
-          <w:ilvl w:val="0"/>
-          <w:numId w:val="1001"/>
-        </w:numPr>
-      </w:pPr>
-      <w:r>
-        <w:t xml:space="preserve">EN0 Tagalog</w:t>
-      </w:r>
-      <w:r>
-        <w:t xml:space="preserve"> </w:t>
-      </w:r>
-      <w:r>
-        <w:rPr>
-          <w:rStyle w:val="VerbatimChar"/>
-        </w:rPr>
-        <w:t xml:space="preserve">val_bpb_full</w:t>
-      </w:r>
-      <w:r>
-        <w:t xml:space="preserve"> </w:t>
-      </w:r>
-      <m:oMath>
-        <m:r>
-          <m:rPr>
-            <m:sty m:val="p"/>
-          </m:rPr>
-          <m:t>&gt;</m:t>
-        </m:r>
-      </m:oMath>
-      <w:r>
-        <w:t xml:space="preserve"> </w:t>
-      </w:r>
-      <w:r>
-        <w:t xml:space="preserve">P1.1 d20 Tagalog</w:t>
-      </w:r>
-      <w:r>
-        <w:t xml:space="preserve"> </w:t>
-      </w:r>
-      <w:r>
-        <w:rPr>
-          <w:rStyle w:val="VerbatimChar"/>
-        </w:rPr>
-        <w:t xml:space="preserve">val_bpb_full</w:t>
-      </w:r>
-      <w:r>
-        <w:t xml:space="preserve"> </w:t>
-      </w:r>
-      <w:r>
-        <w:t xml:space="preserve">(has not learned Filipino yet), by</w:t>
-      </w:r>
-      <w:r>
-        <w:t xml:space="preserve"> </w:t>
-      </w:r>
-      <m:oMath>
-        <m:r>
-          <m:rPr>
-            <m:sty m:val="p"/>
-          </m:rPr>
-          <m:t>≥</m:t>
-        </m:r>
-        <m:r>
-          <m:t>0.01</m:t>
-        </m:r>
-      </m:oMath>
-      <w:r>
-        <w:t xml:space="preserve"> </w:t>
-      </w:r>
-      <w:r>
-        <w:t xml:space="preserve">BPB.</w:t>
-      </w:r>
-    </w:p>
-    <w:p>
-      <w:pPr>
-        <w:numPr>
-          <w:ilvl w:val="0"/>
-          <w:numId w:val="1001"/>
-        </w:numPr>
-      </w:pPr>
-      <w:r>
-        <w:t xml:space="preserve">English-train BPE hashes recorded; train log names WikiText-103 only; no ClimbMix.</w:t>
-      </w:r>
-    </w:p>
-    <w:p>
-      <w:pPr>
-        <w:pStyle w:val="FirstParagraph"/>
-      </w:pPr>
-      <w:r>
-        <w:t xml:space="preserve">If any check fails, EN0 is not an English parent.</w:t>
-      </w:r>
-    </w:p>
-    <w:bookmarkEnd w:id="16"/>
-    <w:bookmarkStart w:id="17" w:name="sec:related"/>
-    <w:p>
-      <w:pPr>
-        <w:pStyle w:val="Heading1"/>
-      </w:pPr>
-      <w:r>
-        <w:t xml:space="preserve">Related work</w:t>
-      </w:r>
-    </w:p>
-    <w:p>
-      <w:pPr>
-        <w:pStyle w:val="FirstParagraph"/>
-      </w:pPr>
-      <w:r>
-        <w:t xml:space="preserve">Catastrophic interference is sequential overwriting of old knowledge </w:t>
-      </w:r>
-      <w:r>
-        <w:t xml:space="preserve">. Typical LLM CF starts from an English (or multilingual) base and adds a new task </w:t>
-      </w:r>
-      <w:r>
-        <w:t xml:space="preserve">. This paper stays in that causal direction, but keeps P1.1’s purity: WikiText-family corpora, nanochat depth dial, BPB rather than CORE </w:t>
-      </w:r>
-      <w:r>
-        <w:t xml:space="preserve">. EWC and replay are later </w:t>
-      </w:r>
-      <w:r>
-        <w:t xml:space="preserve">. Equal-exposure arithmetic is copied from P1.1 so English pretraining is not a silent compute confound </w:t>
-      </w:r>
-      <w:r>
-        <w:t xml:space="preserve">.</w:t>
-      </w:r>
-    </w:p>
-    <w:bookmarkEnd w:id="17"/>
-    <w:bookmarkStart w:id="25" w:name="sec:methods"/>
-    <w:p>
-      <w:pPr>
-        <w:pStyle w:val="Heading1"/>
-      </w:pPr>
-      <w:r>
-        <w:t xml:space="preserve">Methods</w:t>
-      </w:r>
-    </w:p>
-    <w:bookmarkStart w:id="18" w:name="lineage"/>
-    <w:p>
-      <w:pPr>
-        <w:pStyle w:val="Heading2"/>
-      </w:pPr>
-      <w:r>
-        <w:t xml:space="preserve">Lineage</w:t>
-      </w:r>
-    </w:p>
-    <w:p>
-      <w:pPr>
-        <w:pStyle w:val="FirstParagraph"/>
-      </w:pPr>
-      <w:r>
-        <w:t xml:space="preserve">New AsPredicted. New GitHub/Hub</w:t>
-      </w:r>
-      <w:r>
-        <w:t xml:space="preserve"> </w:t>
-      </w:r>
-      <w:r>
-        <w:rPr>
-          <w:rStyle w:val="VerbatimChar"/>
-        </w:rPr>
-        <w:t xml:space="preserve">pageman/nanochat-filipino-p2-en-then-tl</w:t>
-      </w:r>
-      <w:r>
-        <w:t xml:space="preserve">. P1.1 repos read-only. Authority: new PDF</w:t>
-      </w:r>
-      <w:r>
-        <w:t xml:space="preserve"> </w:t>
-      </w:r>
-      <m:oMath>
-        <m:r>
-          <m:rPr>
-            <m:sty m:val="p"/>
-          </m:rPr>
-          <m:t>&gt;</m:t>
-        </m:r>
-      </m:oMath>
-      <w:r>
-        <w:t xml:space="preserve"> </w:t>
-      </w:r>
-      <w:r>
-        <w:rPr>
-          <w:rStyle w:val="VerbatimChar"/>
-        </w:rPr>
-        <w:t xml:space="preserve">DIRECTION-RECALIBRATION.md</w:t>
-      </w:r>
-      <w:r>
-        <w:t xml:space="preserve"> </w:t>
-      </w:r>
-      <m:oMath>
-        <m:r>
-          <m:rPr>
-            <m:sty m:val="p"/>
-          </m:rPr>
-          <m:t>&gt;</m:t>
-        </m:r>
-      </m:oMath>
-      <w:r>
-        <w:t xml:space="preserve"> </w:t>
-      </w:r>
-      <w:r>
-        <w:t xml:space="preserve">this manuscript</w:t>
-      </w:r>
-      <w:r>
-        <w:t xml:space="preserve"> </w:t>
-      </w:r>
-      <m:oMath>
-        <m:r>
-          <m:rPr>
-            <m:sty m:val="p"/>
-          </m:rPr>
-          <m:t>&gt;</m:t>
-        </m:r>
-      </m:oMath>
-      <w:r>
-        <w:t xml:space="preserve"> </w:t>
-      </w:r>
-      <w:r>
-        <w:t xml:space="preserve">ledger</w:t>
-      </w:r>
-      <w:r>
-        <w:t xml:space="preserve"> </w:t>
-      </w:r>
-      <m:oMath>
-        <m:r>
-          <m:rPr>
-            <m:sty m:val="p"/>
-          </m:rPr>
-          <m:t>&gt;</m:t>
-        </m:r>
-      </m:oMath>
-      <w:r>
-        <w:t xml:space="preserve"> </w:t>
-      </w:r>
-      <w:r>
-        <w:t xml:space="preserve">deviation.</w:t>
-      </w:r>
-    </w:p>
-    <w:bookmarkEnd w:id="18"/>
-    <w:bookmarkStart w:id="19" w:name="nanochat-only-contract"/>
-    <w:p>
-      <w:pPr>
-        <w:pStyle w:val="Heading2"/>
-      </w:pPr>
-      <w:r>
-        <w:t xml:space="preserve">nanochat-only contract</w:t>
-      </w:r>
-    </w:p>
-    <w:p>
-      <w:pPr>
-        <w:pStyle w:val="FirstParagraph"/>
-      </w:pPr>
-      <w:r>
-        <w:t xml:space="preserve">Every trained weight in this study is a nanochat decoder from commit</w:t>
-      </w:r>
-      <w:r>
-        <w:t xml:space="preserve"> </w:t>
-      </w:r>
-      <w:r>
-        <w:rPr>
-          <w:rStyle w:val="VerbatimChar"/>
-        </w:rPr>
-        <w:t xml:space="preserve">92d63d4e8bb4df75c3b71618f31ddde2378b2bcd</w:t>
-      </w:r>
-      <w:r>
-        <w:t xml:space="preserve">, plus the documented</w:t>
-      </w:r>
-      <w:r>
-        <w:t xml:space="preserve"> </w:t>
-      </w:r>
-      <w:r>
-        <w:rPr>
-          <w:rStyle w:val="VerbatimChar"/>
-        </w:rPr>
-        <w:t xml:space="preserve">NANOCHAT_DATA_DIR</w:t>
-      </w:r>
-      <w:r>
-        <w:t xml:space="preserve"> </w:t>
-      </w:r>
-      <w:r>
-        <w:t xml:space="preserve">hook and no other model-file edits. English BPE:</w:t>
-      </w:r>
-      <w:r>
-        <w:t xml:space="preserve"> </w:t>
-      </w:r>
-      <w:r>
-        <w:rPr>
-          <w:rStyle w:val="VerbatimChar"/>
-        </w:rPr>
-        <w:t xml:space="preserve">python -m scripts.tok_train</w:t>
-      </w:r>
-      <w:r>
-        <w:t xml:space="preserve"> </w:t>
-      </w:r>
-      <w:r>
-        <w:t xml:space="preserve">on WikiText-103 raw train. English pretrain, extra-English, Tagalog continuation, and joint mix:</w:t>
-      </w:r>
-      <w:r>
-        <w:t xml:space="preserve"> </w:t>
-      </w:r>
-      <w:r>
-        <w:rPr>
-          <w:rStyle w:val="VerbatimChar"/>
-        </w:rPr>
-        <w:t xml:space="preserve">python -m scripts.base_train</w:t>
-      </w:r>
-      <w:r>
-        <w:t xml:space="preserve"> </w:t>
-      </w:r>
-      <w:r>
-        <w:t xml:space="preserve">with</w:t>
-      </w:r>
-      <w:r>
-        <w:t xml:space="preserve"> </w:t>
-      </w:r>
-      <w:r>
-        <w:rPr>
-          <w:rStyle w:val="VerbatimChar"/>
-        </w:rPr>
-        <w:t xml:space="preserve">--depth</w:t>
+        <w:t xml:space="preserve">Context length. Frozen at 2048.</w:t>
+      </w:r>
+    </w:p>
+    <w:p>
+      <w:pPr>
+        <w:pStyle w:val="BodyText"/>
+      </w:pPr>
+      <w:r>
+        <w:t xml:space="preserve">English 32</w:t>
       </w:r>
       <w:r>
         <w:t xml:space="preserve">,</w:t>
       </w:r>
       <w:r>
-        <w:t xml:space="preserve"> </w:t>
-      </w:r>
-      <w:r>
-        <w:rPr>
-          <w:rStyle w:val="VerbatimChar"/>
-        </w:rPr>
-        <w:t xml:space="preserve">--max-seq-len=2048</w:t>
-      </w:r>
-      <w:r>
-        <w:t xml:space="preserve">,</w:t>
-      </w:r>
-      <w:r>
-        <w:t xml:space="preserve"> </w:t>
-      </w:r>
-      <w:r>
-        <w:rPr>
-          <w:rStyle w:val="VerbatimChar"/>
-        </w:rPr>
-        <w:t xml:space="preserve">--core-metric-every=-1</w:t>
-      </w:r>
-      <w:r>
-        <w:t xml:space="preserve">. Both language scores: official</w:t>
-      </w:r>
-      <w:r>
-        <w:t xml:space="preserve"> </w:t>
-      </w:r>
-      <w:r>
-        <w:rPr>
-          <w:rStyle w:val="VerbatimChar"/>
-        </w:rPr>
-        <w:t xml:space="preserve">evaluate_bpb</w:t>
-      </w:r>
-      <w:r>
-        <w:t xml:space="preserve"> </w:t>
-      </w:r>
-      <w:r>
-        <w:t xml:space="preserve">through a copy of</w:t>
-      </w:r>
-      <w:r>
-        <w:t xml:space="preserve"> </w:t>
-      </w:r>
-      <w:r>
-        <w:rPr>
-          <w:rStyle w:val="VerbatimChar"/>
-        </w:rPr>
-        <w:t xml:space="preserve">scripts/p1/gate_j_full_bpb.py</w:t>
-      </w:r>
-      <w:r>
-        <w:t xml:space="preserve">. P1.1 d20 used as a negative control is the already-published nanochat checkpoint, not a retrained Hugging Face model. Forbidden: Hugging Face</w:t>
-      </w:r>
-      <w:r>
-        <w:t xml:space="preserve"> </w:t>
-      </w:r>
-      <w:r>
-        <w:rPr>
-          <w:rStyle w:val="VerbatimChar"/>
-        </w:rPr>
-        <w:t xml:space="preserve">Trainer</w:t>
-      </w:r>
-      <w:r>
-        <w:t xml:space="preserve"> </w:t>
-      </w:r>
-      <w:r>
-        <w:t xml:space="preserve">or</w:t>
-      </w:r>
-      <w:r>
-        <w:t xml:space="preserve"> </w:t>
-      </w:r>
-      <w:r>
-        <w:rPr>
-          <w:rStyle w:val="VerbatimChar"/>
-        </w:rPr>
-        <w:t xml:space="preserve">from_pretrained</w:t>
-      </w:r>
-      <w:r>
-        <w:t xml:space="preserve"> </w:t>
-      </w:r>
-      <w:r>
-        <w:t xml:space="preserve">as the language model, llama.cpp,</w:t>
-      </w:r>
-      <w:r>
-        <w:t xml:space="preserve"> </w:t>
-      </w:r>
-      <w:r>
-        <w:rPr>
-          <w:rStyle w:val="VerbatimChar"/>
-        </w:rPr>
-        <w:t xml:space="preserve">python -m nanochat.dataset</w:t>
-      </w:r>
-      <w:r>
-        <w:t xml:space="preserve">, CORE, SFT, a second architecture, or loading P1.1</w:t>
-      </w:r>
-      <w:r>
-        <w:t xml:space="preserve"> </w:t>
-      </w:r>
-      <w:r>
-        <w:rPr>
-          <w:rStyle w:val="VerbatimChar"/>
-        </w:rPr>
-        <w:t xml:space="preserve">model_000294.pt</w:t>
-      </w:r>
-      <w:r>
-        <w:t xml:space="preserve"> </w:t>
-      </w:r>
-      <w:r>
-        <w:t xml:space="preserve">as the English parent.</w:t>
-      </w:r>
-    </w:p>
-    <w:bookmarkEnd w:id="19"/>
-    <w:bookmarkStart w:id="20" w:name="english-phase-en0"/>
-    <w:p>
-      <w:pPr>
-        <w:pStyle w:val="Heading2"/>
-      </w:pPr>
-      <w:r>
-        <w:t xml:space="preserve">English phase (EN0)</w:t>
-      </w:r>
-    </w:p>
-    <w:p>
-      <w:pPr>
-        <w:pStyle w:val="FirstParagraph"/>
-      </w:pPr>
-      <w:r>
-        <w:t xml:space="preserve">Corpus: WikiText-103</w:t>
-      </w:r>
-      <w:r>
-        <w:t xml:space="preserve"> </w:t>
-      </w:r>
-      <w:r>
-        <w:rPr>
-          <w:i/>
-          <w:iCs/>
-        </w:rPr>
-        <w:t xml:space="preserve">raw</w:t>
-      </w:r>
-      <w:r>
-        <w:t xml:space="preserve">. LF-only. Article-hash 70/15/15. Tokenizer: 32</w:t>
-      </w:r>
-      <w:r>
-        <w:t xml:space="preserve">,</w:t>
-      </w:r>
-      <w:r>
-        <w:t xml:space="preserve">768 BPE on English</w:t>
+        <w:t xml:space="preserve">768-merge tokenizer, WikiText-103 raw</w:t>
       </w:r>
       <w:r>
         <w:t xml:space="preserve"> </w:t>
@@ -1847,7 +2079,61 @@
         <w:t xml:space="preserve"> </w:t>
       </w:r>
       <w:r>
-        <w:t xml:space="preserve">only. Trainer: nanochat</w:t>
+        <w:t xml:space="preserve">only.</w:t>
+      </w:r>
+    </w:p>
+    <w:p>
+      <w:pPr>
+        <w:pStyle w:val="BodyText"/>
+      </w:pPr>
+      <w:r>
+        <w:t xml:space="preserve">One-pass packing with BOS, length-</w:t>
+      </w:r>
+      <m:oMath>
+        <m:r>
+          <m:t>T</m:t>
+        </m:r>
+      </m:oMath>
+      <w:r>
+        <w:t xml:space="preserve"> </w:t>
+      </w:r>
+      <w:r>
+        <w:t xml:space="preserve">rows, no wrap.</w:t>
+      </w:r>
+    </w:p>
+    <w:p>
+      <w:pPr>
+        <w:pStyle w:val="BodyText"/>
+      </w:pPr>
+      <w:r>
+        <w:t xml:space="preserve">Excluded from confirmatory P2.</w:t>
+      </w:r>
+    </w:p>
+    <w:bookmarkEnd w:id="22"/>
+    <w:bookmarkStart w:id="31" w:name="sec:methods"/>
+    <w:p>
+      <w:pPr>
+        <w:pStyle w:val="Heading1"/>
+      </w:pPr>
+      <w:r>
+        <w:t xml:space="preserve">Methods</w:t>
+      </w:r>
+    </w:p>
+    <w:bookmarkStart w:id="23" w:name="registration-and-authority"/>
+    <w:p>
+      <w:pPr>
+        <w:pStyle w:val="Heading2"/>
+      </w:pPr>
+      <w:r>
+        <w:t xml:space="preserve">Registration and authority</w:t>
+      </w:r>
+    </w:p>
+    <w:p>
+      <w:pPr>
+        <w:pStyle w:val="FirstParagraph"/>
+      </w:pPr>
+      <w:r>
+        <w:t xml:space="preserve">AsPredicted #306935 is the governing record (PDF SHA-256 prefix</w:t>
       </w:r>
       <w:r>
         <w:t xml:space="preserve"> </w:t>
@@ -1856,171 +2142,99 @@
         <w:rPr>
           <w:rStyle w:val="VerbatimChar"/>
         </w:rPr>
-        <w:t xml:space="preserve">92d63d4</w:t>
-      </w:r>
-      <w:r>
-        <w:t xml:space="preserve">,</w:t>
+        <w:t xml:space="preserve">d6dff034</w:t>
+      </w:r>
+      <w:r>
+        <w:t xml:space="preserve">) </w:t>
+      </w:r>
+      <w:r>
+        <w:t xml:space="preserve">. ResearchBox #8763 is the deposit box. Authority: PDF #306935</w:t>
       </w:r>
       <w:r>
         <w:t xml:space="preserve"> </w:t>
       </w:r>
       <m:oMath>
         <m:r>
-          <m:t>T</m:t>
-        </m:r>
-        <m:r>
-          <m:rPr>
-            <m:sty m:val="p"/>
-          </m:rPr>
-          <m:t>=</m:t>
-        </m:r>
-        <m:r>
-          <m:t>2048</m:t>
+          <m:rPr>
+            <m:sty m:val="p"/>
+          </m:rPr>
+          <m:t>&gt;</m:t>
         </m:r>
       </m:oMath>
       <w:r>
-        <w:t xml:space="preserve">,</w:t>
+        <w:t xml:space="preserve"> </w:t>
+      </w:r>
+      <w:r>
+        <w:t xml:space="preserve">protocol</w:t>
       </w:r>
       <w:r>
         <w:t xml:space="preserve"> </w:t>
       </w:r>
       <m:oMath>
         <m:r>
-          <m:t>B</m:t>
-        </m:r>
-        <m:r>
-          <m:rPr>
-            <m:sty m:val="p"/>
-          </m:rPr>
-          <m:t>=</m:t>
-        </m:r>
-        <m:r>
-          <m:t>65</m:t>
-        </m:r>
-        <m:r>
-          <m:rPr>
-            <m:sty m:val="p"/>
-          </m:rPr>
-          <m:t>,</m:t>
-        </m:r>
-        <m:r>
-          <m:t>536</m:t>
+          <m:rPr>
+            <m:sty m:val="p"/>
+          </m:rPr>
+          <m:t>&gt;</m:t>
         </m:r>
       </m:oMath>
       <w:r>
-        <w:t xml:space="preserve">,</w:t>
+        <w:t xml:space="preserve"> </w:t>
+      </w:r>
+      <w:r>
+        <w:t xml:space="preserve">this manuscript</w:t>
       </w:r>
       <w:r>
         <w:t xml:space="preserve"> </w:t>
       </w:r>
       <m:oMath>
         <m:r>
-          <m:t>N</m:t>
+          <m:rPr>
+            <m:sty m:val="p"/>
+          </m:rPr>
+          <m:t>&gt;</m:t>
         </m:r>
       </m:oMath>
       <w:r>
         <w:t xml:space="preserve"> </w:t>
       </w:r>
       <w:r>
-        <w:t xml:space="preserve">from English</w:t>
+        <w:t xml:space="preserve">ledger</w:t>
       </w:r>
       <w:r>
         <w:t xml:space="preserve"> </w:t>
       </w:r>
       <m:oMath>
-        <m:sSub>
-          <m:e>
-            <m:r>
-              <m:t>D</m:t>
-            </m:r>
-          </m:e>
-          <m:sub>
-            <m:r>
-              <m:t>3</m:t>
-            </m:r>
-            <m:r>
-              <m:t>x</m:t>
-            </m:r>
-          </m:sub>
-        </m:sSub>
-        <m:r>
-          <m:rPr>
-            <m:sty m:val="p"/>
-          </m:rPr>
-          <m:t>=</m:t>
-        </m:r>
-        <m:r>
-          <m:t>3</m:t>
-        </m:r>
-        <m:r>
-          <m:rPr>
-            <m:sty m:val="p"/>
-          </m:rPr>
-          <m:t>×</m:t>
-        </m:r>
-        <m:sSub>
-          <m:e>
-            <m:r>
-              <m:t>T</m:t>
-            </m:r>
-          </m:e>
-          <m:sub>
-            <m:r>
-              <m:rPr>
-                <m:sty m:val="p"/>
-              </m:rPr>
-              <m:t>e</m:t>
-            </m:r>
-            <m:r>
-              <m:rPr>
-                <m:sty m:val="p"/>
-              </m:rPr>
-              <m:t>n</m:t>
-            </m:r>
-            <m:r>
-              <m:rPr>
-                <m:sty m:val="p"/>
-              </m:rPr>
-              <m:t>,</m:t>
-            </m:r>
-            <m:r>
-              <m:rPr>
-                <m:sty m:val="p"/>
-              </m:rPr>
-              <m:t>t</m:t>
-            </m:r>
-            <m:r>
-              <m:rPr>
-                <m:sty m:val="p"/>
-              </m:rPr>
-              <m:t>r</m:t>
-            </m:r>
-            <m:r>
-              <m:rPr>
-                <m:sty m:val="p"/>
-              </m:rPr>
-              <m:t>a</m:t>
-            </m:r>
-            <m:r>
-              <m:rPr>
-                <m:sty m:val="p"/>
-              </m:rPr>
-              <m:t>i</m:t>
-            </m:r>
-            <m:r>
-              <m:rPr>
-                <m:sty m:val="p"/>
-              </m:rPr>
-              <m:t>n</m:t>
-            </m:r>
-          </m:sub>
-        </m:sSub>
+        <m:r>
+          <m:rPr>
+            <m:sty m:val="p"/>
+          </m:rPr>
+          <m:t>&gt;</m:t>
+        </m:r>
       </m:oMath>
       <w:r>
         <w:t xml:space="preserve"> </w:t>
       </w:r>
       <w:r>
-        <w:t xml:space="preserve">with explicit</w:t>
+        <w:t xml:space="preserve">deviation. The study does not amend #306780 or ResearchBox #8735. Exploratory items named in the form stay outside the primary table.</w:t>
+      </w:r>
+    </w:p>
+    <w:bookmarkEnd w:id="23"/>
+    <w:bookmarkStart w:id="24" w:name="corpus-and-canonical-text"/>
+    <w:p>
+      <w:pPr>
+        <w:pStyle w:val="Heading2"/>
+      </w:pPr>
+      <w:r>
+        <w:t xml:space="preserve">Corpus and canonical text</w:t>
+      </w:r>
+    </w:p>
+    <w:p>
+      <w:pPr>
+        <w:pStyle w:val="FirstParagraph"/>
+      </w:pPr>
+      <w:r>
+        <w:t xml:space="preserve">English: Hugging Face</w:t>
       </w:r>
       <w:r>
         <w:t xml:space="preserve"> </w:t>
@@ -2029,45 +2243,10 @@
         <w:rPr>
           <w:rStyle w:val="VerbatimChar"/>
         </w:rPr>
-        <w:t xml:space="preserve">--num-iterations</w:t>
-      </w:r>
-      <w:r>
-        <w:t xml:space="preserve">, ratio never</w:t>
-      </w:r>
-      <w:r>
-        <w:t xml:space="preserve"> </w:t>
-      </w:r>
-      <m:oMath>
-        <m:r>
-          <m:rPr>
-            <m:sty m:val="p"/>
-          </m:rPr>
-          <m:t>−</m:t>
-        </m:r>
-        <m:r>
-          <m:t>1</m:t>
-        </m:r>
-      </m:oMath>
-      <w:r>
-        <w:t xml:space="preserve">, CORE off. Depths: 8 and 20 required; 12 and 16 if budget. Seed 0 confirmatory for EN0; extra seeds later.</w:t>
-      </w:r>
-    </w:p>
-    <w:bookmarkEnd w:id="20"/>
-    <w:bookmarkStart w:id="21" w:name="tagalog-phase-a2"/>
-    <w:p>
-      <w:pPr>
-        <w:pStyle w:val="Heading2"/>
-      </w:pPr>
-      <w:r>
-        <w:t xml:space="preserve">Tagalog phase (A2)</w:t>
-      </w:r>
-    </w:p>
-    <w:p>
-      <w:pPr>
-        <w:pStyle w:val="FirstParagraph"/>
-      </w:pPr>
-      <w:r>
-        <w:t xml:space="preserve">Data: frozen P1.1 train JSONL only (hash</w:t>
+        <w:t xml:space="preserve">Salesforce/wikitext</w:t>
+      </w:r>
+      <w:r>
+        <w:t xml:space="preserve">, config</w:t>
       </w:r>
       <w:r>
         <w:t xml:space="preserve"> </w:t>
@@ -2076,10 +2255,93 @@
         <w:rPr>
           <w:rStyle w:val="VerbatimChar"/>
         </w:rPr>
-        <w:t xml:space="preserve">2b0474c5…</w:t>
-      </w:r>
-      <w:r>
-        <w:t xml:space="preserve">). Encode with the</w:t>
+        <w:t xml:space="preserve">wikitext-103-raw-v1</w:t>
+      </w:r>
+      <w:r>
+        <w:t xml:space="preserve">, revision prefix</w:t>
+      </w:r>
+      <w:r>
+        <w:t xml:space="preserve"> </w:t>
+      </w:r>
+      <w:r>
+        <w:rPr>
+          <w:rStyle w:val="VerbatimChar"/>
+        </w:rPr>
+        <w:t xml:space="preserve">b08601e0</w:t>
+      </w:r>
+      <w:r>
+        <w:t xml:space="preserve">, downloaded 2026-08-17. Canonical English text is LF-only. No detokenize, NFC, language filter, or dedup. Residual</w:t>
+      </w:r>
+      <w:r>
+        <w:t xml:space="preserve"> </w:t>
+      </w:r>
+      <w:r>
+        <w:rPr>
+          <w:rStyle w:val="VerbatimChar"/>
+        </w:rPr>
+        <w:t xml:space="preserve">@-@</w:t>
+      </w:r>
+      <w:r>
+        <w:t xml:space="preserve"> </w:t>
+      </w:r>
+      <w:r>
+        <w:t xml:space="preserve">marks in the HF raw dump were left as released.</w:t>
+      </w:r>
+    </w:p>
+    <w:p>
+      <w:pPr>
+        <w:pStyle w:val="BodyText"/>
+      </w:pPr>
+      <w:r>
+        <w:t xml:space="preserve">Tagalog continuation text is the frozen P1.1 train jsonl (SHA-256 prefix</w:t>
+      </w:r>
+      <w:r>
+        <w:t xml:space="preserve"> </w:t>
+      </w:r>
+      <w:r>
+        <w:rPr>
+          <w:rStyle w:val="VerbatimChar"/>
+        </w:rPr>
+        <w:t xml:space="preserve">2b0474c5</w:t>
+      </w:r>
+      <w:r>
+        <w:t xml:space="preserve">), not a new scrape.</w:t>
+      </w:r>
+    </w:p>
+    <w:bookmarkEnd w:id="24"/>
+    <w:bookmarkStart w:id="25" w:name="split"/>
+    <w:p>
+      <w:pPr>
+        <w:pStyle w:val="Heading2"/>
+      </w:pPr>
+      <w:r>
+        <w:t xml:space="preserve">Split</w:t>
+      </w:r>
+    </w:p>
+    <w:p>
+      <w:pPr>
+        <w:pStyle w:val="FirstParagraph"/>
+      </w:pPr>
+      <w:r>
+        <w:t xml:space="preserve">English uses official Merity train/validation/test article splits (Gate D), not a 70/15/15 re-hash. Counts: train 28</w:t>
+      </w:r>
+      <w:r>
+        <w:t xml:space="preserve">,</w:t>
+      </w:r>
+      <w:r>
+        <w:t xml:space="preserve">472 documents, val 60, test 60. English train jsonl SHA-256 prefix</w:t>
+      </w:r>
+      <w:r>
+        <w:t xml:space="preserve"> </w:t>
+      </w:r>
+      <w:r>
+        <w:rPr>
+          <w:rStyle w:val="VerbatimChar"/>
+        </w:rPr>
+        <w:t xml:space="preserve">09ae691c</w:t>
+      </w:r>
+      <w:r>
+        <w:t xml:space="preserve">. Tagalog evaluation uses the P1.1 reconstructed validation shard under the</w:t>
       </w:r>
       <w:r>
         <w:t xml:space="preserve"> </w:t>
@@ -2095,7 +2357,209 @@
         <w:t xml:space="preserve"> </w:t>
       </w:r>
       <w:r>
-        <w:t xml:space="preserve">BPE.</w:t>
+        <w:t xml:space="preserve">BPE. Exact document-hash overlap across English train/val/test is 0. Drop-audit on frozen kept train jsonl files: 0 null/empty units and 0 documents</w:t>
+      </w:r>
+      <w:r>
+        <w:t xml:space="preserve"> </w:t>
+      </w:r>
+      <m:oMath>
+        <m:r>
+          <m:rPr>
+            <m:sty m:val="p"/>
+          </m:rPr>
+          <m:t>&gt;</m:t>
+        </m:r>
+        <m:r>
+          <m:t>200</m:t>
+        </m:r>
+        <m:r>
+          <m:rPr>
+            <m:sty m:val="p"/>
+          </m:rPr>
+          <m:t>,</m:t>
+        </m:r>
+        <m:r>
+          <m:t>000</m:t>
+        </m:r>
+      </m:oMath>
+      <w:r>
+        <w:t xml:space="preserve"> </w:t>
+      </w:r>
+      <w:r>
+        <w:t xml:space="preserve">characters.</w:t>
+      </w:r>
+    </w:p>
+    <w:bookmarkEnd w:id="25"/>
+    <w:bookmarkStart w:id="26" w:name="tokenizer"/>
+    <w:p>
+      <w:pPr>
+        <w:pStyle w:val="Heading2"/>
+      </w:pPr>
+      <w:r>
+        <w:t xml:space="preserve">Tokenizer</w:t>
+      </w:r>
+    </w:p>
+    <w:p>
+      <w:pPr>
+        <w:pStyle w:val="FirstParagraph"/>
+      </w:pPr>
+      <w:r>
+        <w:t xml:space="preserve">One English 32</w:t>
+      </w:r>
+      <w:r>
+        <w:t xml:space="preserve">,</w:t>
+      </w:r>
+      <w:r>
+        <w:t xml:space="preserve">768 BPE, train shards only (tokenizer SHA-256 prefixes</w:t>
+      </w:r>
+      <w:r>
+        <w:t xml:space="preserve"> </w:t>
+      </w:r>
+      <w:r>
+        <w:rPr>
+          <w:rStyle w:val="VerbatimChar"/>
+        </w:rPr>
+        <w:t xml:space="preserve">946a04ef</w:t>
+      </w:r>
+      <w:r>
+        <w:t xml:space="preserve"> </w:t>
+      </w:r>
+      <w:r>
+        <w:t xml:space="preserve">/</w:t>
+      </w:r>
+      <w:r>
+        <w:t xml:space="preserve"> </w:t>
+      </w:r>
+      <w:r>
+        <w:rPr>
+          <w:rStyle w:val="VerbatimChar"/>
+        </w:rPr>
+        <w:t xml:space="preserve">5ae2ea1d</w:t>
+      </w:r>
+      <w:r>
+        <w:t xml:space="preserve">). P1.1 Tagalog BPE is not used in P2 training. Fertility is descriptive (English val</w:t>
+      </w:r>
+      <w:r>
+        <w:t xml:space="preserve"> </w:t>
+      </w:r>
+      <m:oMath>
+        <m:r>
+          <m:t>4.603</m:t>
+        </m:r>
+      </m:oMath>
+      <w:r>
+        <w:t xml:space="preserve"> </w:t>
+      </w:r>
+      <w:r>
+        <w:t xml:space="preserve">bytes/token; Tagalog val</w:t>
+      </w:r>
+      <w:r>
+        <w:t xml:space="preserve"> </w:t>
+      </w:r>
+      <m:oMath>
+        <m:r>
+          <m:t>2.574</m:t>
+        </m:r>
+      </m:oMath>
+      <w:r>
+        <w:t xml:space="preserve"> </w:t>
+      </w:r>
+      <w:r>
+        <w:t xml:space="preserve">bytes/token) and is not forgetting evidence.</w:t>
+      </w:r>
+    </w:p>
+    <w:bookmarkEnd w:id="26"/>
+    <w:bookmarkStart w:id="27" w:name="model-and-budget"/>
+    <w:p>
+      <w:pPr>
+        <w:pStyle w:val="Heading2"/>
+      </w:pPr>
+      <w:r>
+        <w:t xml:space="preserve">Model and budget</w:t>
+      </w:r>
+    </w:p>
+    <w:p>
+      <w:pPr>
+        <w:pStyle w:val="FirstParagraph"/>
+      </w:pPr>
+      <w:r>
+        <w:t xml:space="preserve">Every trained weight is a nanochat decoder from commit</w:t>
+      </w:r>
+      <w:r>
+        <w:t xml:space="preserve"> </w:t>
+      </w:r>
+      <w:r>
+        <w:rPr>
+          <w:rStyle w:val="VerbatimChar"/>
+        </w:rPr>
+        <w:t xml:space="preserve">92d63d4e8bb4df75c3b71618f31ddde2378b2bcd</w:t>
+      </w:r>
+      <w:r>
+        <w:t xml:space="preserve">, plus the documented</w:t>
+      </w:r>
+      <w:r>
+        <w:t xml:space="preserve"> </w:t>
+      </w:r>
+      <w:r>
+        <w:rPr>
+          <w:rStyle w:val="VerbatimChar"/>
+        </w:rPr>
+        <w:t xml:space="preserve">NANOCHAT_DATA_DIR</w:t>
+      </w:r>
+      <w:r>
+        <w:t xml:space="preserve"> </w:t>
+      </w:r>
+      <w:r>
+        <w:t xml:space="preserve">hook and no other model-file edits. EN0:</w:t>
+      </w:r>
+      <w:r>
+        <w:t xml:space="preserve"> </w:t>
+      </w:r>
+      <m:oMath>
+        <m:r>
+          <m:t>T</m:t>
+        </m:r>
+        <m:r>
+          <m:rPr>
+            <m:sty m:val="p"/>
+          </m:rPr>
+          <m:t>=</m:t>
+        </m:r>
+        <m:r>
+          <m:t>2048</m:t>
+        </m:r>
+      </m:oMath>
+      <w:r>
+        <w:t xml:space="preserve">,</w:t>
+      </w:r>
+      <w:r>
+        <w:t xml:space="preserve"> </w:t>
+      </w:r>
+      <m:oMath>
+        <m:r>
+          <m:t>B</m:t>
+        </m:r>
+        <m:r>
+          <m:rPr>
+            <m:sty m:val="p"/>
+          </m:rPr>
+          <m:t>=</m:t>
+        </m:r>
+        <m:r>
+          <m:t>65</m:t>
+        </m:r>
+        <m:r>
+          <m:rPr>
+            <m:sty m:val="p"/>
+          </m:rPr>
+          <m:t>,</m:t>
+        </m:r>
+        <m:r>
+          <m:t>536</m:t>
+        </m:r>
+      </m:oMath>
+      <w:r>
+        <w:t xml:space="preserve">,</w:t>
       </w:r>
       <w:r>
         <w:t xml:space="preserve"> </w:t>
@@ -2104,7 +2568,7 @@
         <m:sSub>
           <m:e>
             <m:r>
-              <m:t>D</m:t>
+              <m:t>N</m:t>
             </m:r>
           </m:e>
           <m:sub>
@@ -2112,37 +2576,19 @@
               <m:rPr>
                 <m:sty m:val="p"/>
               </m:rPr>
-              <m:t>p</m:t>
-            </m:r>
-            <m:r>
-              <m:rPr>
-                <m:sty m:val="p"/>
-              </m:rPr>
-              <m:t>h</m:t>
-            </m:r>
-            <m:r>
-              <m:rPr>
-                <m:sty m:val="p"/>
-              </m:rPr>
-              <m:t>a</m:t>
-            </m:r>
-            <m:r>
-              <m:rPr>
-                <m:sty m:val="p"/>
-              </m:rPr>
-              <m:t>s</m:t>
-            </m:r>
-            <m:r>
-              <m:rPr>
-                <m:sty m:val="p"/>
-              </m:rPr>
-              <m:t>e</m:t>
-            </m:r>
-            <m:r>
-              <m:rPr>
-                <m:sty m:val="p"/>
-              </m:rPr>
-              <m:t>2</m:t>
+              <m:t>E</m:t>
+            </m:r>
+            <m:r>
+              <m:rPr>
+                <m:sty m:val="p"/>
+              </m:rPr>
+              <m:t>N</m:t>
+            </m:r>
+            <m:r>
+              <m:rPr>
+                <m:sty m:val="p"/>
+              </m:rPr>
+              <m:t>0</m:t>
             </m:r>
           </m:sub>
         </m:sSub>
@@ -2153,32 +2599,14 @@
           <m:t>=</m:t>
         </m:r>
         <m:r>
-          <m:t>19</m:t>
-        </m:r>
-        <m:r>
-          <m:rPr>
-            <m:sty m:val="p"/>
-          </m:rPr>
-          <m:t>,</m:t>
-        </m:r>
-        <m:r>
-          <m:t>267</m:t>
-        </m:r>
-        <m:r>
-          <m:rPr>
-            <m:sty m:val="p"/>
-          </m:rPr>
-          <m:t>,</m:t>
-        </m:r>
-        <m:r>
-          <m:t>584</m:t>
+          <m:t>5415</m:t>
         </m:r>
       </m:oMath>
       <w:r>
         <w:t xml:space="preserve"> </w:t>
       </w:r>
       <w:r>
-        <w:t xml:space="preserve">English-BPE tokens unless the PDF names English</w:t>
+        <w:t xml:space="preserve">from English</w:t>
       </w:r>
       <w:r>
         <w:t xml:space="preserve"> </w:t>
@@ -2199,9 +2627,99 @@
             </m:r>
           </m:sub>
         </m:sSub>
+        <m:r>
+          <m:rPr>
+            <m:sty m:val="p"/>
+          </m:rPr>
+          <m:t>=</m:t>
+        </m:r>
+        <m:r>
+          <m:t>3</m:t>
+        </m:r>
+        <m:r>
+          <m:rPr>
+            <m:sty m:val="p"/>
+          </m:rPr>
+          <m:t>×</m:t>
+        </m:r>
+        <m:sSub>
+          <m:e>
+            <m:r>
+              <m:t>T</m:t>
+            </m:r>
+          </m:e>
+          <m:sub>
+            <m:r>
+              <m:rPr>
+                <m:sty m:val="p"/>
+              </m:rPr>
+              <m:t>e</m:t>
+            </m:r>
+            <m:r>
+              <m:rPr>
+                <m:sty m:val="p"/>
+              </m:rPr>
+              <m:t>n</m:t>
+            </m:r>
+            <m:r>
+              <m:rPr>
+                <m:sty m:val="p"/>
+              </m:rPr>
+              <m:t>,</m:t>
+            </m:r>
+            <m:r>
+              <m:rPr>
+                <m:sty m:val="p"/>
+              </m:rPr>
+              <m:t>t</m:t>
+            </m:r>
+            <m:r>
+              <m:rPr>
+                <m:sty m:val="p"/>
+              </m:rPr>
+              <m:t>r</m:t>
+            </m:r>
+            <m:r>
+              <m:rPr>
+                <m:sty m:val="p"/>
+              </m:rPr>
+              <m:t>a</m:t>
+            </m:r>
+            <m:r>
+              <m:rPr>
+                <m:sty m:val="p"/>
+              </m:rPr>
+              <m:t>i</m:t>
+            </m:r>
+            <m:r>
+              <m:rPr>
+                <m:sty m:val="p"/>
+              </m:rPr>
+              <m:t>n</m:t>
+            </m:r>
+          </m:sub>
+        </m:sSub>
       </m:oMath>
       <w:r>
-        <w:t xml:space="preserve">. Fresh optimizer, peak LR</w:t>
+        <w:t xml:space="preserve"> </w:t>
+      </w:r>
+      <w:r>
+        <w:t xml:space="preserve">with explicit</w:t>
+      </w:r>
+      <w:r>
+        <w:t xml:space="preserve"> </w:t>
+      </w:r>
+      <w:r>
+        <w:rPr>
+          <w:rStyle w:val="VerbatimChar"/>
+        </w:rPr>
+        <w:t xml:space="preserve">--num-iterations</w:t>
+      </w:r>
+      <w:r>
+        <w:t xml:space="preserve"> </w:t>
+      </w:r>
+      <w:r>
+        <w:t xml:space="preserve">(ratio never</w:t>
       </w:r>
       <w:r>
         <w:t xml:space="preserve"> </w:t>
@@ -2211,23 +2729,136 @@
           <m:rPr>
             <m:sty m:val="p"/>
           </m:rPr>
+          <m:t>−</m:t>
+        </m:r>
+        <m:r>
+          <m:t>1</m:t>
+        </m:r>
+      </m:oMath>
+      <w:r>
+        <w:t xml:space="preserve">), CORE off. Confirmatory continuation is depth 20 only. Children load frozen A0 with a fresh optimizer; the pin has no</w:t>
+      </w:r>
+      <w:r>
+        <w:t xml:space="preserve"> </w:t>
+      </w:r>
+      <w:r>
+        <w:rPr>
+          <w:rStyle w:val="VerbatimChar"/>
+        </w:rPr>
+        <w:t xml:space="preserve">--load</w:t>
+      </w:r>
+      <w:r>
+        <w:t xml:space="preserve">.</w:t>
+      </w:r>
+      <w:r>
+        <w:t xml:space="preserve"> </w:t>
+      </w:r>
+      <m:oMath>
+        <m:sSub>
+          <m:e>
+            <m:r>
+              <m:t>D</m:t>
+            </m:r>
+          </m:e>
+          <m:sub>
+            <m:r>
+              <m:rPr>
+                <m:sty m:val="p"/>
+              </m:rPr>
+              <m:t>p</m:t>
+            </m:r>
+            <m:r>
+              <m:rPr>
+                <m:sty m:val="p"/>
+              </m:rPr>
+              <m:t>h</m:t>
+            </m:r>
+            <m:r>
+              <m:rPr>
+                <m:sty m:val="p"/>
+              </m:rPr>
+              <m:t>a</m:t>
+            </m:r>
+            <m:r>
+              <m:rPr>
+                <m:sty m:val="p"/>
+              </m:rPr>
+              <m:t>s</m:t>
+            </m:r>
+            <m:r>
+              <m:rPr>
+                <m:sty m:val="p"/>
+              </m:rPr>
+              <m:t>e</m:t>
+            </m:r>
+            <m:r>
+              <m:rPr>
+                <m:sty m:val="p"/>
+              </m:rPr>
+              <m:t>2</m:t>
+            </m:r>
+          </m:sub>
+        </m:sSub>
+        <m:r>
+          <m:rPr>
+            <m:sty m:val="p"/>
+          </m:rPr>
           <m:t>=</m:t>
         </m:r>
         <m:r>
-          <m:t>0.3</m:t>
-        </m:r>
-        <m:r>
-          <m:rPr>
-            <m:sty m:val="p"/>
-          </m:rPr>
-          <m:t>×</m:t>
+          <m:t>19</m:t>
+        </m:r>
+        <m:r>
+          <m:rPr>
+            <m:sty m:val="p"/>
+          </m:rPr>
+          <m:t>,</m:t>
+        </m:r>
+        <m:r>
+          <m:t>267</m:t>
+        </m:r>
+        <m:r>
+          <m:rPr>
+            <m:sty m:val="p"/>
+          </m:rPr>
+          <m:t>,</m:t>
+        </m:r>
+        <m:r>
+          <m:t>584</m:t>
         </m:r>
       </m:oMath>
       <w:r>
-        <w:t xml:space="preserve"> </w:t>
-      </w:r>
-      <w:r>
-        <w:t xml:space="preserve">EN0 peak, warmup 14. Do not load P1.1</w:t>
+        <w:t xml:space="preserve">. Forbidden: Hugging Face</w:t>
+      </w:r>
+      <w:r>
+        <w:t xml:space="preserve"> </w:t>
+      </w:r>
+      <w:r>
+        <w:rPr>
+          <w:rStyle w:val="VerbatimChar"/>
+        </w:rPr>
+        <w:t xml:space="preserve">Trainer</w:t>
+      </w:r>
+      <w:r>
+        <w:t xml:space="preserve"> </w:t>
+      </w:r>
+      <w:r>
+        <w:t xml:space="preserve">or</w:t>
+      </w:r>
+      <w:r>
+        <w:t xml:space="preserve"> </w:t>
+      </w:r>
+      <w:r>
+        <w:rPr>
+          <w:rStyle w:val="VerbatimChar"/>
+        </w:rPr>
+        <w:t xml:space="preserve">from_pretrained</w:t>
+      </w:r>
+      <w:r>
+        <w:t xml:space="preserve"> </w:t>
+      </w:r>
+      <w:r>
+        <w:t xml:space="preserve">as the language model, loading P1.1</w:t>
       </w:r>
       <w:r>
         <w:t xml:space="preserve"> </w:t>
@@ -2242,17 +2873,19 @@
         <w:t xml:space="preserve"> </w:t>
       </w:r>
       <w:r>
-        <w:t xml:space="preserve">as the start weight.</w:t>
-      </w:r>
-    </w:p>
-    <w:bookmarkEnd w:id="21"/>
-    <w:bookmarkStart w:id="22" w:name="arms"/>
-    <w:p>
-      <w:pPr>
-        <w:pStyle w:val="Heading2"/>
-      </w:pPr>
-      <w:r>
-        <w:t xml:space="preserve">Arms</w:t>
+        <w:t xml:space="preserve">as the English parent,</w:t>
+      </w:r>
+      <w:r>
+        <w:t xml:space="preserve"> </w:t>
+      </w:r>
+      <w:r>
+        <w:rPr>
+          <w:rStyle w:val="VerbatimChar"/>
+        </w:rPr>
+        <w:t xml:space="preserve">python -m nanochat.dataset</w:t>
+      </w:r>
+      <w:r>
+        <w:t xml:space="preserve">.</w:t>
       </w:r>
     </w:p>
     <w:tbl>
@@ -2366,7 +2999,7 @@
               <w:jc w:val="left"/>
             </w:pPr>
             <w:r>
-              <w:t xml:space="preserve">EN0</w:t>
+              <w:t xml:space="preserve">EN0 d20</w:t>
             </w:r>
           </w:p>
         </w:tc>
@@ -2404,7 +3037,7 @@
               <w:jc w:val="left"/>
             </w:pPr>
             <w:r>
-              <w:t xml:space="preserve">EN0</w:t>
+              <w:t xml:space="preserve">A0</w:t>
             </w:r>
           </w:p>
         </w:tc>
@@ -2416,7 +3049,7 @@
               <w:jc w:val="left"/>
             </w:pPr>
             <w:r>
-              <w:t xml:space="preserve">more English</w:t>
+              <w:t xml:space="preserve">official WT103-raw train</w:t>
             </w:r>
           </w:p>
         </w:tc>
@@ -2442,7 +3075,7 @@
               <w:jc w:val="left"/>
             </w:pPr>
             <w:r>
-              <w:t xml:space="preserve">EN0</w:t>
+              <w:t xml:space="preserve">A0</w:t>
             </w:r>
           </w:p>
         </w:tc>
@@ -2454,7 +3087,7 @@
               <w:jc w:val="left"/>
             </w:pPr>
             <w:r>
-              <w:t xml:space="preserve">P1.1 Tagalog train</w:t>
+              <w:t xml:space="preserve">frozen P1.1 Tagalog train</w:t>
             </w:r>
           </w:p>
         </w:tc>
@@ -2480,7 +3113,7 @@
               <w:jc w:val="left"/>
             </w:pPr>
             <w:r>
-              <w:t xml:space="preserve">EN0</w:t>
+              <w:t xml:space="preserve">A0</w:t>
             </w:r>
           </w:p>
         </w:tc>
@@ -2492,20 +3125,46 @@
               <w:jc w:val="left"/>
             </w:pPr>
             <w:r>
-              <w:t xml:space="preserve">50/50 documents</w:t>
-            </w:r>
+              <w:t xml:space="preserve">seed-42 50/50-document mix,</w:t>
+            </w:r>
+            <w:r>
+              <w:t xml:space="preserve"> </w:t>
+            </w:r>
+            <m:oMath>
+              <m:r>
+                <m:t>K</m:t>
+              </m:r>
+              <m:r>
+                <m:rPr>
+                  <m:sty m:val="p"/>
+                </m:rPr>
+                <m:t>=</m:t>
+              </m:r>
+              <m:r>
+                <m:t>28</m:t>
+              </m:r>
+              <m:r>
+                <m:rPr>
+                  <m:sty m:val="p"/>
+                </m:rPr>
+                <m:t>,</m:t>
+              </m:r>
+              <m:r>
+                <m:t>472</m:t>
+              </m:r>
+            </m:oMath>
           </w:p>
         </w:tc>
       </w:tr>
     </w:tbl>
-    <w:bookmarkEnd w:id="22"/>
-    <w:bookmarkStart w:id="23" w:name="dual-evaluators"/>
+    <w:bookmarkEnd w:id="27"/>
+    <w:bookmarkStart w:id="28" w:name="host"/>
     <w:p>
       <w:pPr>
         <w:pStyle w:val="Heading2"/>
       </w:pPr>
       <w:r>
-        <w:t xml:space="preserve">Dual evaluators</w:t>
+        <w:t xml:space="preserve">Host</w:t>
       </w:r>
     </w:p>
     <w:p>
@@ -2513,7 +3172,657 @@
         <w:pStyle w:val="FirstParagraph"/>
       </w:pPr>
       <w:r>
-        <w:t xml:space="preserve">Same</w:t>
+        <w:t xml:space="preserve">Official EN0 d20 and phase-2 children ran on Runpod Secure A40 (48 GB), EU-SE-1, pod tag</w:t>
+      </w:r>
+      <w:r>
+        <w:t xml:space="preserve"> </w:t>
+      </w:r>
+      <w:r>
+        <w:rPr>
+          <w:rStyle w:val="VerbatimChar"/>
+        </w:rPr>
+        <w:t xml:space="preserve">p2-en0-d20</w:t>
+      </w:r>
+      <w:r>
+        <w:t xml:space="preserve">. A separate A40 smoke pod established the CUDA path. Environment:</w:t>
+      </w:r>
+      <w:r>
+        <w:t xml:space="preserve"> </w:t>
+      </w:r>
+      <w:r>
+        <w:rPr>
+          <w:rStyle w:val="VerbatimChar"/>
+        </w:rPr>
+        <w:t xml:space="preserve">scripts/p2/env.sh</w:t>
+      </w:r>
+      <w:r>
+        <w:t xml:space="preserve"> </w:t>
+      </w:r>
+      <w:r>
+        <w:t xml:space="preserve">/</w:t>
+      </w:r>
+      <w:r>
+        <w:t xml:space="preserve"> </w:t>
+      </w:r>
+      <w:r>
+        <w:rPr>
+          <w:rStyle w:val="VerbatimChar"/>
+        </w:rPr>
+        <w:t xml:space="preserve">scripts/p2/env.cuda.sh</w:t>
+      </w:r>
+      <w:r>
+        <w:t xml:space="preserve"> </w:t>
+      </w:r>
+      <w:r>
+        <w:t xml:space="preserve">only (never</w:t>
+      </w:r>
+      <w:r>
+        <w:t xml:space="preserve"> </w:t>
+      </w:r>
+      <w:r>
+        <w:rPr>
+          <w:rStyle w:val="VerbatimChar"/>
+        </w:rPr>
+        <w:t xml:space="preserve">scripts/p1/env.sh</w:t>
+      </w:r>
+      <w:r>
+        <w:t xml:space="preserve">).</w:t>
+      </w:r>
+    </w:p>
+    <w:bookmarkEnd w:id="28"/>
+    <w:bookmarkStart w:id="29" w:name="evaluation"/>
+    <w:p>
+      <w:pPr>
+        <w:pStyle w:val="Heading2"/>
+      </w:pPr>
+      <w:r>
+        <w:t xml:space="preserve">Evaluation</w:t>
+      </w:r>
+    </w:p>
+    <w:p>
+      <w:pPr>
+        <w:pStyle w:val="FirstParagraph"/>
+      </w:pPr>
+      <w:r>
+        <w:t xml:space="preserve">Evaluator:</w:t>
+      </w:r>
+      <w:r>
+        <w:t xml:space="preserve"> </w:t>
+      </w:r>
+      <w:r>
+        <w:rPr>
+          <w:rStyle w:val="VerbatimChar"/>
+        </w:rPr>
+        <w:t xml:space="preserve">scripts/p2/evaluate_bpb.py</w:t>
+      </w:r>
+      <w:r>
+        <w:t xml:space="preserve"> </w:t>
+      </w:r>
+      <w:r>
+        <w:t xml:space="preserve">via Gate U/V wrappers. Packing: one-pass BOS-bestfit,</w:t>
+      </w:r>
+      <w:r>
+        <w:t xml:space="preserve"> </w:t>
+      </w:r>
+      <m:oMath>
+        <m:r>
+          <m:t>T</m:t>
+        </m:r>
+        <m:r>
+          <m:rPr>
+            <m:sty m:val="p"/>
+          </m:rPr>
+          <m:t>=</m:t>
+        </m:r>
+        <m:r>
+          <m:t>2048</m:t>
+        </m:r>
+      </m:oMath>
+      <w:r>
+        <w:t xml:space="preserve">, device batch 8, non-overlapping stride. Packed UTF-8 bytes: English val 624</w:t>
+      </w:r>
+      <w:r>
+        <w:t xml:space="preserve">,</w:t>
+      </w:r>
+      <w:r>
+        <w:t xml:space="preserve">360; Tagalog val 5</w:t>
+      </w:r>
+      <w:r>
+        <w:t xml:space="preserve">,</w:t>
+      </w:r>
+      <w:r>
+        <w:t xml:space="preserve">205</w:t>
+      </w:r>
+      <w:r>
+        <w:t xml:space="preserve">,</w:t>
+      </w:r>
+      <w:r>
+        <w:t xml:space="preserve">755. Seal: Gate U at 2026-08-19T07:17:53Z with</w:t>
+      </w:r>
+      <w:r>
+        <w:t xml:space="preserve"> </w:t>
+      </w:r>
+      <w:r>
+        <w:rPr>
+          <w:rStyle w:val="VerbatimChar"/>
+        </w:rPr>
+        <w:t xml:space="preserve">test_read_count=0</w:t>
+      </w:r>
+      <w:r>
+        <w:t xml:space="preserve">. Test: one authorized Gate V touch, A2 only (English then Tagalog component). A1 and A3 were not tested. In-loop</w:t>
+      </w:r>
+      <w:r>
+        <w:t xml:space="preserve"> </w:t>
+      </w:r>
+      <w:r>
+        <w:rPr>
+          <w:rStyle w:val="VerbatimChar"/>
+        </w:rPr>
+        <w:t xml:space="preserve">eval-tokens</w:t>
+      </w:r>
+      <w:r>
+        <w:t xml:space="preserve"> </w:t>
+      </w:r>
+      <w:r>
+        <w:t xml:space="preserve">is not</w:t>
+      </w:r>
+      <w:r>
+        <w:t xml:space="preserve"> </w:t>
+      </w:r>
+      <w:r>
+        <w:rPr>
+          <w:rStyle w:val="VerbatimChar"/>
+        </w:rPr>
+        <w:t xml:space="preserve">val_bpb_full</w:t>
+      </w:r>
+      <w:r>
+        <w:t xml:space="preserve">.</w:t>
+      </w:r>
+    </w:p>
+    <w:bookmarkEnd w:id="29"/>
+    <w:bookmarkStart w:id="30" w:name="what-was-not-done"/>
+    <w:p>
+      <w:pPr>
+        <w:pStyle w:val="Heading2"/>
+      </w:pPr>
+      <w:r>
+        <w:t xml:space="preserve">What was not done</w:t>
+      </w:r>
+    </w:p>
+    <w:p>
+      <w:pPr>
+        <w:pStyle w:val="FirstParagraph"/>
+      </w:pPr>
+      <w:r>
+        <w:t xml:space="preserve">No ClimbMix. No overwrite of</w:t>
+      </w:r>
+      <w:r>
+        <w:t xml:space="preserve"> </w:t>
+      </w:r>
+      <w:r>
+        <w:rPr>
+          <w:rStyle w:val="VerbatimChar"/>
+        </w:rPr>
+        <w:t xml:space="preserve">p1-fixed-d20-3x</w:t>
+      </w:r>
+      <w:r>
+        <w:t xml:space="preserve">. No confirmatory SFT, CORE, EWC, or replay. No mixing tokenizers in one run. No reuse of P1.1 native-BPE test BPB</w:t>
+      </w:r>
+      <w:r>
+        <w:t xml:space="preserve"> </w:t>
+      </w:r>
+      <m:oMath>
+        <m:r>
+          <m:t>1.164768</m:t>
+        </m:r>
+      </m:oMath>
+      <w:r>
+        <w:t xml:space="preserve"> </w:t>
+      </w:r>
+      <w:r>
+        <w:t xml:space="preserve">as a P2 observation. No P1.1-weights-on-English OOD as a post-outcome rescue. Native-speaker ratings were not collected and were not invented.</w:t>
+      </w:r>
+    </w:p>
+    <w:bookmarkEnd w:id="30"/>
+    <w:bookmarkEnd w:id="31"/>
+    <w:bookmarkStart w:id="40" w:name="sec:results"/>
+    <w:p>
+      <w:pPr>
+        <w:pStyle w:val="Heading1"/>
+      </w:pPr>
+      <w:r>
+        <w:t xml:space="preserve">Results</w:t>
+      </w:r>
+    </w:p>
+    <w:p>
+      <w:pPr>
+        <w:pStyle w:val="FirstParagraph"/>
+      </w:pPr>
+      <w:r>
+        <w:t xml:space="preserve">Phase-2 cells are one-seed d20 point estimates after AsPredicted #306935 </w:t>
+      </w:r>
+      <w:r>
+        <w:t xml:space="preserve">. P1.1 Tagalog Table 2 is cited, not rerun.</w:t>
+      </w:r>
+    </w:p>
+    <w:bookmarkStart w:id="33" w:name="primary-confirmatory-table"/>
+    <w:p>
+      <w:pPr>
+        <w:pStyle w:val="Heading2"/>
+      </w:pPr>
+      <w:r>
+        <w:t xml:space="preserve">Primary confirmatory table</w:t>
+      </w:r>
+    </w:p>
+    <w:p>
+      <w:pPr>
+        <w:pStyle w:val="FirstParagraph"/>
+      </w:pPr>
+      <w:r>
+        <w:t xml:space="preserve">Table </w:t>
+      </w:r>
+      <w:hyperlink w:anchor="tab:primary">
+        <w:r>
+          <w:rPr>
+            <w:rStyle w:val="Hyperlink"/>
+          </w:rPr>
+          <w:t xml:space="preserve">1</w:t>
+        </w:r>
+      </w:hyperlink>
+      <w:r>
+        <w:t xml:space="preserve"> </w:t>
+      </w:r>
+      <w:r>
+        <w:t xml:space="preserve">is the sealed Gate U validation table.</w:t>
+      </w:r>
+      <w:r>
+        <w:t xml:space="preserve"> </w:t>
+      </w:r>
+      <m:oMath>
+        <m:sSub>
+          <m:e>
+            <m:r>
+              <m:t>C</m:t>
+            </m:r>
+          </m:e>
+          <m:sub>
+            <m:r>
+              <m:rPr>
+                <m:sty m:val="p"/>
+              </m:rPr>
+              <m:t>e</m:t>
+            </m:r>
+            <m:r>
+              <m:rPr>
+                <m:sty m:val="p"/>
+              </m:rPr>
+              <m:t>n</m:t>
+            </m:r>
+          </m:sub>
+        </m:sSub>
+        <m:r>
+          <m:rPr>
+            <m:sty m:val="p"/>
+          </m:rPr>
+          <m:t>=</m:t>
+        </m:r>
+        <m:r>
+          <m:rPr>
+            <m:sty m:val="p"/>
+          </m:rPr>
+          <m:t>E</m:t>
+        </m:r>
+        <m:r>
+          <m:rPr>
+            <m:sty m:val="p"/>
+          </m:rPr>
+          <m:t>N</m:t>
+        </m:r>
+        <m:r>
+          <m:rPr>
+            <m:sty m:val="p"/>
+          </m:rPr>
+          <m:t>(</m:t>
+        </m:r>
+        <m:r>
+          <m:t>A</m:t>
+        </m:r>
+        <m:r>
+          <m:t>2</m:t>
+        </m:r>
+        <m:r>
+          <m:rPr>
+            <m:sty m:val="p"/>
+          </m:rPr>
+          <m:t>)</m:t>
+        </m:r>
+        <m:r>
+          <m:rPr>
+            <m:sty m:val="p"/>
+          </m:rPr>
+          <m:t>−</m:t>
+        </m:r>
+        <m:r>
+          <m:rPr>
+            <m:sty m:val="p"/>
+          </m:rPr>
+          <m:t>E</m:t>
+        </m:r>
+        <m:r>
+          <m:rPr>
+            <m:sty m:val="p"/>
+          </m:rPr>
+          <m:t>N</m:t>
+        </m:r>
+        <m:r>
+          <m:rPr>
+            <m:sty m:val="p"/>
+          </m:rPr>
+          <m:t>(</m:t>
+        </m:r>
+        <m:r>
+          <m:t>A</m:t>
+        </m:r>
+        <m:r>
+          <m:t>1</m:t>
+        </m:r>
+        <m:r>
+          <m:rPr>
+            <m:sty m:val="p"/>
+          </m:rPr>
+          <m:t>)</m:t>
+        </m:r>
+        <m:r>
+          <m:rPr>
+            <m:sty m:val="p"/>
+          </m:rPr>
+          <m:t>=</m:t>
+        </m:r>
+        <m:r>
+          <m:rPr>
+            <m:sty m:val="p"/>
+          </m:rPr>
+          <m:t>−</m:t>
+        </m:r>
+        <m:r>
+          <m:t>0.073991</m:t>
+        </m:r>
+      </m:oMath>
+      <w:r>
+        <w:t xml:space="preserve">.</w:t>
+      </w:r>
+      <w:r>
+        <w:t xml:space="preserve"> </w:t>
+      </w:r>
+      <m:oMath>
+        <m:sSub>
+          <m:e>
+            <m:r>
+              <m:t>G</m:t>
+            </m:r>
+          </m:e>
+          <m:sub>
+            <m:r>
+              <m:rPr>
+                <m:sty m:val="p"/>
+              </m:rPr>
+              <m:t>t</m:t>
+            </m:r>
+            <m:r>
+              <m:rPr>
+                <m:sty m:val="p"/>
+              </m:rPr>
+              <m:t>l</m:t>
+            </m:r>
+          </m:sub>
+        </m:sSub>
+        <m:r>
+          <m:rPr>
+            <m:sty m:val="p"/>
+          </m:rPr>
+          <m:t>=</m:t>
+        </m:r>
+        <m:r>
+          <m:rPr>
+            <m:sty m:val="p"/>
+          </m:rPr>
+          <m:t>T</m:t>
+        </m:r>
+        <m:r>
+          <m:rPr>
+            <m:sty m:val="p"/>
+          </m:rPr>
+          <m:t>L</m:t>
+        </m:r>
+        <m:r>
+          <m:rPr>
+            <m:sty m:val="p"/>
+          </m:rPr>
+          <m:t>(</m:t>
+        </m:r>
+        <m:r>
+          <m:t>A</m:t>
+        </m:r>
+        <m:r>
+          <m:t>2</m:t>
+        </m:r>
+        <m:r>
+          <m:rPr>
+            <m:sty m:val="p"/>
+          </m:rPr>
+          <m:t>)</m:t>
+        </m:r>
+        <m:r>
+          <m:rPr>
+            <m:sty m:val="p"/>
+          </m:rPr>
+          <m:t>−</m:t>
+        </m:r>
+        <m:r>
+          <m:rPr>
+            <m:sty m:val="p"/>
+          </m:rPr>
+          <m:t>T</m:t>
+        </m:r>
+        <m:r>
+          <m:rPr>
+            <m:sty m:val="p"/>
+          </m:rPr>
+          <m:t>L</m:t>
+        </m:r>
+        <m:r>
+          <m:rPr>
+            <m:sty m:val="p"/>
+          </m:rPr>
+          <m:t>(</m:t>
+        </m:r>
+        <m:r>
+          <m:t>A</m:t>
+        </m:r>
+        <m:r>
+          <m:t>1</m:t>
+        </m:r>
+        <m:r>
+          <m:rPr>
+            <m:sty m:val="p"/>
+          </m:rPr>
+          <m:t>)</m:t>
+        </m:r>
+        <m:r>
+          <m:rPr>
+            <m:sty m:val="p"/>
+          </m:rPr>
+          <m:t>=</m:t>
+        </m:r>
+        <m:r>
+          <m:rPr>
+            <m:sty m:val="p"/>
+          </m:rPr>
+          <m:t>−</m:t>
+        </m:r>
+        <m:r>
+          <m:t>3.883048</m:t>
+        </m:r>
+      </m:oMath>
+      <w:r>
+        <w:t xml:space="preserve">.</w:t>
+      </w:r>
+    </w:p>
+    <w:bookmarkStart w:id="32" w:name="tab:primary"/>
+    <w:p>
+      <w:pPr>
+        <w:pStyle w:val="TableCaption"/>
+      </w:pPr>
+      <w:r>
+        <w:t xml:space="preserve">Primary confirmatory outcomes. Seed 0, depth 20,</w:t>
+      </w:r>
+      <w:r>
+        <w:t xml:space="preserve"> </w:t>
+      </w:r>
+      <m:oMath>
+        <m:sSub>
+          <m:e>
+            <m:r>
+              <m:t>N</m:t>
+            </m:r>
+          </m:e>
+          <m:sub>
+            <m:r>
+              <m:rPr>
+                <m:sty m:val="p"/>
+              </m:rPr>
+              <m:t>p</m:t>
+            </m:r>
+            <m:r>
+              <m:rPr>
+                <m:sty m:val="p"/>
+              </m:rPr>
+              <m:t>h</m:t>
+            </m:r>
+            <m:r>
+              <m:rPr>
+                <m:sty m:val="p"/>
+              </m:rPr>
+              <m:t>a</m:t>
+            </m:r>
+            <m:r>
+              <m:rPr>
+                <m:sty m:val="p"/>
+              </m:rPr>
+              <m:t>s</m:t>
+            </m:r>
+            <m:r>
+              <m:rPr>
+                <m:sty m:val="p"/>
+              </m:rPr>
+              <m:t>e</m:t>
+            </m:r>
+            <m:r>
+              <m:rPr>
+                <m:sty m:val="p"/>
+              </m:rPr>
+              <m:t>2</m:t>
+            </m:r>
+          </m:sub>
+        </m:sSub>
+        <m:r>
+          <m:rPr>
+            <m:sty m:val="p"/>
+          </m:rPr>
+          <m:t>=</m:t>
+        </m:r>
+        <m:r>
+          <m:t>294</m:t>
+        </m:r>
+      </m:oMath>
+      <w:r>
+        <w:t xml:space="preserve">,</w:t>
+      </w:r>
+      <w:r>
+        <w:t xml:space="preserve"> </w:t>
+      </w:r>
+      <m:oMath>
+        <m:sSub>
+          <m:e>
+            <m:r>
+              <m:t>D</m:t>
+            </m:r>
+          </m:e>
+          <m:sub>
+            <m:r>
+              <m:rPr>
+                <m:sty m:val="p"/>
+              </m:rPr>
+              <m:t>p</m:t>
+            </m:r>
+            <m:r>
+              <m:rPr>
+                <m:sty m:val="p"/>
+              </m:rPr>
+              <m:t>h</m:t>
+            </m:r>
+            <m:r>
+              <m:rPr>
+                <m:sty m:val="p"/>
+              </m:rPr>
+              <m:t>a</m:t>
+            </m:r>
+            <m:r>
+              <m:rPr>
+                <m:sty m:val="p"/>
+              </m:rPr>
+              <m:t>s</m:t>
+            </m:r>
+            <m:r>
+              <m:rPr>
+                <m:sty m:val="p"/>
+              </m:rPr>
+              <m:t>e</m:t>
+            </m:r>
+            <m:r>
+              <m:rPr>
+                <m:sty m:val="p"/>
+              </m:rPr>
+              <m:t>2</m:t>
+            </m:r>
+          </m:sub>
+        </m:sSub>
+        <m:r>
+          <m:rPr>
+            <m:sty m:val="p"/>
+          </m:rPr>
+          <m:t>=</m:t>
+        </m:r>
+        <m:r>
+          <m:t>19</m:t>
+        </m:r>
+        <m:r>
+          <m:rPr>
+            <m:sty m:val="p"/>
+          </m:rPr>
+          <m:t>,</m:t>
+        </m:r>
+        <m:r>
+          <m:t>267</m:t>
+        </m:r>
+        <m:r>
+          <m:rPr>
+            <m:sty m:val="p"/>
+          </m:rPr>
+          <m:t>,</m:t>
+        </m:r>
+        <m:r>
+          <m:t>584</m:t>
+        </m:r>
+      </m:oMath>
+      <w:r>
+        <w:t xml:space="preserve">, English 32</w:t>
+      </w:r>
+      <w:r>
+        <w:t xml:space="preserve">,</w:t>
+      </w:r>
+      <w:r>
+        <w:t xml:space="preserve">768 BPE, official</w:t>
       </w:r>
       <w:r>
         <w:t xml:space="preserve"> </w:t>
@@ -2525,13 +3834,304 @@
         <w:t xml:space="preserve">evaluate_bpb</w:t>
       </w:r>
       <w:r>
-        <w:t xml:space="preserve"> </w:t>
-      </w:r>
-      <w:r>
-        <w:t xml:space="preserve">wrapper as P1.1, two data roots. English val never in Tagalog paths. Seal English</w:t>
-      </w:r>
-      <w:r>
-        <w:t xml:space="preserve"> </w:t>
+        <w:t xml:space="preserve">,</w:t>
+      </w:r>
+      <w:r>
+        <w:t xml:space="preserve"> </w:t>
+      </w:r>
+      <m:oMath>
+        <m:r>
+          <m:t>T</m:t>
+        </m:r>
+        <m:r>
+          <m:rPr>
+            <m:sty m:val="p"/>
+          </m:rPr>
+          <m:t>=</m:t>
+        </m:r>
+        <m:r>
+          <m:t>2048</m:t>
+        </m:r>
+      </m:oMath>
+      <w:r>
+        <w:t xml:space="preserve">. P1.1 d20 Tagalog</w:t>
+      </w:r>
+      <w:r>
+        <w:t xml:space="preserve"> </w:t>
+      </w:r>
+      <m:oMath>
+        <m:r>
+          <m:t>1.172248</m:t>
+        </m:r>
+      </m:oMath>
+      <w:r>
+        <w:t xml:space="preserve"> </w:t>
+      </w:r>
+      <w:r>
+        <w:t xml:space="preserve">uses a different tokenizer and is descriptive only.</w:t>
+      </w:r>
+    </w:p>
+    <w:tbl>
+      <w:tblPr>
+        <w:tblStyle w:val="Table"/>
+        <w:tblW w:type="auto" w:w="0"/>
+        <w:tblLook w:firstRow="1" w:lastRow="0" w:firstColumn="0" w:lastColumn="0" w:noHBand="0" w:noVBand="0" w:val="0020"/>
+        <w:tblCaption w:val="Primary confirmatory outcomes. Seed 0, depth 20, N_{\mathrm{phase2}}=294, D_{\mathrm{phase2}}=19{,}267{,}584, English 32,768 BPE, official evaluate_bpb, T=2048. P1.1 d20 Tagalog 1.172248 uses a different tokenizer and is descriptive only."/>
+      </w:tblPr>
+      <w:tblGrid>
+        <w:gridCol w:w="2640"/>
+        <w:gridCol w:w="2640"/>
+        <w:gridCol w:w="2640"/>
+      </w:tblGrid>
+      <w:tr>
+        <w:trPr>
+          <w:tblHeader w:val="on"/>
+        </w:trPr>
+        <w:tc>
+          <w:tcPr/>
+          <w:p>
+            <w:pPr>
+              <w:pStyle w:val="Compact"/>
+              <w:jc w:val="left"/>
+            </w:pPr>
+            <w:r>
+              <w:t xml:space="preserve">Arm</w:t>
+            </w:r>
+          </w:p>
+        </w:tc>
+        <w:tc>
+          <w:tcPr/>
+          <w:p>
+            <w:pPr>
+              <w:pStyle w:val="Compact"/>
+              <w:jc w:val="right"/>
+            </w:pPr>
+            <w:r>
+              <w:t xml:space="preserve">English val BPB</w:t>
+            </w:r>
+          </w:p>
+        </w:tc>
+        <w:tc>
+          <w:tcPr/>
+          <w:p>
+            <w:pPr>
+              <w:pStyle w:val="Compact"/>
+              <w:jc w:val="right"/>
+            </w:pPr>
+            <w:r>
+              <w:t xml:space="preserve">Tagalog val BPB</w:t>
+            </w:r>
+          </w:p>
+        </w:tc>
+      </w:tr>
+      <w:tr>
+        <w:tc>
+          <w:tcPr/>
+          <w:p>
+            <w:pPr>
+              <w:pStyle w:val="Compact"/>
+              <w:jc w:val="left"/>
+            </w:pPr>
+            <w:r>
+              <w:t xml:space="preserve">Untrained</w:t>
+            </w:r>
+          </w:p>
+        </w:tc>
+        <w:tc>
+          <w:tcPr/>
+          <w:p>
+            <w:pPr>
+              <w:pStyle w:val="Compact"/>
+              <w:jc w:val="right"/>
+            </w:pPr>
+            <w:r>
+              <w:t xml:space="preserve">3.246978</w:t>
+            </w:r>
+          </w:p>
+        </w:tc>
+        <w:tc>
+          <w:tcPr/>
+          <w:p>
+            <w:pPr>
+              <w:pStyle w:val="Compact"/>
+              <w:jc w:val="right"/>
+            </w:pPr>
+            <w:r>
+              <w:t xml:space="preserve">—</w:t>
+            </w:r>
+          </w:p>
+        </w:tc>
+      </w:tr>
+      <w:tr>
+        <w:tc>
+          <w:tcPr/>
+          <w:p>
+            <w:pPr>
+              <w:pStyle w:val="Compact"/>
+              <w:jc w:val="left"/>
+            </w:pPr>
+            <w:r>
+              <w:t xml:space="preserve">A0</w:t>
+            </w:r>
+          </w:p>
+        </w:tc>
+        <w:tc>
+          <w:tcPr/>
+          <w:p>
+            <w:pPr>
+              <w:pStyle w:val="Compact"/>
+              <w:jc w:val="right"/>
+            </w:pPr>
+            <w:r>
+              <w:t xml:space="preserve">1.389990</w:t>
+            </w:r>
+          </w:p>
+        </w:tc>
+        <w:tc>
+          <w:tcPr/>
+          <w:p>
+            <w:pPr>
+              <w:pStyle w:val="Compact"/>
+              <w:jc w:val="right"/>
+            </w:pPr>
+            <w:r>
+              <w:t xml:space="preserve">4.917650</w:t>
+            </w:r>
+          </w:p>
+        </w:tc>
+      </w:tr>
+      <w:tr>
+        <w:tc>
+          <w:tcPr/>
+          <w:p>
+            <w:pPr>
+              <w:pStyle w:val="Compact"/>
+              <w:jc w:val="left"/>
+            </w:pPr>
+            <w:r>
+              <w:t xml:space="preserve">A1</w:t>
+            </w:r>
+          </w:p>
+        </w:tc>
+        <w:tc>
+          <w:tcPr/>
+          <w:p>
+            <w:pPr>
+              <w:pStyle w:val="Compact"/>
+              <w:jc w:val="right"/>
+            </w:pPr>
+            <w:r>
+              <w:t xml:space="preserve">1.459675</w:t>
+            </w:r>
+          </w:p>
+        </w:tc>
+        <w:tc>
+          <w:tcPr/>
+          <w:p>
+            <w:pPr>
+              <w:pStyle w:val="Compact"/>
+              <w:jc w:val="right"/>
+            </w:pPr>
+            <w:r>
+              <w:t xml:space="preserve">5.054664</w:t>
+            </w:r>
+          </w:p>
+        </w:tc>
+      </w:tr>
+      <w:tr>
+        <w:tc>
+          <w:tcPr/>
+          <w:p>
+            <w:pPr>
+              <w:pStyle w:val="Compact"/>
+              <w:jc w:val="left"/>
+            </w:pPr>
+            <w:r>
+              <w:t xml:space="preserve">A2</w:t>
+            </w:r>
+          </w:p>
+        </w:tc>
+        <w:tc>
+          <w:tcPr/>
+          <w:p>
+            <w:pPr>
+              <w:pStyle w:val="Compact"/>
+              <w:jc w:val="right"/>
+            </w:pPr>
+            <w:r>
+              <w:t xml:space="preserve">1.385684</w:t>
+            </w:r>
+          </w:p>
+        </w:tc>
+        <w:tc>
+          <w:tcPr/>
+          <w:p>
+            <w:pPr>
+              <w:pStyle w:val="Compact"/>
+              <w:jc w:val="right"/>
+            </w:pPr>
+            <w:r>
+              <w:t xml:space="preserve">1.171616</w:t>
+            </w:r>
+          </w:p>
+        </w:tc>
+      </w:tr>
+      <w:tr>
+        <w:tc>
+          <w:tcPr/>
+          <w:p>
+            <w:pPr>
+              <w:pStyle w:val="Compact"/>
+              <w:jc w:val="left"/>
+            </w:pPr>
+            <w:r>
+              <w:t xml:space="preserve">A3</w:t>
+            </w:r>
+          </w:p>
+        </w:tc>
+        <w:tc>
+          <w:tcPr/>
+          <w:p>
+            <w:pPr>
+              <w:pStyle w:val="Compact"/>
+              <w:jc w:val="right"/>
+            </w:pPr>
+            <w:r>
+              <w:t xml:space="preserve">1.279433</w:t>
+            </w:r>
+          </w:p>
+        </w:tc>
+        <w:tc>
+          <w:tcPr/>
+          <w:p>
+            <w:pPr>
+              <w:pStyle w:val="Compact"/>
+              <w:jc w:val="right"/>
+            </w:pPr>
+            <w:r>
+              <w:t xml:space="preserve">1.528858</w:t>
+            </w:r>
+          </w:p>
+        </w:tc>
+      </w:tr>
+    </w:tbl>
+    <w:bookmarkEnd w:id="32"/>
+    <w:bookmarkEnd w:id="33"/>
+    <w:bookmarkStart w:id="34" w:name="prediction-outcome"/>
+    <w:p>
+      <w:pPr>
+        <w:pStyle w:val="Heading2"/>
+      </w:pPr>
+      <w:r>
+        <w:t xml:space="preserve">Prediction outcome</w:t>
+      </w:r>
+    </w:p>
+    <w:p>
+      <w:pPr>
+        <w:pStyle w:val="FirstParagraph"/>
+      </w:pPr>
+      <w:r>
+        <w:t xml:space="preserve">The filed English-cost pattern (</w:t>
       </w:r>
       <m:oMath>
         <m:sSub>
@@ -2555,12 +4155,365 @@
             </m:r>
           </m:sub>
         </m:sSub>
+        <m:r>
+          <m:rPr>
+            <m:sty m:val="p"/>
+          </m:rPr>
+          <m:t>≥</m:t>
+        </m:r>
+        <m:r>
+          <m:t>0.01</m:t>
+        </m:r>
       </m:oMath>
       <w:r>
-        <w:t xml:space="preserve"> </w:t>
-      </w:r>
-      <w:r>
-        <w:t xml:space="preserve">and Tagalog acquisition on validation with both tests unread. Then at most one English test and at most one Tagalog test, predeclared. Loop</w:t>
+        <w:t xml:space="preserve">) was</w:t>
+      </w:r>
+      <w:r>
+        <w:t xml:space="preserve"> </w:t>
+      </w:r>
+      <w:r>
+        <w:rPr>
+          <w:b/>
+          <w:bCs/>
+        </w:rPr>
+        <w:t xml:space="preserve">not observed</w:t>
+      </w:r>
+      <w:r>
+        <w:t xml:space="preserve">: A2 English BPB was lower than A1 by</w:t>
+      </w:r>
+      <w:r>
+        <w:t xml:space="preserve"> </w:t>
+      </w:r>
+      <m:oMath>
+        <m:r>
+          <m:t>0.073991</m:t>
+        </m:r>
+      </m:oMath>
+      <w:r>
+        <w:t xml:space="preserve"> </w:t>
+      </w:r>
+      <w:r>
+        <w:t xml:space="preserve">BPB (opposite sign;</w:t>
+      </w:r>
+      <w:r>
+        <w:t xml:space="preserve"> </w:t>
+      </w:r>
+      <m:oMath>
+        <m:r>
+          <m:rPr>
+            <m:sty m:val="p"/>
+          </m:rPr>
+          <m:t>|</m:t>
+        </m:r>
+        <m:r>
+          <m:rPr>
+            <m:sty m:val="p"/>
+          </m:rPr>
+          <m:t>Δ</m:t>
+        </m:r>
+        <m:r>
+          <m:rPr>
+            <m:sty m:val="p"/>
+          </m:rPr>
+          <m:t>|</m:t>
+        </m:r>
+      </m:oMath>
+      <w:r>
+        <w:t xml:space="preserve"> </w:t>
+      </w:r>
+      <w:r>
+        <w:t xml:space="preserve">is material at</w:t>
+      </w:r>
+      <w:r>
+        <w:t xml:space="preserve"> </w:t>
+      </w:r>
+      <m:oMath>
+        <m:r>
+          <m:t>0.01</m:t>
+        </m:r>
+      </m:oMath>
+      <w:r>
+        <w:t xml:space="preserve">). This does not license a general claim that Tagalog improves English beyond this one-seed, fixed-data, fixed-budget apparatus.</w:t>
+      </w:r>
+    </w:p>
+    <w:p>
+      <w:pPr>
+        <w:pStyle w:val="BodyText"/>
+      </w:pPr>
+      <w:r>
+        <w:t xml:space="preserve">The filed Tagalog-gain pattern (</w:t>
+      </w:r>
+      <m:oMath>
+        <m:sSub>
+          <m:e>
+            <m:r>
+              <m:t>G</m:t>
+            </m:r>
+          </m:e>
+          <m:sub>
+            <m:r>
+              <m:rPr>
+                <m:sty m:val="p"/>
+              </m:rPr>
+              <m:t>t</m:t>
+            </m:r>
+            <m:r>
+              <m:rPr>
+                <m:sty m:val="p"/>
+              </m:rPr>
+              <m:t>l</m:t>
+            </m:r>
+          </m:sub>
+        </m:sSub>
+        <m:r>
+          <m:rPr>
+            <m:sty m:val="p"/>
+          </m:rPr>
+          <m:t>≤</m:t>
+        </m:r>
+        <m:r>
+          <m:rPr>
+            <m:sty m:val="p"/>
+          </m:rPr>
+          <m:t>−</m:t>
+        </m:r>
+        <m:r>
+          <m:t>0.01</m:t>
+        </m:r>
+      </m:oMath>
+      <w:r>
+        <w:t xml:space="preserve">) was</w:t>
+      </w:r>
+      <w:r>
+        <w:t xml:space="preserve"> </w:t>
+      </w:r>
+      <w:r>
+        <w:rPr>
+          <w:b/>
+          <w:bCs/>
+        </w:rPr>
+        <w:t xml:space="preserve">observed</w:t>
+      </w:r>
+      <w:r>
+        <w:t xml:space="preserve"> </w:t>
+      </w:r>
+      <w:r>
+        <w:t xml:space="preserve">in this one-seed apparatus. A2 Tagalog BPB was substantially below A1 under the shared English BPE.</w:t>
+      </w:r>
+    </w:p>
+    <w:p>
+      <w:pPr>
+        <w:pStyle w:val="BodyText"/>
+      </w:pPr>
+      <w:r>
+        <w:t xml:space="preserve">A3 versus A1:</w:t>
+      </w:r>
+      <w:r>
+        <w:t xml:space="preserve"> </w:t>
+      </w:r>
+      <m:oMath>
+        <m:r>
+          <m:rPr>
+            <m:sty m:val="p"/>
+          </m:rPr>
+          <m:t>E</m:t>
+        </m:r>
+        <m:r>
+          <m:rPr>
+            <m:sty m:val="p"/>
+          </m:rPr>
+          <m:t>N</m:t>
+        </m:r>
+        <m:r>
+          <m:rPr>
+            <m:sty m:val="p"/>
+          </m:rPr>
+          <m:t>(</m:t>
+        </m:r>
+        <m:r>
+          <m:t>A</m:t>
+        </m:r>
+        <m:r>
+          <m:t>3</m:t>
+        </m:r>
+        <m:r>
+          <m:rPr>
+            <m:sty m:val="p"/>
+          </m:rPr>
+          <m:t>)</m:t>
+        </m:r>
+        <m:r>
+          <m:rPr>
+            <m:sty m:val="p"/>
+          </m:rPr>
+          <m:t>−</m:t>
+        </m:r>
+        <m:r>
+          <m:rPr>
+            <m:sty m:val="p"/>
+          </m:rPr>
+          <m:t>E</m:t>
+        </m:r>
+        <m:r>
+          <m:rPr>
+            <m:sty m:val="p"/>
+          </m:rPr>
+          <m:t>N</m:t>
+        </m:r>
+        <m:r>
+          <m:rPr>
+            <m:sty m:val="p"/>
+          </m:rPr>
+          <m:t>(</m:t>
+        </m:r>
+        <m:r>
+          <m:t>A</m:t>
+        </m:r>
+        <m:r>
+          <m:t>1</m:t>
+        </m:r>
+        <m:r>
+          <m:rPr>
+            <m:sty m:val="p"/>
+          </m:rPr>
+          <m:t>)</m:t>
+        </m:r>
+        <m:r>
+          <m:rPr>
+            <m:sty m:val="p"/>
+          </m:rPr>
+          <m:t>=</m:t>
+        </m:r>
+        <m:r>
+          <m:rPr>
+            <m:sty m:val="p"/>
+          </m:rPr>
+          <m:t>−</m:t>
+        </m:r>
+        <m:r>
+          <m:t>0.180242</m:t>
+        </m:r>
+      </m:oMath>
+      <w:r>
+        <w:t xml:space="preserve">;</w:t>
+      </w:r>
+      <w:r>
+        <w:t xml:space="preserve"> </w:t>
+      </w:r>
+      <m:oMath>
+        <m:r>
+          <m:rPr>
+            <m:sty m:val="p"/>
+          </m:rPr>
+          <m:t>T</m:t>
+        </m:r>
+        <m:r>
+          <m:rPr>
+            <m:sty m:val="p"/>
+          </m:rPr>
+          <m:t>L</m:t>
+        </m:r>
+        <m:r>
+          <m:rPr>
+            <m:sty m:val="p"/>
+          </m:rPr>
+          <m:t>(</m:t>
+        </m:r>
+        <m:r>
+          <m:t>A</m:t>
+        </m:r>
+        <m:r>
+          <m:t>3</m:t>
+        </m:r>
+        <m:r>
+          <m:rPr>
+            <m:sty m:val="p"/>
+          </m:rPr>
+          <m:t>)</m:t>
+        </m:r>
+        <m:r>
+          <m:rPr>
+            <m:sty m:val="p"/>
+          </m:rPr>
+          <m:t>−</m:t>
+        </m:r>
+        <m:r>
+          <m:rPr>
+            <m:sty m:val="p"/>
+          </m:rPr>
+          <m:t>T</m:t>
+        </m:r>
+        <m:r>
+          <m:rPr>
+            <m:sty m:val="p"/>
+          </m:rPr>
+          <m:t>L</m:t>
+        </m:r>
+        <m:r>
+          <m:rPr>
+            <m:sty m:val="p"/>
+          </m:rPr>
+          <m:t>(</m:t>
+        </m:r>
+        <m:r>
+          <m:t>A</m:t>
+        </m:r>
+        <m:r>
+          <m:t>1</m:t>
+        </m:r>
+        <m:r>
+          <m:rPr>
+            <m:sty m:val="p"/>
+          </m:rPr>
+          <m:t>)</m:t>
+        </m:r>
+        <m:r>
+          <m:rPr>
+            <m:sty m:val="p"/>
+          </m:rPr>
+          <m:t>=</m:t>
+        </m:r>
+        <m:r>
+          <m:rPr>
+            <m:sty m:val="p"/>
+          </m:rPr>
+          <m:t>−</m:t>
+        </m:r>
+        <m:r>
+          <m:t>3.525806</m:t>
+        </m:r>
+      </m:oMath>
+      <w:r>
+        <w:t xml:space="preserve">. A3 is the predeclared 50/50-</w:t>
+      </w:r>
+      <w:r>
+        <w:rPr>
+          <w:i/>
+          <w:iCs/>
+        </w:rPr>
+        <w:t xml:space="preserve">document</w:t>
+      </w:r>
+      <w:r>
+        <w:t xml:space="preserve"> </w:t>
+      </w:r>
+      <w:r>
+        <w:t xml:space="preserve">mix trade-off arm, not token-equated, and is</w:t>
+      </w:r>
+      <w:r>
+        <w:t xml:space="preserve"> </w:t>
+      </w:r>
+      <w:r>
+        <w:rPr>
+          <w:b/>
+          <w:bCs/>
+        </w:rPr>
+        <w:t xml:space="preserve">not</w:t>
+      </w:r>
+      <w:r>
+        <w:t xml:space="preserve"> </w:t>
+      </w:r>
+      <w:r>
+        <w:t xml:space="preserve">registered as mitigation. Realized mix shares (frozen seed-42 order</w:t>
       </w:r>
       <w:r>
         <w:t xml:space="preserve"> </w:t>
@@ -2569,23 +4522,101 @@
         <w:rPr>
           <w:rStyle w:val="VerbatimChar"/>
         </w:rPr>
-        <w:t xml:space="preserve">eval-tokens=262144</w:t>
-      </w:r>
-      <w:r>
-        <w:t xml:space="preserve"> </w:t>
-      </w:r>
-      <w:r>
-        <w:t xml:space="preserve">is diagnostic.</w:t>
-      </w:r>
-    </w:p>
-    <w:bookmarkEnd w:id="23"/>
-    <w:bookmarkStart w:id="24" w:name="what-is-not-done"/>
+        <w:t xml:space="preserve">b6ae432b…</w:t>
+      </w:r>
+      <w:r>
+        <w:t xml:space="preserve">): documents</w:t>
+      </w:r>
+      <w:r>
+        <w:t xml:space="preserve"> </w:t>
+      </w:r>
+      <m:oMath>
+        <m:r>
+          <m:t>50</m:t>
+        </m:r>
+        <m:r>
+          <m:rPr>
+            <m:sty m:val="p"/>
+          </m:rPr>
+          <m:t>/</m:t>
+        </m:r>
+        <m:r>
+          <m:t>50</m:t>
+        </m:r>
+      </m:oMath>
+      <w:r>
+        <w:t xml:space="preserve">; UTF-8 bytes English</w:t>
+      </w:r>
+      <w:r>
+        <w:t xml:space="preserve"> </w:t>
+      </w:r>
+      <m:oMath>
+        <m:r>
+          <m:t>0.961314</m:t>
+        </m:r>
+      </m:oMath>
+      <w:r>
+        <w:t xml:space="preserve"> </w:t>
+      </w:r>
+      <w:r>
+        <w:t xml:space="preserve">/ Tagalog</w:t>
+      </w:r>
+      <w:r>
+        <w:t xml:space="preserve"> </w:t>
+      </w:r>
+      <m:oMath>
+        <m:r>
+          <m:t>0.038686</m:t>
+        </m:r>
+      </m:oMath>
+      <w:r>
+        <w:t xml:space="preserve">; English-BPE tokens English</w:t>
+      </w:r>
+      <w:r>
+        <w:t xml:space="preserve"> </w:t>
+      </w:r>
+      <m:oMath>
+        <m:r>
+          <m:t>0.933232</m:t>
+        </m:r>
+      </m:oMath>
+      <w:r>
+        <w:t xml:space="preserve"> </w:t>
+      </w:r>
+      <w:r>
+        <w:t xml:space="preserve">/ Tagalog</w:t>
+      </w:r>
+      <w:r>
+        <w:t xml:space="preserve"> </w:t>
+      </w:r>
+      <m:oMath>
+        <m:r>
+          <m:t>0.066768</m:t>
+        </m:r>
+      </m:oMath>
+      <w:r>
+        <w:t xml:space="preserve">. A0 Tagalog is parent provenance; A0</w:t>
+      </w:r>
+      <m:oMath>
+        <m:r>
+          <m:rPr>
+            <m:sty m:val="p"/>
+          </m:rPr>
+          <m:t>→</m:t>
+        </m:r>
+      </m:oMath>
+      <w:r>
+        <w:t xml:space="preserve">A2 Tagalog change is descriptive only.</w:t>
+      </w:r>
+    </w:p>
+    <w:bookmarkEnd w:id="34"/>
+    <w:bookmarkStart w:id="35" w:name="secondary-confirmatory-test"/>
     <w:p>
       <w:pPr>
         <w:pStyle w:val="Heading2"/>
       </w:pPr>
       <w:r>
-        <w:t xml:space="preserve">What is not done</w:t>
+        <w:t xml:space="preserve">Secondary confirmatory test</w:t>
       </w:r>
     </w:p>
     <w:p>
@@ -2593,344 +4624,18 @@
         <w:pStyle w:val="FirstParagraph"/>
       </w:pPr>
       <w:r>
-        <w:t xml:space="preserve">No ClimbMix. No</w:t>
-      </w:r>
-      <w:r>
-        <w:t xml:space="preserve"> </w:t>
-      </w:r>
-      <w:r>
-        <w:rPr>
-          <w:rStyle w:val="VerbatimChar"/>
-        </w:rPr>
-        <w:t xml:space="preserve">python -m nanochat.dataset</w:t>
-      </w:r>
-      <w:r>
-        <w:t xml:space="preserve">. No P1.1 weight as English parent. No overwrite of</w:t>
-      </w:r>
-      <w:r>
-        <w:t xml:space="preserve"> </w:t>
-      </w:r>
-      <w:r>
-        <w:rPr>
-          <w:rStyle w:val="VerbatimChar"/>
-        </w:rPr>
-        <w:t xml:space="preserve">p1-fixed-d20-3x</w:t>
-      </w:r>
-      <w:r>
-        <w:t xml:space="preserve">. No Hugging Face</w:t>
-      </w:r>
-      <w:r>
-        <w:t xml:space="preserve"> </w:t>
-      </w:r>
-      <w:r>
-        <w:rPr>
-          <w:rStyle w:val="VerbatimChar"/>
-        </w:rPr>
-        <w:t xml:space="preserve">Trainer</w:t>
-      </w:r>
-      <w:r>
-        <w:t xml:space="preserve">. No confirmatory SFT/CORE/EWC. No invented rater scores. No mixing tokenizers in one run.</w:t>
-      </w:r>
-    </w:p>
-    <w:bookmarkEnd w:id="24"/>
-    <w:bookmarkEnd w:id="25"/>
-    <w:bookmarkStart w:id="26" w:name="sec:analysis"/>
-    <w:p>
-      <w:pPr>
-        <w:pStyle w:val="Heading1"/>
-      </w:pPr>
-      <w:r>
-        <w:t xml:space="preserve">Analysis plan</w:t>
-      </w:r>
-    </w:p>
-    <w:p>
-      <w:pPr>
-        <w:pStyle w:val="FirstParagraph"/>
-      </w:pPr>
-      <w:r>
-        <w:t xml:space="preserve">Primary:</w:t>
+        <w:t xml:space="preserve">After the val seal, one authorized secondary test touch scored A2 only. English WT103-raw test BPB</w:t>
       </w:r>
       <w:r>
         <w:t xml:space="preserve"> </w:t>
       </w:r>
       <m:oMath>
-        <m:sSub>
-          <m:e>
-            <m:acc>
-              <m:accPr>
-                <m:chr m:val="‾"/>
-              </m:accPr>
-              <m:e>
-                <m:r>
-                  <m:t>C</m:t>
-                </m:r>
-              </m:e>
-            </m:acc>
-          </m:e>
-          <m:sub>
-            <m:r>
-              <m:rPr>
-                <m:sty m:val="p"/>
-              </m:rPr>
-              <m:t>e</m:t>
-            </m:r>
-            <m:r>
-              <m:rPr>
-                <m:sty m:val="p"/>
-              </m:rPr>
-              <m:t>n</m:t>
-            </m:r>
-          </m:sub>
-        </m:sSub>
+        <m:r>
+          <m:t>1.392015</m:t>
+        </m:r>
       </m:oMath>
       <w:r>
-        <w:t xml:space="preserve"> </w:t>
-      </w:r>
-      <w:r>
-        <w:t xml:space="preserve">at d8 and d20, seeds as registered, threshold</w:t>
-      </w:r>
-      <w:r>
-        <w:t xml:space="preserve"> </w:t>
-      </w:r>
-      <m:oMath>
-        <m:r>
-          <m:t>0.01</m:t>
-        </m:r>
-      </m:oMath>
-      <w:r>
-        <w:t xml:space="preserve">. Secondary: Tagalog A2 versus P1.1 Table 2 and versus A0; A3; collapse binary on English. Falsification of forgetting:</w:t>
-      </w:r>
-      <w:r>
-        <w:t xml:space="preserve"> </w:t>
-      </w:r>
-      <m:oMath>
-        <m:sSub>
-          <m:e>
-            <m:r>
-              <m:t>C</m:t>
-            </m:r>
-          </m:e>
-          <m:sub>
-            <m:r>
-              <m:rPr>
-                <m:sty m:val="p"/>
-              </m:rPr>
-              <m:t>e</m:t>
-            </m:r>
-            <m:r>
-              <m:rPr>
-                <m:sty m:val="p"/>
-              </m:rPr>
-              <m:t>n</m:t>
-            </m:r>
-          </m:sub>
-        </m:sSub>
-      </m:oMath>
-      <w:r>
-        <w:t xml:space="preserve"> </w:t>
-      </w:r>
-      <w:r>
-        <w:t xml:space="preserve">not material. Falsification of acquisition: Tagalog A2 not better than A0 by</w:t>
-      </w:r>
-      <w:r>
-        <w:t xml:space="preserve"> </w:t>
-      </w:r>
-      <m:oMath>
-        <m:r>
-          <m:t>0.01</m:t>
-        </m:r>
-      </m:oMath>
-      <w:r>
-        <w:t xml:space="preserve">. Neither revives a P1.1 depth ranking.</w:t>
-      </w:r>
-    </w:p>
-    <w:bookmarkEnd w:id="26"/>
-    <w:bookmarkStart w:id="27" w:name="sec:results"/>
-    <w:p>
-      <w:pPr>
-        <w:pStyle w:val="Heading1"/>
-      </w:pPr>
-      <w:r>
-        <w:t xml:space="preserve">Results</w:t>
-      </w:r>
-    </w:p>
-    <w:p>
-      <w:pPr>
-        <w:pStyle w:val="FirstParagraph"/>
-      </w:pPr>
-      <w:r>
-        <w:t xml:space="preserve">P1.1 Tagalog table is cited, not rerun. EN0, P0, and A0–A3 cells are empty until the new PDF exists and the runs complete </w:t>
-      </w:r>
-      <w:r>
-        <w:t xml:space="preserve">.</w:t>
-      </w:r>
-    </w:p>
-    <w:bookmarkEnd w:id="27"/>
-    <w:bookmarkStart w:id="28" w:name="sec:discussion"/>
-    <w:p>
-      <w:pPr>
-        <w:pStyle w:val="Heading1"/>
-      </w:pPr>
-      <w:r>
-        <w:t xml:space="preserve">Discussion rules</w:t>
-      </w:r>
-    </w:p>
-    <w:p>
-      <w:pPr>
-        <w:pStyle w:val="FirstParagraph"/>
-      </w:pPr>
-      <w:r>
-        <w:t xml:space="preserve">If</w:t>
-      </w:r>
-      <w:r>
-        <w:t xml:space="preserve"> </w:t>
-      </w:r>
-      <m:oMath>
-        <m:sSub>
-          <m:e>
-            <m:r>
-              <m:t>C</m:t>
-            </m:r>
-          </m:e>
-          <m:sub>
-            <m:r>
-              <m:rPr>
-                <m:sty m:val="p"/>
-              </m:rPr>
-              <m:t>e</m:t>
-            </m:r>
-            <m:r>
-              <m:rPr>
-                <m:sty m:val="p"/>
-              </m:rPr>
-              <m:t>n</m:t>
-            </m:r>
-          </m:sub>
-        </m:sSub>
-      </m:oMath>
-      <w:r>
-        <w:t xml:space="preserve"> </w:t>
-      </w:r>
-      <w:r>
-        <w:t xml:space="preserve">is material and Tagalog A2 improved versus A0, the model learned Filipino and paid an English cost beyond extra English training. If Tagalog did not improve, it did not learn Filipino; do not call that English CF due to Filipino competence. If</w:t>
-      </w:r>
-      <w:r>
-        <w:t xml:space="preserve"> </w:t>
-      </w:r>
-      <m:oMath>
-        <m:sSub>
-          <m:e>
-            <m:r>
-              <m:t>C</m:t>
-            </m:r>
-          </m:e>
-          <m:sub>
-            <m:r>
-              <m:rPr>
-                <m:sty m:val="p"/>
-              </m:rPr>
-              <m:t>e</m:t>
-            </m:r>
-            <m:r>
-              <m:rPr>
-                <m:sty m:val="p"/>
-              </m:rPr>
-              <m:t>n</m:t>
-            </m:r>
-          </m:sub>
-        </m:sSub>
-        <m:r>
-          <m:rPr>
-            <m:sty m:val="p"/>
-          </m:rPr>
-          <m:t>≈</m:t>
-        </m:r>
-        <m:r>
-          <m:t>0</m:t>
-        </m:r>
-      </m:oMath>
-      <w:r>
-        <w:t xml:space="preserve"> </w:t>
-      </w:r>
-      <w:r>
-        <w:t xml:space="preserve">and Tagalog improved, sequential Tagalog at this budget did not overwrite English on BPB. P0 is what licenses the sentence</w:t>
-      </w:r>
-      <w:r>
-        <w:t xml:space="preserve"> </w:t>
-      </w:r>
-      <w:r>
-        <w:t xml:space="preserve">“pretrained in English.”</w:t>
-      </w:r>
-    </w:p>
-    <w:bookmarkEnd w:id="28"/>
-    <w:bookmarkStart w:id="29" w:name="sec:limits"/>
-    <w:p>
-      <w:pPr>
-        <w:pStyle w:val="Heading1"/>
-      </w:pPr>
-      <w:r>
-        <w:t xml:space="preserve">Limitations</w:t>
-      </w:r>
-    </w:p>
-    <w:p>
-      <w:pPr>
-        <w:pStyle w:val="FirstParagraph"/>
-      </w:pPr>
-      <w:r>
-        <w:t xml:space="preserve">No EN0 numbers yet. English BPE on Tagalog text shreds Tagalog; BPB still compares bytes. WikiText-103</w:t>
-      </w:r>
-      <w:r>
-        <w:t xml:space="preserve"> </w:t>
-      </w:r>
-      <m:oMath>
-        <m:r>
-          <m:rPr>
-            <m:sty m:val="p"/>
-          </m:rPr>
-          <m:t>≠</m:t>
-        </m:r>
-      </m:oMath>
-      <w:r>
-        <w:t xml:space="preserve"> </w:t>
-      </w:r>
-      <w:r>
-        <w:t xml:space="preserve">web English. P1.1 reconstructed split. One parent seed unless extra seeds run. Shared named entities across Wikipedias. No chat.</w:t>
-      </w:r>
-    </w:p>
-    <w:bookmarkEnd w:id="29"/>
-    <w:bookmarkStart w:id="30" w:name="sec:conclusion"/>
-    <w:p>
-      <w:pPr>
-        <w:pStyle w:val="Heading1"/>
-      </w:pPr>
-      <w:r>
-        <w:t xml:space="preserve">Conclusion</w:t>
-      </w:r>
-    </w:p>
-    <w:p>
-      <w:pPr>
-        <w:pStyle w:val="FirstParagraph"/>
-      </w:pPr>
-      <w:r>
-        <w:t xml:space="preserve">Paper 1 stays a pure Tagalog base. Paper 2 trains an English nanochat, proves provenance, continues on WikiText-TL-39, and reports English forgetting and Filipino acquisition on the same BPB instrument. That is the pipeline. It is not a rewrite of AsPredicted #306780.</w:t>
-      </w:r>
-    </w:p>
-    <w:bookmarkEnd w:id="30"/>
-    <w:bookmarkStart w:id="31" w:name="ethics"/>
-    <w:p>
-      <w:pPr>
-        <w:pStyle w:val="Heading1"/>
-      </w:pPr>
-      <w:r>
-        <w:t xml:space="preserve">Ethics</w:t>
-      </w:r>
-    </w:p>
-    <w:p>
-      <w:pPr>
-        <w:pStyle w:val="FirstParagraph"/>
-      </w:pPr>
-      <w:r>
-        <w:t xml:space="preserve">Public Wikipedia text. No passcodes, no</w:t>
+        <w:t xml:space="preserve">. The P1.1 Tagalog</w:t>
       </w:r>
       <w:r>
         <w:t xml:space="preserve"> </w:t>
@@ -2945,7 +4650,111 @@
         <w:t xml:space="preserve"> </w:t>
       </w:r>
       <w:r>
-        <w:t xml:space="preserve">in public repos. Hub license</w:t>
+        <w:t xml:space="preserve">is a legacy external holdout scored under P2 English BPE:</w:t>
+      </w:r>
+      <w:r>
+        <w:t xml:space="preserve"> </w:t>
+      </w:r>
+      <m:oMath>
+        <m:r>
+          <m:t>1.160154</m:t>
+        </m:r>
+      </m:oMath>
+      <w:r>
+        <w:t xml:space="preserve">. These secondary results do not alter sealed</w:t>
+      </w:r>
+      <w:r>
+        <w:t xml:space="preserve"> </w:t>
+      </w:r>
+      <m:oMath>
+        <m:sSub>
+          <m:e>
+            <m:r>
+              <m:t>C</m:t>
+            </m:r>
+          </m:e>
+          <m:sub>
+            <m:r>
+              <m:rPr>
+                <m:sty m:val="p"/>
+              </m:rPr>
+              <m:t>e</m:t>
+            </m:r>
+            <m:r>
+              <m:rPr>
+                <m:sty m:val="p"/>
+              </m:rPr>
+              <m:t>n</m:t>
+            </m:r>
+          </m:sub>
+        </m:sSub>
+      </m:oMath>
+      <w:r>
+        <w:t xml:space="preserve"> </w:t>
+      </w:r>
+      <w:r>
+        <w:t xml:space="preserve">or</w:t>
+      </w:r>
+      <w:r>
+        <w:t xml:space="preserve"> </w:t>
+      </w:r>
+      <m:oMath>
+        <m:sSub>
+          <m:e>
+            <m:r>
+              <m:t>G</m:t>
+            </m:r>
+          </m:e>
+          <m:sub>
+            <m:r>
+              <m:rPr>
+                <m:sty m:val="p"/>
+              </m:rPr>
+              <m:t>t</m:t>
+            </m:r>
+            <m:r>
+              <m:rPr>
+                <m:sty m:val="p"/>
+              </m:rPr>
+              <m:t>l</m:t>
+            </m:r>
+          </m:sub>
+        </m:sSub>
+      </m:oMath>
+      <w:r>
+        <w:t xml:space="preserve">. P1.1’s native-BPE test BPB</w:t>
+      </w:r>
+      <w:r>
+        <w:t xml:space="preserve"> </w:t>
+      </w:r>
+      <m:oMath>
+        <m:r>
+          <m:t>1.164768</m:t>
+        </m:r>
+      </m:oMath>
+      <w:r>
+        <w:t xml:space="preserve"> </w:t>
+      </w:r>
+      <w:r>
+        <w:t xml:space="preserve">is not reused. A1 and A3 were not tested.</w:t>
+      </w:r>
+    </w:p>
+    <w:bookmarkEnd w:id="35"/>
+    <w:bookmarkStart w:id="37" w:name="required-baselines"/>
+    <w:p>
+      <w:pPr>
+        <w:pStyle w:val="Heading2"/>
+      </w:pPr>
+      <w:r>
+        <w:t xml:space="preserve">Required baselines</w:t>
+      </w:r>
+    </w:p>
+    <w:p>
+      <w:pPr>
+        <w:pStyle w:val="FirstParagraph"/>
+      </w:pPr>
+      <w:r>
+        <w:t xml:space="preserve">EN0 English</w:t>
       </w:r>
       <w:r>
         <w:t xml:space="preserve"> </w:t>
@@ -2954,19 +4763,2750 @@
         <w:rPr>
           <w:rStyle w:val="VerbatimChar"/>
         </w:rPr>
-        <w:t xml:space="preserve">other</w:t>
-      </w:r>
-      <w:r>
-        <w:t xml:space="preserve">. Cheng is not a coauthor.</w:t>
-      </w:r>
-    </w:p>
-    <w:bookmarkEnd w:id="31"/>
-    <w:bookmarkStart w:id="34" w:name="acknowledgements"/>
+        <w:t xml:space="preserve">val_bpb_full</w:t>
+      </w:r>
+      <w:r>
+        <w:t xml:space="preserve"> </w:t>
+      </w:r>
+      <w:r>
+        <w:t xml:space="preserve">beat both an untrained same-depth model and a train-fitted add-one UTF-8 byte unigram (</w:t>
+      </w:r>
+      <m:oMath>
+        <m:r>
+          <m:t>4.582801</m:t>
+        </m:r>
+      </m:oMath>
+      <w:r>
+        <w:t xml:space="preserve">) by</w:t>
+      </w:r>
+      <w:r>
+        <w:t xml:space="preserve"> </w:t>
+      </w:r>
+      <m:oMath>
+        <m:r>
+          <m:rPr>
+            <m:sty m:val="p"/>
+          </m:rPr>
+          <m:t>≥</m:t>
+        </m:r>
+        <m:r>
+          <m:t>0.01</m:t>
+        </m:r>
+      </m:oMath>
+      <w:r>
+        <w:t xml:space="preserve"> </w:t>
+      </w:r>
+      <w:r>
+        <w:t xml:space="preserve">at depths 8 and 20 (Table </w:t>
+      </w:r>
+      <w:hyperlink w:anchor="tab:p0e">
+        <w:r>
+          <w:rPr>
+            <w:rStyle w:val="Hyperlink"/>
+          </w:rPr>
+          <w:t xml:space="preserve">2</w:t>
+        </w:r>
+      </w:hyperlink>
+      <w:r>
+        <w:t xml:space="preserve">). P0-E therefore passed; the d20 parent may be called English-pretrained. Confirmatory continuation uses the frozen d20 parent only.</w:t>
+      </w:r>
+    </w:p>
+    <w:bookmarkStart w:id="36" w:name="tab:p0e"/>
+    <w:p>
+      <w:pPr>
+        <w:pStyle w:val="TableCaption"/>
+      </w:pPr>
+      <w:r>
+        <w:t xml:space="preserve">P0-E English provenance, official</w:t>
+      </w:r>
+      <w:r>
+        <w:t xml:space="preserve"> </w:t>
+      </w:r>
+      <w:r>
+        <w:rPr>
+          <w:rStyle w:val="VerbatimChar"/>
+        </w:rPr>
+        <w:t xml:space="preserve">evaluate_bpb</w:t>
+      </w:r>
+      <w:r>
+        <w:t xml:space="preserve">,</w:t>
+      </w:r>
+      <w:r>
+        <w:t xml:space="preserve"> </w:t>
+      </w:r>
+      <m:oMath>
+        <m:r>
+          <m:t>T</m:t>
+        </m:r>
+        <m:r>
+          <m:rPr>
+            <m:sty m:val="p"/>
+          </m:rPr>
+          <m:t>=</m:t>
+        </m:r>
+        <m:r>
+          <m:t>2048</m:t>
+        </m:r>
+      </m:oMath>
+      <w:r>
+        <w:t xml:space="preserve">. Byte unigram</w:t>
+      </w:r>
+      <w:r>
+        <w:t xml:space="preserve"> </w:t>
+      </w:r>
+      <m:oMath>
+        <m:r>
+          <m:rPr>
+            <m:sty m:val="p"/>
+          </m:rPr>
+          <m:t>=</m:t>
+        </m:r>
+        <m:r>
+          <m:t>4.582801</m:t>
+        </m:r>
+      </m:oMath>
+      <w:r>
+        <w:t xml:space="preserve">.</w:t>
+      </w:r>
+    </w:p>
+    <w:tbl>
+      <w:tblPr>
+        <w:tblStyle w:val="Table"/>
+        <w:tblW w:type="auto" w:w="0"/>
+        <w:tblLook w:firstRow="1" w:lastRow="0" w:firstColumn="0" w:lastColumn="0" w:noHBand="0" w:noVBand="0" w:val="0020"/>
+        <w:tblCaption w:val="P0-E English provenance, official evaluate_bpb, T=2048. Byte unigram =4.582801."/>
+      </w:tblPr>
+      <w:tblGrid>
+        <w:gridCol w:w="1980"/>
+        <w:gridCol w:w="1980"/>
+        <w:gridCol w:w="1980"/>
+        <w:gridCol w:w="1980"/>
+      </w:tblGrid>
+      <w:tr>
+        <w:trPr>
+          <w:tblHeader w:val="on"/>
+        </w:trPr>
+        <w:tc>
+          <w:tcPr/>
+          <w:p>
+            <w:pPr>
+              <w:pStyle w:val="Compact"/>
+              <w:jc w:val="left"/>
+            </w:pPr>
+            <w:r>
+              <w:t xml:space="preserve">Model</w:t>
+            </w:r>
+          </w:p>
+        </w:tc>
+        <w:tc>
+          <w:tcPr/>
+          <w:p>
+            <w:pPr>
+              <w:pStyle w:val="Compact"/>
+              <w:jc w:val="right"/>
+            </w:pPr>
+            <w:r>
+              <w:t xml:space="preserve">val BPB</w:t>
+            </w:r>
+          </w:p>
+        </w:tc>
+        <w:tc>
+          <w:tcPr/>
+          <w:p>
+            <w:pPr>
+              <w:pStyle w:val="Compact"/>
+              <w:jc w:val="right"/>
+            </w:pPr>
+            <w:r>
+              <w:t xml:space="preserve">Untrained</w:t>
+            </w:r>
+          </w:p>
+        </w:tc>
+        <w:tc>
+          <w:tcPr/>
+          <w:p>
+            <w:pPr>
+              <w:pStyle w:val="Compact"/>
+              <w:jc w:val="right"/>
+            </w:pPr>
+            <w:r>
+              <w:t xml:space="preserve">Gap vs untrained</w:t>
+            </w:r>
+          </w:p>
+        </w:tc>
+      </w:tr>
+      <w:tr>
+        <w:tc>
+          <w:tcPr/>
+          <w:p>
+            <w:pPr>
+              <w:pStyle w:val="Compact"/>
+              <w:jc w:val="left"/>
+            </w:pPr>
+            <w:r>
+              <w:t xml:space="preserve">EN0 d8</w:t>
+            </w:r>
+          </w:p>
+        </w:tc>
+        <w:tc>
+          <w:tcPr/>
+          <w:p>
+            <w:pPr>
+              <w:pStyle w:val="Compact"/>
+              <w:jc w:val="right"/>
+            </w:pPr>
+            <w:r>
+              <w:t xml:space="preserve">0.983292</w:t>
+            </w:r>
+          </w:p>
+        </w:tc>
+        <w:tc>
+          <w:tcPr/>
+          <w:p>
+            <w:pPr>
+              <w:pStyle w:val="Compact"/>
+              <w:jc w:val="right"/>
+            </w:pPr>
+            <w:r>
+              <w:t xml:space="preserve">3.246994</w:t>
+            </w:r>
+          </w:p>
+        </w:tc>
+        <w:tc>
+          <w:tcPr/>
+          <w:p>
+            <w:pPr>
+              <w:pStyle w:val="Compact"/>
+              <w:jc w:val="right"/>
+            </w:pPr>
+            <w:r>
+              <w:t xml:space="preserve">2.263702</w:t>
+            </w:r>
+          </w:p>
+        </w:tc>
+      </w:tr>
+      <w:tr>
+        <w:tc>
+          <w:tcPr/>
+          <w:p>
+            <w:pPr>
+              <w:pStyle w:val="Compact"/>
+              <w:jc w:val="left"/>
+            </w:pPr>
+            <w:r>
+              <w:t xml:space="preserve">EN0 d20 (A0)</w:t>
+            </w:r>
+          </w:p>
+        </w:tc>
+        <w:tc>
+          <w:tcPr/>
+          <w:p>
+            <w:pPr>
+              <w:pStyle w:val="Compact"/>
+              <w:jc w:val="right"/>
+            </w:pPr>
+            <w:r>
+              <w:t xml:space="preserve">1.389990</w:t>
+            </w:r>
+          </w:p>
+        </w:tc>
+        <w:tc>
+          <w:tcPr/>
+          <w:p>
+            <w:pPr>
+              <w:pStyle w:val="Compact"/>
+              <w:jc w:val="right"/>
+            </w:pPr>
+            <w:r>
+              <w:t xml:space="preserve">3.246978</w:t>
+            </w:r>
+          </w:p>
+        </w:tc>
+        <w:tc>
+          <w:tcPr/>
+          <w:p>
+            <w:pPr>
+              <w:pStyle w:val="Compact"/>
+              <w:jc w:val="right"/>
+            </w:pPr>
+            <w:r>
+              <w:t xml:space="preserve">1.856988</w:t>
+            </w:r>
+          </w:p>
+        </w:tc>
+      </w:tr>
+    </w:tbl>
+    <w:bookmarkEnd w:id="36"/>
+    <w:bookmarkEnd w:id="37"/>
+    <w:bookmarkStart w:id="39" w:name="X17a0712ba9daca85865fd9236f3a399e713e585"/>
+    <w:p>
+      <w:pPr>
+        <w:pStyle w:val="Heading2"/>
+      </w:pPr>
+      <w:r>
+        <w:t xml:space="preserve">Secondary analyses, not used for</w:t>
+      </w:r>
+      <w:r>
+        <w:t xml:space="preserve"> </w:t>
+      </w:r>
+      <m:oMath>
+        <m:sSub>
+          <m:e>
+            <m:r>
+              <m:t>C</m:t>
+            </m:r>
+          </m:e>
+          <m:sub>
+            <m:r>
+              <m:rPr>
+                <m:sty m:val="p"/>
+              </m:rPr>
+              <m:t>e</m:t>
+            </m:r>
+            <m:r>
+              <m:rPr>
+                <m:sty m:val="p"/>
+              </m:rPr>
+              <m:t>n</m:t>
+            </m:r>
+          </m:sub>
+        </m:sSub>
+      </m:oMath>
+      <w:r>
+        <w:t xml:space="preserve"> </w:t>
+      </w:r>
+      <w:r>
+        <w:t xml:space="preserve">or</w:t>
+      </w:r>
+      <w:r>
+        <w:t xml:space="preserve"> </w:t>
+      </w:r>
+      <m:oMath>
+        <m:sSub>
+          <m:e>
+            <m:r>
+              <m:t>G</m:t>
+            </m:r>
+          </m:e>
+          <m:sub>
+            <m:r>
+              <m:rPr>
+                <m:sty m:val="p"/>
+              </m:rPr>
+              <m:t>t</m:t>
+            </m:r>
+            <m:r>
+              <m:rPr>
+                <m:sty m:val="p"/>
+              </m:rPr>
+              <m:t>l</m:t>
+            </m:r>
+          </m:sub>
+        </m:sSub>
+      </m:oMath>
+    </w:p>
+    <w:p>
+      <w:pPr>
+        <w:pStyle w:val="FirstParagraph"/>
+      </w:pPr>
+      <w:r>
+        <w:t xml:space="preserve">Table </w:t>
+      </w:r>
+      <w:hyperlink w:anchor="tab:exposure">
+        <w:r>
+          <w:rPr>
+            <w:rStyle w:val="Hyperlink"/>
+          </w:rPr>
+          <w:t xml:space="preserve">3</w:t>
+        </w:r>
+      </w:hyperlink>
+      <w:r>
+        <w:t xml:space="preserve"> </w:t>
+      </w:r>
+      <w:r>
+        <w:t xml:space="preserve">reports unique-stream exposure. Revisit</w:t>
+      </w:r>
+      <w:r>
+        <w:t xml:space="preserve"> </w:t>
+      </w:r>
+      <m:oMath>
+        <m:r>
+          <m:rPr>
+            <m:sty m:val="p"/>
+          </m:rPr>
+          <m:t>=</m:t>
+        </m:r>
+        <m:sSub>
+          <m:e>
+            <m:r>
+              <m:t>D</m:t>
+            </m:r>
+          </m:e>
+          <m:sub>
+            <m:r>
+              <m:rPr>
+                <m:sty m:val="p"/>
+              </m:rPr>
+              <m:t>p</m:t>
+            </m:r>
+            <m:r>
+              <m:rPr>
+                <m:sty m:val="p"/>
+              </m:rPr>
+              <m:t>h</m:t>
+            </m:r>
+            <m:r>
+              <m:rPr>
+                <m:sty m:val="p"/>
+              </m:rPr>
+              <m:t>a</m:t>
+            </m:r>
+            <m:r>
+              <m:rPr>
+                <m:sty m:val="p"/>
+              </m:rPr>
+              <m:t>s</m:t>
+            </m:r>
+            <m:r>
+              <m:rPr>
+                <m:sty m:val="p"/>
+              </m:rPr>
+              <m:t>e</m:t>
+            </m:r>
+            <m:r>
+              <m:rPr>
+                <m:sty m:val="p"/>
+              </m:rPr>
+              <m:t>2</m:t>
+            </m:r>
+          </m:sub>
+        </m:sSub>
+        <m:r>
+          <m:rPr>
+            <m:sty m:val="p"/>
+          </m:rPr>
+          <m:t>/</m:t>
+        </m:r>
+        <m:sSub>
+          <m:e>
+            <m:r>
+              <m:t>T</m:t>
+            </m:r>
+          </m:e>
+          <m:sub>
+            <m:r>
+              <m:rPr>
+                <m:sty m:val="p"/>
+              </m:rPr>
+              <m:t>u</m:t>
+            </m:r>
+            <m:r>
+              <m:rPr>
+                <m:sty m:val="p"/>
+              </m:rPr>
+              <m:t>n</m:t>
+            </m:r>
+            <m:r>
+              <m:rPr>
+                <m:sty m:val="p"/>
+              </m:rPr>
+              <m:t>i</m:t>
+            </m:r>
+            <m:r>
+              <m:rPr>
+                <m:sty m:val="p"/>
+              </m:rPr>
+              <m:t>q</m:t>
+            </m:r>
+            <m:r>
+              <m:rPr>
+                <m:sty m:val="p"/>
+              </m:rPr>
+              <m:t>u</m:t>
+            </m:r>
+            <m:r>
+              <m:rPr>
+                <m:sty m:val="p"/>
+              </m:rPr>
+              <m:t>e</m:t>
+            </m:r>
+          </m:sub>
+        </m:sSub>
+      </m:oMath>
+      <w:r>
+        <w:t xml:space="preserve">. These descriptors were not used to pick arms.</w:t>
+      </w:r>
+    </w:p>
+    <w:bookmarkStart w:id="38" w:name="tab:exposure"/>
+    <w:p>
+      <w:pPr>
+        <w:pStyle w:val="TableCaption"/>
+      </w:pPr>
+      <w:r>
+        <w:t xml:space="preserve">Phase-2 unique-stream exposure.</w:t>
+      </w:r>
+      <w:r>
+        <w:t xml:space="preserve"> </w:t>
+      </w:r>
+      <m:oMath>
+        <m:sSub>
+          <m:e>
+            <m:r>
+              <m:t>D</m:t>
+            </m:r>
+          </m:e>
+          <m:sub>
+            <m:r>
+              <m:rPr>
+                <m:sty m:val="p"/>
+              </m:rPr>
+              <m:t>p</m:t>
+            </m:r>
+            <m:r>
+              <m:rPr>
+                <m:sty m:val="p"/>
+              </m:rPr>
+              <m:t>h</m:t>
+            </m:r>
+            <m:r>
+              <m:rPr>
+                <m:sty m:val="p"/>
+              </m:rPr>
+              <m:t>a</m:t>
+            </m:r>
+            <m:r>
+              <m:rPr>
+                <m:sty m:val="p"/>
+              </m:rPr>
+              <m:t>s</m:t>
+            </m:r>
+            <m:r>
+              <m:rPr>
+                <m:sty m:val="p"/>
+              </m:rPr>
+              <m:t>e</m:t>
+            </m:r>
+            <m:r>
+              <m:rPr>
+                <m:sty m:val="p"/>
+              </m:rPr>
+              <m:t>2</m:t>
+            </m:r>
+          </m:sub>
+        </m:sSub>
+        <m:r>
+          <m:rPr>
+            <m:sty m:val="p"/>
+          </m:rPr>
+          <m:t>=</m:t>
+        </m:r>
+        <m:r>
+          <m:t>19</m:t>
+        </m:r>
+        <m:r>
+          <m:rPr>
+            <m:sty m:val="p"/>
+          </m:rPr>
+          <m:t>,</m:t>
+        </m:r>
+        <m:r>
+          <m:t>267</m:t>
+        </m:r>
+        <m:r>
+          <m:rPr>
+            <m:sty m:val="p"/>
+          </m:rPr>
+          <m:t>,</m:t>
+        </m:r>
+        <m:r>
+          <m:t>584</m:t>
+        </m:r>
+      </m:oMath>
+      <w:r>
+        <w:t xml:space="preserve">. Not confirmatory DVs.</w:t>
+      </w:r>
+    </w:p>
+    <w:tbl>
+      <w:tblPr>
+        <w:tblStyle w:val="Table"/>
+        <w:tblW w:type="auto" w:w="0"/>
+        <w:tblLook w:firstRow="1" w:lastRow="0" w:firstColumn="0" w:lastColumn="0" w:noHBand="0" w:noVBand="0" w:val="0020"/>
+        <w:tblCaption w:val="Phase-2 unique-stream exposure. D_{\mathrm{phase2}}=19{,}267{,}584. Not confirmatory DVs."/>
+      </w:tblPr>
+      <w:tblGrid>
+        <w:gridCol w:w="1584"/>
+        <w:gridCol w:w="1584"/>
+        <w:gridCol w:w="1584"/>
+        <w:gridCol w:w="1584"/>
+        <w:gridCol w:w="1584"/>
+      </w:tblGrid>
+      <w:tr>
+        <w:trPr>
+          <w:tblHeader w:val="on"/>
+        </w:trPr>
+        <w:tc>
+          <w:tcPr/>
+          <w:p>
+            <w:pPr>
+              <w:pStyle w:val="Compact"/>
+              <w:jc w:val="left"/>
+            </w:pPr>
+            <w:r>
+              <w:t xml:space="preserve">Arm</w:t>
+            </w:r>
+          </w:p>
+        </w:tc>
+        <w:tc>
+          <w:tcPr/>
+          <w:p>
+            <w:pPr>
+              <w:pStyle w:val="Compact"/>
+              <w:jc w:val="right"/>
+            </w:pPr>
+            <w:r>
+              <w:t xml:space="preserve">Docs</w:t>
+            </w:r>
+          </w:p>
+        </w:tc>
+        <w:tc>
+          <w:tcPr/>
+          <w:p>
+            <w:pPr>
+              <w:pStyle w:val="Compact"/>
+              <w:jc w:val="right"/>
+            </w:pPr>
+            <w:r>
+              <w:t xml:space="preserve">Canonical bytes</w:t>
+            </w:r>
+          </w:p>
+        </w:tc>
+        <w:tc>
+          <w:tcPr/>
+          <w:p>
+            <w:pPr>
+              <w:pStyle w:val="Compact"/>
+              <w:jc w:val="right"/>
+            </w:pPr>
+            <w:r>
+              <w:t xml:space="preserve">Unique BPE tokens</w:t>
+            </w:r>
+          </w:p>
+        </w:tc>
+        <w:tc>
+          <w:tcPr/>
+          <w:p>
+            <w:pPr>
+              <w:pStyle w:val="Compact"/>
+              <w:jc w:val="right"/>
+            </w:pPr>
+            <w:r>
+              <w:t xml:space="preserve">Revisit</w:t>
+            </w:r>
+          </w:p>
+        </w:tc>
+      </w:tr>
+      <w:tr>
+        <w:tc>
+          <w:tcPr/>
+          <w:p>
+            <w:pPr>
+              <w:pStyle w:val="Compact"/>
+              <w:jc w:val="left"/>
+            </w:pPr>
+            <w:r>
+              <w:t xml:space="preserve">A1</w:t>
+            </w:r>
+          </w:p>
+        </w:tc>
+        <w:tc>
+          <w:tcPr/>
+          <w:p>
+            <w:pPr>
+              <w:pStyle w:val="Compact"/>
+              <w:jc w:val="right"/>
+            </w:pPr>
+            <w:r>
+              <w:t xml:space="preserve">28</w:t>
+            </w:r>
+            <w:r>
+              <w:t xml:space="preserve">,</w:t>
+            </w:r>
+            <w:r>
+              <w:t xml:space="preserve">472</w:t>
+            </w:r>
+          </w:p>
+        </w:tc>
+        <w:tc>
+          <w:tcPr/>
+          <w:p>
+            <w:pPr>
+              <w:pStyle w:val="Compact"/>
+              <w:jc w:val="right"/>
+            </w:pPr>
+            <w:r>
+              <w:t xml:space="preserve">539</w:t>
+            </w:r>
+            <w:r>
+              <w:t xml:space="preserve">,</w:t>
+            </w:r>
+            <w:r>
+              <w:t xml:space="preserve">903</w:t>
+            </w:r>
+            <w:r>
+              <w:t xml:space="preserve">,</w:t>
+            </w:r>
+            <w:r>
+              <w:t xml:space="preserve">397</w:t>
+            </w:r>
+          </w:p>
+        </w:tc>
+        <w:tc>
+          <w:tcPr/>
+          <w:p>
+            <w:pPr>
+              <w:pStyle w:val="Compact"/>
+              <w:jc w:val="right"/>
+            </w:pPr>
+            <w:r>
+              <w:t xml:space="preserve">118</w:t>
+            </w:r>
+            <w:r>
+              <w:t xml:space="preserve">,</w:t>
+            </w:r>
+            <w:r>
+              <w:t xml:space="preserve">286</w:t>
+            </w:r>
+            <w:r>
+              <w:t xml:space="preserve">,</w:t>
+            </w:r>
+            <w:r>
+              <w:t xml:space="preserve">771</w:t>
+            </w:r>
+          </w:p>
+        </w:tc>
+        <w:tc>
+          <w:tcPr/>
+          <w:p>
+            <w:pPr>
+              <w:pStyle w:val="Compact"/>
+              <w:jc w:val="right"/>
+            </w:pPr>
+            <w:r>
+              <w:t xml:space="preserve">0.163</w:t>
+            </w:r>
+          </w:p>
+        </w:tc>
+      </w:tr>
+      <w:tr>
+        <w:tc>
+          <w:tcPr/>
+          <w:p>
+            <w:pPr>
+              <w:pStyle w:val="Compact"/>
+              <w:jc w:val="left"/>
+            </w:pPr>
+            <w:r>
+              <w:t xml:space="preserve">A2</w:t>
+            </w:r>
+          </w:p>
+        </w:tc>
+        <w:tc>
+          <w:tcPr/>
+          <w:p>
+            <w:pPr>
+              <w:pStyle w:val="Compact"/>
+              <w:jc w:val="right"/>
+            </w:pPr>
+            <w:r>
+              <w:t xml:space="preserve">37</w:t>
+            </w:r>
+            <w:r>
+              <w:t xml:space="preserve">,</w:t>
+            </w:r>
+            <w:r>
+              <w:t xml:space="preserve">602</w:t>
+            </w:r>
+          </w:p>
+        </w:tc>
+        <w:tc>
+          <w:tcPr/>
+          <w:p>
+            <w:pPr>
+              <w:pStyle w:val="Compact"/>
+              <w:jc w:val="right"/>
+            </w:pPr>
+            <w:r>
+              <w:t xml:space="preserve">29</w:t>
+            </w:r>
+            <w:r>
+              <w:t xml:space="preserve">,</w:t>
+            </w:r>
+            <w:r>
+              <w:t xml:space="preserve">165</w:t>
+            </w:r>
+            <w:r>
+              <w:t xml:space="preserve">,</w:t>
+            </w:r>
+            <w:r>
+              <w:t xml:space="preserve">137</w:t>
+            </w:r>
+          </w:p>
+        </w:tc>
+        <w:tc>
+          <w:tcPr/>
+          <w:p>
+            <w:pPr>
+              <w:pStyle w:val="Compact"/>
+              <w:jc w:val="right"/>
+            </w:pPr>
+            <w:r>
+              <w:t xml:space="preserve">11</w:t>
+            </w:r>
+            <w:r>
+              <w:t xml:space="preserve">,</w:t>
+            </w:r>
+            <w:r>
+              <w:t xml:space="preserve">352</w:t>
+            </w:r>
+            <w:r>
+              <w:t xml:space="preserve">,</w:t>
+            </w:r>
+            <w:r>
+              <w:t xml:space="preserve">473</w:t>
+            </w:r>
+          </w:p>
+        </w:tc>
+        <w:tc>
+          <w:tcPr/>
+          <w:p>
+            <w:pPr>
+              <w:pStyle w:val="Compact"/>
+              <w:jc w:val="right"/>
+            </w:pPr>
+            <w:r>
+              <w:t xml:space="preserve">1.697</w:t>
+            </w:r>
+          </w:p>
+        </w:tc>
+      </w:tr>
+      <w:tr>
+        <w:tc>
+          <w:tcPr/>
+          <w:p>
+            <w:pPr>
+              <w:pStyle w:val="Compact"/>
+              <w:jc w:val="left"/>
+            </w:pPr>
+            <w:r>
+              <w:t xml:space="preserve">A3</w:t>
+            </w:r>
+          </w:p>
+        </w:tc>
+        <w:tc>
+          <w:tcPr/>
+          <w:p>
+            <w:pPr>
+              <w:pStyle w:val="Compact"/>
+              <w:jc w:val="right"/>
+            </w:pPr>
+            <w:r>
+              <w:t xml:space="preserve">56</w:t>
+            </w:r>
+            <w:r>
+              <w:t xml:space="preserve">,</w:t>
+            </w:r>
+            <w:r>
+              <w:t xml:space="preserve">944</w:t>
+            </w:r>
+          </w:p>
+        </w:tc>
+        <w:tc>
+          <w:tcPr/>
+          <w:p>
+            <w:pPr>
+              <w:pStyle w:val="Compact"/>
+              <w:jc w:val="right"/>
+            </w:pPr>
+            <w:r>
+              <w:t xml:space="preserve">561</w:t>
+            </w:r>
+            <w:r>
+              <w:t xml:space="preserve">,</w:t>
+            </w:r>
+            <w:r>
+              <w:t xml:space="preserve">630</w:t>
+            </w:r>
+            <w:r>
+              <w:t xml:space="preserve">,</w:t>
+            </w:r>
+            <w:r>
+              <w:t xml:space="preserve">369</w:t>
+            </w:r>
+          </w:p>
+        </w:tc>
+        <w:tc>
+          <w:tcPr/>
+          <w:p>
+            <w:pPr>
+              <w:pStyle w:val="Compact"/>
+              <w:jc w:val="right"/>
+            </w:pPr>
+            <w:r>
+              <w:t xml:space="preserve">126</w:t>
+            </w:r>
+            <w:r>
+              <w:t xml:space="preserve">,</w:t>
+            </w:r>
+            <w:r>
+              <w:t xml:space="preserve">749</w:t>
+            </w:r>
+            <w:r>
+              <w:t xml:space="preserve">,</w:t>
+            </w:r>
+            <w:r>
+              <w:t xml:space="preserve">578</w:t>
+            </w:r>
+          </w:p>
+        </w:tc>
+        <w:tc>
+          <w:tcPr/>
+          <w:p>
+            <w:pPr>
+              <w:pStyle w:val="Compact"/>
+              <w:jc w:val="right"/>
+            </w:pPr>
+            <w:r>
+              <w:t xml:space="preserve">0.152</w:t>
+            </w:r>
+          </w:p>
+        </w:tc>
+      </w:tr>
+    </w:tbl>
+    <w:bookmarkEnd w:id="38"/>
+    <w:p>
+      <w:pPr>
+        <w:pStyle w:val="BodyText"/>
+      </w:pPr>
+      <w:r>
+        <w:t xml:space="preserve">Registered Question 8 items that are not primary DVs: A2 English trajectory was</w:t>
+      </w:r>
+      <w:r>
+        <w:t xml:space="preserve"> </w:t>
+      </w:r>
+      <w:r>
+        <w:rPr>
+          <w:b/>
+          <w:bCs/>
+        </w:rPr>
+        <w:t xml:space="preserve">not collected</w:t>
+      </w:r>
+      <w:r>
+        <w:t xml:space="preserve"> </w:t>
+      </w:r>
+      <w:r>
+        <w:t xml:space="preserve">(A2 in-loop validation used the Tagalog last shard). PTPP</w:t>
+      </w:r>
+      <w:r>
+        <w:t xml:space="preserve"> </w:t>
+      </w:r>
+      <m:oMath>
+        <m:sSub>
+          <m:e>
+            <m:r>
+              <m:t>R</m:t>
+            </m:r>
+          </m:e>
+          <m:sub>
+            <m:r>
+              <m:t>d</m:t>
+            </m:r>
+          </m:sub>
+        </m:sSub>
+        <m:r>
+          <m:rPr>
+            <m:sty m:val="p"/>
+          </m:rPr>
+          <m:t>(</m:t>
+        </m:r>
+        <m:r>
+          <m:rPr>
+            <m:sty m:val="p"/>
+          </m:rPr>
+          <m:t>s</m:t>
+        </m:r>
+        <m:r>
+          <m:rPr>
+            <m:sty m:val="p"/>
+          </m:rPr>
+          <m:t>t</m:t>
+        </m:r>
+        <m:r>
+          <m:rPr>
+            <m:sty m:val="p"/>
+          </m:rPr>
+          <m:t>e</m:t>
+        </m:r>
+        <m:r>
+          <m:rPr>
+            <m:sty m:val="p"/>
+          </m:rPr>
+          <m:t>p</m:t>
+        </m:r>
+        <m:r>
+          <m:rPr>
+            <m:sty m:val="p"/>
+          </m:rPr>
+          <m:t>)</m:t>
+        </m:r>
+        <m:r>
+          <m:rPr>
+            <m:sty m:val="p"/>
+          </m:rPr>
+          <m:t>=</m:t>
+        </m:r>
+        <m:r>
+          <m:rPr>
+            <m:sty m:val="p"/>
+          </m:rPr>
+          <m:t>s</m:t>
+        </m:r>
+        <m:r>
+          <m:rPr>
+            <m:sty m:val="p"/>
+          </m:rPr>
+          <m:t>t</m:t>
+        </m:r>
+        <m:r>
+          <m:rPr>
+            <m:sty m:val="p"/>
+          </m:rPr>
+          <m:t>e</m:t>
+        </m:r>
+        <m:r>
+          <m:rPr>
+            <m:sty m:val="p"/>
+          </m:rPr>
+          <m:t>p</m:t>
+        </m:r>
+        <m:r>
+          <m:rPr>
+            <m:sty m:val="p"/>
+          </m:rPr>
+          <m:t>/</m:t>
+        </m:r>
+        <m:r>
+          <m:t>294</m:t>
+        </m:r>
+      </m:oMath>
+      <w:r>
+        <w:t xml:space="preserve"> </w:t>
+      </w:r>
+      <w:r>
+        <w:t xml:space="preserve">is defined; an English-BPB-versus-</w:t>
+      </w:r>
+      <m:oMath>
+        <m:sSub>
+          <m:e>
+            <m:r>
+              <m:t>R</m:t>
+            </m:r>
+          </m:e>
+          <m:sub>
+            <m:r>
+              <m:t>d</m:t>
+            </m:r>
+          </m:sub>
+        </m:sSub>
+      </m:oMath>
+      <w:r>
+        <w:t xml:space="preserve"> </w:t>
+      </w:r>
+      <w:r>
+        <w:t xml:space="preserve">plot was not made. Fertility is reported above. P1.1 d20 on English UTF-8 was</w:t>
+      </w:r>
+      <w:r>
+        <w:t xml:space="preserve"> </w:t>
+      </w:r>
+      <w:r>
+        <w:rPr>
+          <w:b/>
+          <w:bCs/>
+        </w:rPr>
+        <w:t xml:space="preserve">not run</w:t>
+      </w:r>
+      <w:r>
+        <w:t xml:space="preserve"> </w:t>
+      </w:r>
+      <w:r>
+        <w:t xml:space="preserve">and will not be added as a post-outcome P2 rescue.</w:t>
+      </w:r>
+    </w:p>
+    <w:bookmarkEnd w:id="39"/>
+    <w:bookmarkEnd w:id="40"/>
+    <w:bookmarkStart w:id="41" w:name="sec:discussion"/>
     <w:p>
       <w:pPr>
         <w:pStyle w:val="Heading1"/>
       </w:pPr>
       <w:r>
+        <w:t xml:space="preserve">Discussion</w:t>
+      </w:r>
+    </w:p>
+    <w:p>
+      <w:pPr>
+        <w:pStyle w:val="FirstParagraph"/>
+      </w:pPr>
+      <w:r>
+        <w:t xml:space="preserve">Required narrow reading: in this preregistered, one-seed, fixed-parent, fixed-budget apparatus, the predicted English-retention-cost pattern was not observed; the A2-versus-A1 validation contrast instead favored A2 on English BPB, while the preregistered Tagalog-gain pattern was observed. Sequential Tagalog at</w:t>
+      </w:r>
+      <w:r>
+        <w:t xml:space="preserve"> </w:t>
+      </w:r>
+      <m:oMath>
+        <m:sSub>
+          <m:e>
+            <m:r>
+              <m:t>D</m:t>
+            </m:r>
+          </m:e>
+          <m:sub>
+            <m:r>
+              <m:rPr>
+                <m:sty m:val="p"/>
+              </m:rPr>
+              <m:t>p</m:t>
+            </m:r>
+            <m:r>
+              <m:rPr>
+                <m:sty m:val="p"/>
+              </m:rPr>
+              <m:t>h</m:t>
+            </m:r>
+            <m:r>
+              <m:rPr>
+                <m:sty m:val="p"/>
+              </m:rPr>
+              <m:t>a</m:t>
+            </m:r>
+            <m:r>
+              <m:rPr>
+                <m:sty m:val="p"/>
+              </m:rPr>
+              <m:t>s</m:t>
+            </m:r>
+            <m:r>
+              <m:rPr>
+                <m:sty m:val="p"/>
+              </m:rPr>
+              <m:t>e</m:t>
+            </m:r>
+            <m:r>
+              <m:rPr>
+                <m:sty m:val="p"/>
+              </m:rPr>
+              <m:t>2</m:t>
+            </m:r>
+          </m:sub>
+        </m:sSub>
+      </m:oMath>
+      <w:r>
+        <w:t xml:space="preserve"> </w:t>
+      </w:r>
+      <w:r>
+        <w:t xml:space="preserve">therefore did not overwrite English on the primary BPB contrast. This is not a claim that Tagalog continuation causes English improvement in general. P0-E still licenses</w:t>
+      </w:r>
+      <w:r>
+        <w:t xml:space="preserve"> </w:t>
+      </w:r>
+      <w:r>
+        <w:t xml:space="preserve">“pretrained in English”</w:t>
+      </w:r>
+      <w:r>
+        <w:t xml:space="preserve"> </w:t>
+      </w:r>
+      <w:r>
+        <w:t xml:space="preserve">for the d20 parent. Do not equate A2 Tagalog val</w:t>
+      </w:r>
+      <w:r>
+        <w:t xml:space="preserve"> </w:t>
+      </w:r>
+      <m:oMath>
+        <m:r>
+          <m:t>1.171616</m:t>
+        </m:r>
+      </m:oMath>
+      <w:r>
+        <w:t xml:space="preserve"> </w:t>
+      </w:r>
+      <w:r>
+        <w:t xml:space="preserve">with P1.1’s</w:t>
+      </w:r>
+      <w:r>
+        <w:t xml:space="preserve"> </w:t>
+      </w:r>
+      <m:oMath>
+        <m:r>
+          <m:t>1.172248</m:t>
+        </m:r>
+      </m:oMath>
+      <w:r>
+        <w:t xml:space="preserve">. Spark/MPS paths, if mentioned, are non-confirmatory.</w:t>
+      </w:r>
+    </w:p>
+    <w:p>
+      <w:pPr>
+        <w:pStyle w:val="BodyText"/>
+      </w:pPr>
+      <w:r>
+        <w:t xml:space="preserve">A study designed after these Gate U numbers were seen is a post-P2 follow-up, not an outcome-independent mirror.</w:t>
+      </w:r>
+    </w:p>
+    <w:bookmarkEnd w:id="41"/>
+    <w:bookmarkStart w:id="42" w:name="sec:limits"/>
+    <w:p>
+      <w:pPr>
+        <w:pStyle w:val="Heading1"/>
+      </w:pPr>
+      <w:r>
+        <w:t xml:space="preserve">Limitations</w:t>
+      </w:r>
+    </w:p>
+    <w:p>
+      <w:pPr>
+        <w:numPr>
+          <w:ilvl w:val="0"/>
+          <w:numId w:val="1002"/>
+        </w:numPr>
+      </w:pPr>
+      <w:r>
+        <w:t xml:space="preserve">One parent seed: point estimates only. No</w:t>
+      </w:r>
+      <w:r>
+        <w:t xml:space="preserve"> </w:t>
+      </w:r>
+      <m:oMath>
+        <m:r>
+          <m:t>p</m:t>
+        </m:r>
+      </m:oMath>
+      <w:r>
+        <w:t xml:space="preserve">-value, confidence interval, seed interval, or population-effect claim.</w:t>
+      </w:r>
+    </w:p>
+    <w:p>
+      <w:pPr>
+        <w:numPr>
+          <w:ilvl w:val="0"/>
+          <w:numId w:val="1002"/>
+        </w:numPr>
+      </w:pPr>
+      <w:r>
+        <w:t xml:space="preserve">The</w:t>
+      </w:r>
+      <w:r>
+        <w:t xml:space="preserve"> </w:t>
+      </w:r>
+      <m:oMath>
+        <m:r>
+          <m:t>0.01</m:t>
+        </m:r>
+      </m:oMath>
+      <w:r>
+        <w:t xml:space="preserve"> </w:t>
+      </w:r>
+      <w:r>
+        <w:t xml:space="preserve">BPB rule is a practical cutoff, not a significance test;</w:t>
+      </w:r>
+      <w:r>
+        <w:t xml:space="preserve"> </w:t>
+      </w:r>
+      <m:oMath>
+        <m:r>
+          <m:rPr>
+            <m:sty m:val="p"/>
+          </m:rPr>
+          <m:t>|</m:t>
+        </m:r>
+        <m:r>
+          <m:t>C</m:t>
+        </m:r>
+        <m:r>
+          <m:rPr>
+            <m:sty m:val="p"/>
+          </m:rPr>
+          <m:t>|</m:t>
+        </m:r>
+      </m:oMath>
+      <w:r>
+        <w:t xml:space="preserve"> </w:t>
+      </w:r>
+      <w:r>
+        <w:t xml:space="preserve">or</w:t>
+      </w:r>
+      <w:r>
+        <w:t xml:space="preserve"> </w:t>
+      </w:r>
+      <m:oMath>
+        <m:r>
+          <m:rPr>
+            <m:sty m:val="p"/>
+          </m:rPr>
+          <m:t>|</m:t>
+        </m:r>
+        <m:r>
+          <m:t>G</m:t>
+        </m:r>
+        <m:r>
+          <m:rPr>
+            <m:sty m:val="p"/>
+          </m:rPr>
+          <m:t>|</m:t>
+        </m:r>
+        <m:r>
+          <m:rPr>
+            <m:sty m:val="p"/>
+          </m:rPr>
+          <m:t>&lt;</m:t>
+        </m:r>
+        <m:r>
+          <m:t>0.01</m:t>
+        </m:r>
+      </m:oMath>
+      <w:r>
+        <w:t xml:space="preserve"> </w:t>
+      </w:r>
+      <w:r>
+        <w:t xml:space="preserve">is not a ranking.</w:t>
+      </w:r>
+    </w:p>
+    <w:p>
+      <w:pPr>
+        <w:numPr>
+          <w:ilvl w:val="0"/>
+          <w:numId w:val="1002"/>
+        </w:numPr>
+      </w:pPr>
+      <w:r>
+        <w:t xml:space="preserve">Confirmatory A1/A2/A3 at d20 only.</w:t>
+      </w:r>
+    </w:p>
+    <w:p>
+      <w:pPr>
+        <w:numPr>
+          <w:ilvl w:val="0"/>
+          <w:numId w:val="1002"/>
+        </w:numPr>
+      </w:pPr>
+      <w:r>
+        <w:t xml:space="preserve">English BPE on Tagalog text; BPB still compares bytes.</w:t>
+      </w:r>
+    </w:p>
+    <w:p>
+      <w:pPr>
+        <w:numPr>
+          <w:ilvl w:val="0"/>
+          <w:numId w:val="1002"/>
+        </w:numPr>
+      </w:pPr>
+      <w:r>
+        <w:t xml:space="preserve">Mix is 50/50 documents,</w:t>
+      </w:r>
+      <w:r>
+        <w:t xml:space="preserve"> </w:t>
+      </w:r>
+      <m:oMath>
+        <m:r>
+          <m:t>96.13</m:t>
+        </m:r>
+        <m:r>
+          <m:rPr>
+            <m:sty m:val="p"/>
+          </m:rPr>
+          <m:t>%</m:t>
+        </m:r>
+      </m:oMath>
+      <w:r>
+        <w:t xml:space="preserve"> </w:t>
+      </w:r>
+      <w:r>
+        <w:t xml:space="preserve">English by UTF-8 and</w:t>
+      </w:r>
+      <w:r>
+        <w:t xml:space="preserve"> </w:t>
+      </w:r>
+      <m:oMath>
+        <m:r>
+          <m:t>93.32</m:t>
+        </m:r>
+        <m:r>
+          <m:rPr>
+            <m:sty m:val="p"/>
+          </m:rPr>
+          <m:t>%</m:t>
+        </m:r>
+      </m:oMath>
+      <w:r>
+        <w:t xml:space="preserve"> </w:t>
+      </w:r>
+      <w:r>
+        <w:t xml:space="preserve">by BPE tokens.</w:t>
+      </w:r>
+    </w:p>
+    <w:p>
+      <w:pPr>
+        <w:numPr>
+          <w:ilvl w:val="0"/>
+          <w:numId w:val="1002"/>
+        </w:numPr>
+      </w:pPr>
+      <w:r>
+        <w:t xml:space="preserve">WikiText-103 is not web English. P1.1 uses a reconstructed split. Named entities may overlap.</w:t>
+      </w:r>
+    </w:p>
+    <w:p>
+      <w:pPr>
+        <w:numPr>
+          <w:ilvl w:val="0"/>
+          <w:numId w:val="1002"/>
+        </w:numPr>
+      </w:pPr>
+      <w:r>
+        <w:t xml:space="preserve">No chat. Tests are secondary and A2-only.</w:t>
+      </w:r>
+    </w:p>
+    <w:p>
+      <w:pPr>
+        <w:numPr>
+          <w:ilvl w:val="0"/>
+          <w:numId w:val="1002"/>
+        </w:numPr>
+      </w:pPr>
+      <w:r>
+        <w:t xml:space="preserve">Exploratory items named in the form (d8 continuation, replay, FilBench, EWC, tokenizer swap, CORE, SFT, Spark/MPS) were not run as P2 confirmation.</w:t>
+      </w:r>
+    </w:p>
+    <w:bookmarkEnd w:id="42"/>
+    <w:bookmarkStart w:id="45" w:name="sec:future"/>
+    <w:p>
+      <w:pPr>
+        <w:pStyle w:val="Heading1"/>
+      </w:pPr>
+      <w:r>
+        <w:t xml:space="preserve">Future research</w:t>
+      </w:r>
+    </w:p>
+    <w:p>
+      <w:pPr>
+        <w:pStyle w:val="FirstParagraph"/>
+      </w:pPr>
+      <w:r>
+        <w:t xml:space="preserve">These directions are</w:t>
+      </w:r>
+      <w:r>
+        <w:t xml:space="preserve"> </w:t>
+      </w:r>
+      <w:r>
+        <w:rPr>
+          <w:i/>
+          <w:iCs/>
+        </w:rPr>
+        <w:t xml:space="preserve">not</w:t>
+      </w:r>
+      <w:r>
+        <w:t xml:space="preserve"> </w:t>
+      </w:r>
+      <w:r>
+        <w:t xml:space="preserve">P2, do not amend AsPredicted #306935, and must not reopen sealed</w:t>
+      </w:r>
+      <w:r>
+        <w:t xml:space="preserve"> </w:t>
+      </w:r>
+      <m:oMath>
+        <m:sSub>
+          <m:e>
+            <m:r>
+              <m:t>C</m:t>
+            </m:r>
+          </m:e>
+          <m:sub>
+            <m:r>
+              <m:rPr>
+                <m:sty m:val="p"/>
+              </m:rPr>
+              <m:t>e</m:t>
+            </m:r>
+            <m:r>
+              <m:rPr>
+                <m:sty m:val="p"/>
+              </m:rPr>
+              <m:t>n</m:t>
+            </m:r>
+          </m:sub>
+        </m:sSub>
+      </m:oMath>
+      <w:r>
+        <w:t xml:space="preserve">,</w:t>
+      </w:r>
+      <w:r>
+        <w:t xml:space="preserve"> </w:t>
+      </w:r>
+      <m:oMath>
+        <m:sSub>
+          <m:e>
+            <m:r>
+              <m:t>G</m:t>
+            </m:r>
+          </m:e>
+          <m:sub>
+            <m:r>
+              <m:rPr>
+                <m:sty m:val="p"/>
+              </m:rPr>
+              <m:t>t</m:t>
+            </m:r>
+            <m:r>
+              <m:rPr>
+                <m:sty m:val="p"/>
+              </m:rPr>
+              <m:t>l</m:t>
+            </m:r>
+          </m:sub>
+        </m:sSub>
+      </m:oMath>
+      <w:r>
+        <w:t xml:space="preserve">, or the A2-only test ledger. An informal plain-language comment that restates</w:t>
+      </w:r>
+      <w:r>
+        <w:t xml:space="preserve"> </w:t>
+      </w:r>
+      <w:r>
+        <w:t xml:space="preserve">“train EN0, pass P0-E, run matched continuation, then one test touch”</w:t>
+      </w:r>
+      <w:r>
+        <w:t xml:space="preserve"> </w:t>
+      </w:r>
+      <w:r>
+        <w:t xml:space="preserve">is educational only. It must not become a new governing rule, a replacement for #306935, or a post-hoc selection criterion. That comment, if used uncorrected, omits A3, compresses the two-depth P0-E gate into</w:t>
+      </w:r>
+      <w:r>
+        <w:t xml:space="preserve"> </w:t>
+      </w:r>
+      <w:r>
+        <w:t xml:space="preserve">“the English base,”</w:t>
+      </w:r>
+      <w:r>
+        <w:t xml:space="preserve"> </w:t>
+      </w:r>
+      <w:r>
+        <w:t xml:space="preserve">and can be misread as authorizing an A1/A3 test comparison. P2 already executed the filed sequence: both EN0 d8 and d20 passed P0-E; A1, A2, and A3 ran at d20 from frozen A0; validation sealed first; one A2-only secondary test event followed.</w:t>
+      </w:r>
+    </w:p>
+    <w:p>
+      <w:pPr>
+        <w:pStyle w:val="BodyText"/>
+      </w:pPr>
+      <w:r>
+        <w:t xml:space="preserve">Do not insert a</w:t>
+      </w:r>
+      <w:r>
+        <w:t xml:space="preserve"> </w:t>
+      </w:r>
+      <w:r>
+        <w:rPr>
+          <w:b/>
+          <w:bCs/>
+        </w:rPr>
+        <w:t xml:space="preserve">P2.1 intermezzo</w:t>
+      </w:r>
+      <w:r>
+        <w:t xml:space="preserve"> </w:t>
+      </w:r>
+      <w:r>
+        <w:t xml:space="preserve">before P3 merely because the wrapper, freeze, or archive were operationally complex. Those belong in run cards unless they change treatment, outcome, or selection. A forward replication with a fresh seed is valuable, but it is a separately preregistered study (best as a P4 component), not an emergency patch on #306935. If designed after Gate U was unblinded, label it a post-result replication, not independent confirmation.</w:t>
+      </w:r>
+    </w:p>
+    <w:p>
+      <w:pPr>
+        <w:pStyle w:val="BodyText"/>
+      </w:pPr>
+      <w:r>
+        <w:t xml:space="preserve">Do not add to a future filing, as if they were silent P2 repairs: a new loss-based early-stop, a d8 continuation parent (d20 was the confirmatory continuation depth), a new mixture ratio chosen after seeing Table </w:t>
+      </w:r>
+      <w:hyperlink w:anchor="tab:primary">
+        <w:r>
+          <w:rPr>
+            <w:rStyle w:val="Hyperlink"/>
+          </w:rPr>
+          <w:t xml:space="preserve">1</w:t>
+        </w:r>
+      </w:hyperlink>
+      <w:r>
+        <w:t xml:space="preserve">, a seed interval computed from this one seed, a new test benchmark, SFT, a downstream task used to pick a branch, or a post-hoc A1/A3 test contrast. Do not switch the parent to d8 because EN0 d8 English val BPB was lower than d20. Do not skip A3 to save cost in a study that filed A3. Do not treat A0 Tagalog BPB as</w:t>
+      </w:r>
+      <w:r>
+        <w:t xml:space="preserve"> </w:t>
+      </w:r>
+      <m:oMath>
+        <m:sSub>
+          <m:e>
+            <m:r>
+              <m:t>G</m:t>
+            </m:r>
+          </m:e>
+          <m:sub>
+            <m:r>
+              <m:rPr>
+                <m:sty m:val="p"/>
+              </m:rPr>
+              <m:t>t</m:t>
+            </m:r>
+            <m:r>
+              <m:rPr>
+                <m:sty m:val="p"/>
+              </m:rPr>
+              <m:t>l</m:t>
+            </m:r>
+          </m:sub>
+        </m:sSub>
+      </m:oMath>
+      <w:r>
+        <w:t xml:space="preserve">. Do not treat P0-E floors as proof that d20 is globally strong. Permissions (</w:t>
+      </w:r>
+      <w:r>
+        <w:rPr>
+          <w:rStyle w:val="VerbatimChar"/>
+        </w:rPr>
+        <w:t xml:space="preserve">chmod 444</w:t>
+      </w:r>
+      <w:r>
+        <w:t xml:space="preserve">) are not lineage proof; hashes and receipts are. A fresh optimizer is part of the treatment definition.</w:t>
+      </w:r>
+    </w:p>
+    <w:bookmarkStart w:id="43" w:name="X17ddb5e3a4a15f8f3c32abe5ddbf84bab13414d"/>
+    <w:p>
+      <w:pPr>
+        <w:pStyle w:val="Heading2"/>
+      </w:pPr>
+      <w:r>
+        <w:t xml:space="preserve">P3: reverse-direction continual pretraining</w:t>
+      </w:r>
+    </w:p>
+    <w:p>
+      <w:pPr>
+        <w:pStyle w:val="FirstParagraph"/>
+      </w:pPr>
+      <w:r>
+        <w:t xml:space="preserve">P3 answers a question P2 cannot: whether a specified frozen</w:t>
+      </w:r>
+      <w:r>
+        <w:t xml:space="preserve"> </w:t>
+      </w:r>
+      <w:r>
+        <w:rPr>
+          <w:i/>
+          <w:iCs/>
+        </w:rPr>
+        <w:t xml:space="preserve">English</w:t>
+      </w:r>
+      <w:r>
+        <w:t xml:space="preserve"> </w:t>
+      </w:r>
+      <w:r>
+        <w:t xml:space="preserve">continuation stream changes retained Tagalog and acquired English predictive fit relative to matched extra-Tagalog continuation, after a</w:t>
+      </w:r>
+      <w:r>
+        <w:t xml:space="preserve"> </w:t>
+      </w:r>
+      <w:r>
+        <w:rPr>
+          <w:i/>
+          <w:iCs/>
+        </w:rPr>
+        <w:t xml:space="preserve">fresh</w:t>
+      </w:r>
+      <w:r>
+        <w:t xml:space="preserve"> </w:t>
+      </w:r>
+      <w:r>
+        <w:t xml:space="preserve">Tagalog parent has cleared a Tagalog eligibility gate. It must be a</w:t>
+      </w:r>
+      <w:r>
+        <w:t xml:space="preserve"> </w:t>
+      </w:r>
+      <w:r>
+        <w:rPr>
+          <w:b/>
+          <w:bCs/>
+        </w:rPr>
+        <w:t xml:space="preserve">separate</w:t>
+      </w:r>
+      <w:r>
+        <w:t xml:space="preserve"> </w:t>
+      </w:r>
+      <w:r>
+        <w:t xml:space="preserve">AsPredicted/ResearchBox record, filed with an explicit statement that it was designed after P2 Gate U unblinding on 19 August 2026 if that is when it is written. It must not reuse P2 or P1.1 weights as the P3 parent, must not assume the forward result is symmetric, and must not use P2 outcomes to choose P3’s budget, tokenizer, mix ratio, cutoff, test, or preferred direction.</w:t>
+      </w:r>
+    </w:p>
+    <w:p>
+      <w:pPr>
+        <w:pStyle w:val="BodyText"/>
+      </w:pPr>
+      <w:r>
+        <w:t xml:space="preserve">Recommended mirror (names are illustrative; the P3 PDF governs):</w:t>
+      </w:r>
+    </w:p>
+    <w:tbl>
+      <w:tblPr>
+        <w:tblStyle w:val="Table"/>
+        <w:tblW w:type="auto" w:w="0"/>
+        <w:tblLook w:firstRow="1" w:lastRow="0" w:firstColumn="0" w:lastColumn="0" w:noHBand="0" w:noVBand="0" w:val="0020"/>
+      </w:tblPr>
+      <w:tblGrid>
+        <w:gridCol w:w="3960"/>
+        <w:gridCol w:w="3960"/>
+      </w:tblGrid>
+      <w:tr>
+        <w:trPr>
+          <w:tblHeader w:val="on"/>
+        </w:trPr>
+        <w:tc>
+          <w:tcPr/>
+          <w:p>
+            <w:pPr>
+              <w:pStyle w:val="Compact"/>
+              <w:jc w:val="left"/>
+            </w:pPr>
+            <w:r>
+              <w:t xml:space="preserve">P2 (done)</w:t>
+            </w:r>
+          </w:p>
+        </w:tc>
+        <w:tc>
+          <w:tcPr/>
+          <w:p>
+            <w:pPr>
+              <w:pStyle w:val="Compact"/>
+              <w:jc w:val="left"/>
+            </w:pPr>
+            <w:r>
+              <w:t xml:space="preserve">P3 analogue (future filing)</w:t>
+            </w:r>
+          </w:p>
+        </w:tc>
+      </w:tr>
+      <w:tr>
+        <w:tc>
+          <w:tcPr/>
+          <w:p>
+            <w:pPr>
+              <w:pStyle w:val="Compact"/>
+              <w:jc w:val="left"/>
+            </w:pPr>
+            <w:r>
+              <w:t xml:space="preserve">Fresh English EN0 parent</w:t>
+            </w:r>
+          </w:p>
+        </w:tc>
+        <w:tc>
+          <w:tcPr/>
+          <w:p>
+            <w:pPr>
+              <w:pStyle w:val="Compact"/>
+              <w:jc w:val="left"/>
+            </w:pPr>
+            <w:r>
+              <w:t xml:space="preserve">Fresh Tagalog parent TL0 under a frozen P3 protocol</w:t>
+            </w:r>
+          </w:p>
+        </w:tc>
+      </w:tr>
+      <w:tr>
+        <w:tc>
+          <w:tcPr/>
+          <w:p>
+            <w:pPr>
+              <w:pStyle w:val="Compact"/>
+              <w:jc w:val="left"/>
+            </w:pPr>
+            <w:r>
+              <w:t xml:space="preserve">P0-E on d8 and d20 English val</w:t>
+            </w:r>
+          </w:p>
+        </w:tc>
+        <w:tc>
+          <w:tcPr/>
+          <w:p>
+            <w:pPr>
+              <w:pStyle w:val="Compact"/>
+              <w:jc w:val="left"/>
+            </w:pPr>
+            <w:r>
+              <w:t xml:space="preserve">P0-T: TL0 d8 and d20 beat untrained and Tagalog-train byte-unigram floors on full Tagalog val before English tokens enter a child</w:t>
+            </w:r>
+          </w:p>
+        </w:tc>
+      </w:tr>
+      <w:tr>
+        <w:tc>
+          <w:tcPr/>
+          <w:p>
+            <w:pPr>
+              <w:pStyle w:val="Compact"/>
+              <w:jc w:val="left"/>
+            </w:pPr>
+            <w:r>
+              <w:t xml:space="preserve">A1 extra English</w:t>
+            </w:r>
+          </w:p>
+        </w:tc>
+        <w:tc>
+          <w:tcPr/>
+          <w:p>
+            <w:pPr>
+              <w:pStyle w:val="Compact"/>
+              <w:jc w:val="left"/>
+            </w:pPr>
+            <w:r>
+              <w:t xml:space="preserve">B1 matched extra Tagalog</w:t>
+            </w:r>
+          </w:p>
+        </w:tc>
+      </w:tr>
+      <w:tr>
+        <w:tc>
+          <w:tcPr/>
+          <w:p>
+            <w:pPr>
+              <w:pStyle w:val="Compact"/>
+              <w:jc w:val="left"/>
+            </w:pPr>
+            <w:r>
+              <w:t xml:space="preserve">A2 Tagalog intervention</w:t>
+            </w:r>
+          </w:p>
+        </w:tc>
+        <w:tc>
+          <w:tcPr/>
+          <w:p>
+            <w:pPr>
+              <w:pStyle w:val="Compact"/>
+              <w:jc w:val="left"/>
+            </w:pPr>
+            <w:r>
+              <w:t xml:space="preserve">B2 English continuation</w:t>
+            </w:r>
+          </w:p>
+        </w:tc>
+      </w:tr>
+      <w:tr>
+        <w:tc>
+          <w:tcPr/>
+          <w:p>
+            <w:pPr>
+              <w:pStyle w:val="Compact"/>
+              <w:jc w:val="left"/>
+            </w:pPr>
+            <w:r>
+              <w:t xml:space="preserve">A3 pre-frozen EN–TL document mix</w:t>
+            </w:r>
+          </w:p>
+        </w:tc>
+        <w:tc>
+          <w:tcPr/>
+          <w:p>
+            <w:pPr>
+              <w:pStyle w:val="Compact"/>
+              <w:jc w:val="left"/>
+            </w:pPr>
+            <w:r>
+              <w:t xml:space="preserve">B3 separately pre-frozen TL–EN mix with reported document/byte/token shares</w:t>
+            </w:r>
+          </w:p>
+        </w:tc>
+      </w:tr>
+      <w:tr>
+        <w:tc>
+          <w:tcPr/>
+          <w:p>
+            <w:pPr>
+              <w:pStyle w:val="Compact"/>
+              <w:jc w:val="left"/>
+            </w:pPr>
+            <m:oMath>
+              <m:sSub>
+                <m:e>
+                  <m:r>
+                    <m:t>C</m:t>
+                  </m:r>
+                </m:e>
+                <m:sub>
+                  <m:r>
+                    <m:rPr>
+                      <m:sty m:val="p"/>
+                    </m:rPr>
+                    <m:t>e</m:t>
+                  </m:r>
+                  <m:r>
+                    <m:rPr>
+                      <m:sty m:val="p"/>
+                    </m:rPr>
+                    <m:t>n</m:t>
+                  </m:r>
+                </m:sub>
+              </m:sSub>
+              <m:r>
+                <m:rPr>
+                  <m:sty m:val="p"/>
+                </m:rPr>
+                <m:t>=</m:t>
+              </m:r>
+              <m:r>
+                <m:rPr>
+                  <m:sty m:val="p"/>
+                </m:rPr>
+                <m:t>E</m:t>
+              </m:r>
+              <m:r>
+                <m:rPr>
+                  <m:sty m:val="p"/>
+                </m:rPr>
+                <m:t>N</m:t>
+              </m:r>
+              <m:r>
+                <m:rPr>
+                  <m:sty m:val="p"/>
+                </m:rPr>
+                <m:t>(</m:t>
+              </m:r>
+              <m:r>
+                <m:t>A</m:t>
+              </m:r>
+              <m:r>
+                <m:t>2</m:t>
+              </m:r>
+              <m:r>
+                <m:rPr>
+                  <m:sty m:val="p"/>
+                </m:rPr>
+                <m:t>)</m:t>
+              </m:r>
+              <m:r>
+                <m:rPr>
+                  <m:sty m:val="p"/>
+                </m:rPr>
+                <m:t>−</m:t>
+              </m:r>
+              <m:r>
+                <m:rPr>
+                  <m:sty m:val="p"/>
+                </m:rPr>
+                <m:t>E</m:t>
+              </m:r>
+              <m:r>
+                <m:rPr>
+                  <m:sty m:val="p"/>
+                </m:rPr>
+                <m:t>N</m:t>
+              </m:r>
+              <m:r>
+                <m:rPr>
+                  <m:sty m:val="p"/>
+                </m:rPr>
+                <m:t>(</m:t>
+              </m:r>
+              <m:r>
+                <m:t>A</m:t>
+              </m:r>
+              <m:r>
+                <m:t>1</m:t>
+              </m:r>
+              <m:r>
+                <m:rPr>
+                  <m:sty m:val="p"/>
+                </m:rPr>
+                <m:t>)</m:t>
+              </m:r>
+            </m:oMath>
+            <w:r>
+              <w:t xml:space="preserve">​</w:t>
+            </w:r>
+          </w:p>
+        </w:tc>
+        <w:tc>
+          <w:tcPr/>
+          <w:p>
+            <w:pPr>
+              <w:pStyle w:val="Compact"/>
+              <w:jc w:val="left"/>
+            </w:pPr>
+            <m:oMath>
+              <m:sSub>
+                <m:e>
+                  <m:r>
+                    <m:t>C</m:t>
+                  </m:r>
+                </m:e>
+                <m:sub>
+                  <m:r>
+                    <m:rPr>
+                      <m:sty m:val="p"/>
+                    </m:rPr>
+                    <m:t>t</m:t>
+                  </m:r>
+                  <m:r>
+                    <m:rPr>
+                      <m:sty m:val="p"/>
+                    </m:rPr>
+                    <m:t>l</m:t>
+                  </m:r>
+                </m:sub>
+              </m:sSub>
+              <m:r>
+                <m:rPr>
+                  <m:sty m:val="p"/>
+                </m:rPr>
+                <m:t>=</m:t>
+              </m:r>
+              <m:r>
+                <m:rPr>
+                  <m:sty m:val="p"/>
+                </m:rPr>
+                <m:t>T</m:t>
+              </m:r>
+              <m:r>
+                <m:rPr>
+                  <m:sty m:val="p"/>
+                </m:rPr>
+                <m:t>L</m:t>
+              </m:r>
+              <m:r>
+                <m:rPr>
+                  <m:sty m:val="p"/>
+                </m:rPr>
+                <m:t>(</m:t>
+              </m:r>
+              <m:r>
+                <m:t>B</m:t>
+              </m:r>
+              <m:r>
+                <m:t>2</m:t>
+              </m:r>
+              <m:r>
+                <m:rPr>
+                  <m:sty m:val="p"/>
+                </m:rPr>
+                <m:t>)</m:t>
+              </m:r>
+              <m:r>
+                <m:rPr>
+                  <m:sty m:val="p"/>
+                </m:rPr>
+                <m:t>−</m:t>
+              </m:r>
+              <m:r>
+                <m:rPr>
+                  <m:sty m:val="p"/>
+                </m:rPr>
+                <m:t>T</m:t>
+              </m:r>
+              <m:r>
+                <m:rPr>
+                  <m:sty m:val="p"/>
+                </m:rPr>
+                <m:t>L</m:t>
+              </m:r>
+              <m:r>
+                <m:rPr>
+                  <m:sty m:val="p"/>
+                </m:rPr>
+                <m:t>(</m:t>
+              </m:r>
+              <m:r>
+                <m:t>B</m:t>
+              </m:r>
+              <m:r>
+                <m:t>1</m:t>
+              </m:r>
+              <m:r>
+                <m:rPr>
+                  <m:sty m:val="p"/>
+                </m:rPr>
+                <m:t>)</m:t>
+              </m:r>
+            </m:oMath>
+            <w:r>
+              <w:t xml:space="preserve"> </w:t>
+            </w:r>
+            <w:r>
+              <w:t xml:space="preserve">(Tagalog retention cost)</w:t>
+            </w:r>
+          </w:p>
+        </w:tc>
+      </w:tr>
+      <w:tr>
+        <w:tc>
+          <w:tcPr/>
+          <w:p>
+            <w:pPr>
+              <w:pStyle w:val="Compact"/>
+              <w:jc w:val="left"/>
+            </w:pPr>
+            <m:oMath>
+              <m:sSub>
+                <m:e>
+                  <m:r>
+                    <m:t>G</m:t>
+                  </m:r>
+                </m:e>
+                <m:sub>
+                  <m:r>
+                    <m:rPr>
+                      <m:sty m:val="p"/>
+                    </m:rPr>
+                    <m:t>t</m:t>
+                  </m:r>
+                  <m:r>
+                    <m:rPr>
+                      <m:sty m:val="p"/>
+                    </m:rPr>
+                    <m:t>l</m:t>
+                  </m:r>
+                </m:sub>
+              </m:sSub>
+              <m:r>
+                <m:rPr>
+                  <m:sty m:val="p"/>
+                </m:rPr>
+                <m:t>=</m:t>
+              </m:r>
+              <m:r>
+                <m:rPr>
+                  <m:sty m:val="p"/>
+                </m:rPr>
+                <m:t>T</m:t>
+              </m:r>
+              <m:r>
+                <m:rPr>
+                  <m:sty m:val="p"/>
+                </m:rPr>
+                <m:t>L</m:t>
+              </m:r>
+              <m:r>
+                <m:rPr>
+                  <m:sty m:val="p"/>
+                </m:rPr>
+                <m:t>(</m:t>
+              </m:r>
+              <m:r>
+                <m:t>A</m:t>
+              </m:r>
+              <m:r>
+                <m:t>2</m:t>
+              </m:r>
+              <m:r>
+                <m:rPr>
+                  <m:sty m:val="p"/>
+                </m:rPr>
+                <m:t>)</m:t>
+              </m:r>
+              <m:r>
+                <m:rPr>
+                  <m:sty m:val="p"/>
+                </m:rPr>
+                <m:t>−</m:t>
+              </m:r>
+              <m:r>
+                <m:rPr>
+                  <m:sty m:val="p"/>
+                </m:rPr>
+                <m:t>T</m:t>
+              </m:r>
+              <m:r>
+                <m:rPr>
+                  <m:sty m:val="p"/>
+                </m:rPr>
+                <m:t>L</m:t>
+              </m:r>
+              <m:r>
+                <m:rPr>
+                  <m:sty m:val="p"/>
+                </m:rPr>
+                <m:t>(</m:t>
+              </m:r>
+              <m:r>
+                <m:t>A</m:t>
+              </m:r>
+              <m:r>
+                <m:t>1</m:t>
+              </m:r>
+              <m:r>
+                <m:rPr>
+                  <m:sty m:val="p"/>
+                </m:rPr>
+                <m:t>)</m:t>
+              </m:r>
+            </m:oMath>
+            <w:r>
+              <w:t xml:space="preserve">​</w:t>
+            </w:r>
+          </w:p>
+        </w:tc>
+        <w:tc>
+          <w:tcPr/>
+          <w:p>
+            <w:pPr>
+              <w:pStyle w:val="Compact"/>
+              <w:jc w:val="left"/>
+            </w:pPr>
+            <m:oMath>
+              <m:sSub>
+                <m:e>
+                  <m:r>
+                    <m:t>G</m:t>
+                  </m:r>
+                </m:e>
+                <m:sub>
+                  <m:r>
+                    <m:rPr>
+                      <m:sty m:val="p"/>
+                    </m:rPr>
+                    <m:t>e</m:t>
+                  </m:r>
+                  <m:r>
+                    <m:rPr>
+                      <m:sty m:val="p"/>
+                    </m:rPr>
+                    <m:t>n</m:t>
+                  </m:r>
+                </m:sub>
+              </m:sSub>
+              <m:r>
+                <m:rPr>
+                  <m:sty m:val="p"/>
+                </m:rPr>
+                <m:t>=</m:t>
+              </m:r>
+              <m:r>
+                <m:rPr>
+                  <m:sty m:val="p"/>
+                </m:rPr>
+                <m:t>E</m:t>
+              </m:r>
+              <m:r>
+                <m:rPr>
+                  <m:sty m:val="p"/>
+                </m:rPr>
+                <m:t>N</m:t>
+              </m:r>
+              <m:r>
+                <m:rPr>
+                  <m:sty m:val="p"/>
+                </m:rPr>
+                <m:t>(</m:t>
+              </m:r>
+              <m:r>
+                <m:t>B</m:t>
+              </m:r>
+              <m:r>
+                <m:t>2</m:t>
+              </m:r>
+              <m:r>
+                <m:rPr>
+                  <m:sty m:val="p"/>
+                </m:rPr>
+                <m:t>)</m:t>
+              </m:r>
+              <m:r>
+                <m:rPr>
+                  <m:sty m:val="p"/>
+                </m:rPr>
+                <m:t>−</m:t>
+              </m:r>
+              <m:r>
+                <m:rPr>
+                  <m:sty m:val="p"/>
+                </m:rPr>
+                <m:t>E</m:t>
+              </m:r>
+              <m:r>
+                <m:rPr>
+                  <m:sty m:val="p"/>
+                </m:rPr>
+                <m:t>N</m:t>
+              </m:r>
+              <m:r>
+                <m:rPr>
+                  <m:sty m:val="p"/>
+                </m:rPr>
+                <m:t>(</m:t>
+              </m:r>
+              <m:r>
+                <m:t>B</m:t>
+              </m:r>
+              <m:r>
+                <m:t>1</m:t>
+              </m:r>
+              <m:r>
+                <m:rPr>
+                  <m:sty m:val="p"/>
+                </m:rPr>
+                <m:t>)</m:t>
+              </m:r>
+            </m:oMath>
+            <w:r>
+              <w:t xml:space="preserve"> </w:t>
+            </w:r>
+            <w:r>
+              <w:t xml:space="preserve">(English acquisition gain)</w:t>
+            </w:r>
+          </w:p>
+        </w:tc>
+      </w:tr>
+      <w:tr>
+        <w:tc>
+          <w:tcPr/>
+          <w:p>
+            <w:pPr>
+              <w:pStyle w:val="Compact"/>
+              <w:jc w:val="left"/>
+            </w:pPr>
+            <w:r>
+              <w:t xml:space="preserve">A2-only post-seal test</w:t>
+            </w:r>
+          </w:p>
+        </w:tc>
+        <w:tc>
+          <w:tcPr/>
+          <w:p>
+            <w:pPr>
+              <w:pStyle w:val="Compact"/>
+              <w:jc w:val="left"/>
+            </w:pPr>
+            <w:r>
+              <w:t xml:space="preserve">B2-only post-seal test, sources locked before P3 outcomes</w:t>
+            </w:r>
+          </w:p>
+        </w:tc>
+      </w:tr>
+    </w:tbl>
+    <w:p>
+      <w:pPr>
+        <w:pStyle w:val="BodyText"/>
+      </w:pPr>
+      <w:r>
+        <w:t xml:space="preserve">Wording to use: P3 is a separately preregistered reverse-direction continual-pretraining study. It does not confirm P2. Wording to avoid:</w:t>
+      </w:r>
+      <w:r>
+        <w:t xml:space="preserve"> </w:t>
+      </w:r>
+      <w:r>
+        <w:t xml:space="preserve">“P3 confirms P2,”</w:t>
+      </w:r>
+      <w:r>
+        <w:t xml:space="preserve"> </w:t>
+      </w:r>
+      <w:r>
+        <w:t xml:space="preserve">“English is more/less destructive,”</w:t>
+      </w:r>
+      <w:r>
+        <w:t xml:space="preserve"> </w:t>
+      </w:r>
+      <w:r>
+        <w:t xml:space="preserve">or</w:t>
+      </w:r>
+      <w:r>
+        <w:t xml:space="preserve"> </w:t>
+      </w:r>
+      <w:r>
+        <w:t xml:space="preserve">“we chose P3 because P2 showed</w:t>
+      </w:r>
+      <w:r>
+        <w:t xml:space="preserve"> </w:t>
+      </w:r>
+      <m:oMath>
+        <m:sSub>
+          <m:e>
+            <m:r>
+              <m:t>C</m:t>
+            </m:r>
+          </m:e>
+          <m:sub>
+            <m:r>
+              <m:rPr>
+                <m:sty m:val="p"/>
+              </m:rPr>
+              <m:t>e</m:t>
+            </m:r>
+            <m:r>
+              <m:rPr>
+                <m:sty m:val="p"/>
+              </m:rPr>
+              <m:t>n</m:t>
+            </m:r>
+          </m:sub>
+        </m:sSub>
+        <m:r>
+          <m:rPr>
+            <m:sty m:val="p"/>
+          </m:rPr>
+          <m:t>&lt;</m:t>
+        </m:r>
+        <m:r>
+          <m:t>0</m:t>
+        </m:r>
+      </m:oMath>
+      <w:r>
+        <w:t xml:space="preserve">.”</w:t>
+      </w:r>
+    </w:p>
+    <w:bookmarkEnd w:id="43"/>
+    <w:bookmarkStart w:id="44" w:name="p4-and-other-named-follow-ons"/>
+    <w:p>
+      <w:pPr>
+        <w:pStyle w:val="Heading2"/>
+      </w:pPr>
+      <w:r>
+        <w:t xml:space="preserve">P4 and other named follow-ons</w:t>
+      </w:r>
+    </w:p>
+    <w:p>
+      <w:pPr>
+        <w:pStyle w:val="FirstParagraph"/>
+      </w:pPr>
+      <w:r>
+        <w:t xml:space="preserve">P4 is the natural home for a fresh-seed exact forward replication of P2’s A2-minus-A1 validation contrast under the same frozen corpus/tokenizer/budget/branch definitions, optionally beside a fresh-seed reverse replication and a</w:t>
+      </w:r>
+      <w:r>
+        <w:t xml:space="preserve"> </w:t>
+      </w:r>
+      <w:r>
+        <w:rPr>
+          <w:i/>
+          <w:iCs/>
+        </w:rPr>
+        <w:t xml:space="preserve">predeclared</w:t>
+      </w:r>
+      <w:r>
+        <w:t xml:space="preserve"> </w:t>
+      </w:r>
+      <w:r>
+        <w:t xml:space="preserve">directional-asymmetry synthesis. If only one post-P2 study can be afforded, choose deliberately between that forward replication and P3; do not hide the choice inside a vague</w:t>
+      </w:r>
+      <w:r>
+        <w:t xml:space="preserve"> </w:t>
+      </w:r>
+      <w:r>
+        <w:t xml:space="preserve">“P2.1.”</w:t>
+      </w:r>
+    </w:p>
+    <w:p>
+      <w:pPr>
+        <w:pStyle w:val="BodyText"/>
+      </w:pPr>
+      <w:r>
+        <w:t xml:space="preserve">Other exploratory items, each requiring its own registration if confirmatory: replay or EWC; P1.1-weights-on-English UTF-8 as never-trained-on-English OOD (not BWT, not P2 rescue); A2 English in-loop trajectories under a protocol that does not reread P2 tests; downstream Philippine tasks as transfer probes; chat SFT and CORE as named follow-ons.</w:t>
+      </w:r>
+    </w:p>
+    <w:bookmarkEnd w:id="44"/>
+    <w:bookmarkEnd w:id="45"/>
+    <w:bookmarkStart w:id="46" w:name="sec:conclusion"/>
+    <w:p>
+      <w:pPr>
+        <w:pStyle w:val="Heading1"/>
+      </w:pPr>
+      <w:r>
+        <w:t xml:space="preserve">Conclusion</w:t>
+      </w:r>
+    </w:p>
+    <w:p>
+      <w:pPr>
+        <w:pStyle w:val="FirstParagraph"/>
+      </w:pPr>
+      <w:r>
+        <w:t xml:space="preserve">This paper reported a preregistered, equal-exposure English-then-Tagalog nanochat run. P1.1 stays a pure Tagalog base and is not amended. P2 trained an English parent, passed P0-E, continued A1/A2/A3 at</w:t>
+      </w:r>
+      <w:r>
+        <w:t xml:space="preserve"> </w:t>
+      </w:r>
+      <m:oMath>
+        <m:sSub>
+          <m:e>
+            <m:r>
+              <m:t>D</m:t>
+            </m:r>
+          </m:e>
+          <m:sub>
+            <m:r>
+              <m:rPr>
+                <m:sty m:val="p"/>
+              </m:rPr>
+              <m:t>p</m:t>
+            </m:r>
+            <m:r>
+              <m:rPr>
+                <m:sty m:val="p"/>
+              </m:rPr>
+              <m:t>h</m:t>
+            </m:r>
+            <m:r>
+              <m:rPr>
+                <m:sty m:val="p"/>
+              </m:rPr>
+              <m:t>a</m:t>
+            </m:r>
+            <m:r>
+              <m:rPr>
+                <m:sty m:val="p"/>
+              </m:rPr>
+              <m:t>s</m:t>
+            </m:r>
+            <m:r>
+              <m:rPr>
+                <m:sty m:val="p"/>
+              </m:rPr>
+              <m:t>e</m:t>
+            </m:r>
+            <m:r>
+              <m:rPr>
+                <m:sty m:val="p"/>
+              </m:rPr>
+              <m:t>2</m:t>
+            </m:r>
+          </m:sub>
+        </m:sSub>
+        <m:r>
+          <m:rPr>
+            <m:sty m:val="p"/>
+          </m:rPr>
+          <m:t>=</m:t>
+        </m:r>
+        <m:r>
+          <m:t>19</m:t>
+        </m:r>
+        <m:r>
+          <m:rPr>
+            <m:sty m:val="p"/>
+          </m:rPr>
+          <m:t>,</m:t>
+        </m:r>
+        <m:r>
+          <m:t>267</m:t>
+        </m:r>
+        <m:r>
+          <m:rPr>
+            <m:sty m:val="p"/>
+          </m:rPr>
+          <m:t>,</m:t>
+        </m:r>
+        <m:r>
+          <m:t>584</m:t>
+        </m:r>
+      </m:oMath>
+      <w:r>
+        <w:t xml:space="preserve">, and sealed dual</w:t>
+      </w:r>
+      <w:r>
+        <w:t xml:space="preserve"> </w:t>
+      </w:r>
+      <w:r>
+        <w:rPr>
+          <w:rStyle w:val="VerbatimChar"/>
+        </w:rPr>
+        <w:t xml:space="preserve">val_bpb_full</w:t>
+      </w:r>
+      <w:r>
+        <w:t xml:space="preserve"> </w:t>
+      </w:r>
+      <w:r>
+        <w:t xml:space="preserve">before one A2-only secondary test touch. In this one-seed d20 run the registered Tagalog-gain pattern was observed and the registered English-cost pattern was not observed.</w:t>
+      </w:r>
+    </w:p>
+    <w:p>
+      <w:pPr>
+        <w:pStyle w:val="BodyText"/>
+      </w:pPr>
+      <w:r>
+        <w:t xml:space="preserve">The original contribution is the locked measurement: same parent, same tokens, same tokenizer, three phase-2 streams, one test touch, and a refusal to rewrite #306780. The paper does not claim a general Filipino–English law, a chat system, or that Tagalog improves English outside this apparatus.</w:t>
+      </w:r>
+    </w:p>
+    <w:bookmarkEnd w:id="46"/>
+    <w:bookmarkStart w:id="47" w:name="novelty-statement"/>
+    <w:p>
+      <w:pPr>
+        <w:pStyle w:val="Heading1"/>
+      </w:pPr>
+      <w:r>
+        <w:t xml:space="preserve">Novelty statement</w:t>
+      </w:r>
+    </w:p>
+    <w:p>
+      <w:pPr>
+        <w:pStyle w:val="FirstParagraph"/>
+      </w:pPr>
+      <w:r>
+        <w:t xml:space="preserve">The paper advances Tagalog/English language-modeling evidence by replacing an informal</w:t>
+      </w:r>
+      <w:r>
+        <w:t xml:space="preserve"> </w:t>
+      </w:r>
+      <w:r>
+        <w:t xml:space="preserve">“continue a Tagalog nanochat”</w:t>
+      </w:r>
+      <w:r>
+        <w:t xml:space="preserve"> </w:t>
+      </w:r>
+      <w:r>
+        <w:t xml:space="preserve">story with a preregistered English parent, a matched extra-English control, and dual full-split BPB. It records that P1.1 checkpoints cannot be the catastrophic-forgetting parent, and it separates confirmatory validation from one secondary A2 test. The empirical advance is mixed at the study’s own threshold: Tagalog adaptation was large; the predicted English cost versus extra English was not observed.</w:t>
+      </w:r>
+    </w:p>
+    <w:bookmarkEnd w:id="47"/>
+    <w:bookmarkStart w:id="48" w:name="data-code-and-weights"/>
+    <w:p>
+      <w:pPr>
+        <w:pStyle w:val="Heading1"/>
+      </w:pPr>
+      <w:r>
+        <w:t xml:space="preserve">Data, code, and weights</w:t>
+      </w:r>
+    </w:p>
+    <w:p>
+      <w:pPr>
+        <w:pStyle w:val="FirstParagraph"/>
+      </w:pPr>
+      <w:r>
+        <w:t xml:space="preserve">English source: Hugging Face</w:t>
+      </w:r>
+      <w:r>
+        <w:t xml:space="preserve"> </w:t>
+      </w:r>
+      <w:r>
+        <w:rPr>
+          <w:rStyle w:val="VerbatimChar"/>
+        </w:rPr>
+        <w:t xml:space="preserve">Salesforce/wikitext</w:t>
+      </w:r>
+      <w:r>
+        <w:t xml:space="preserve"> </w:t>
+      </w:r>
+      <w:r>
+        <w:t xml:space="preserve">/</w:t>
+      </w:r>
+      <w:r>
+        <w:t xml:space="preserve"> </w:t>
+      </w:r>
+      <w:r>
+        <w:rPr>
+          <w:rStyle w:val="VerbatimChar"/>
+        </w:rPr>
+        <w:t xml:space="preserve">wikitext-103-raw-v1</w:t>
+      </w:r>
+      <w:r>
+        <w:t xml:space="preserve">. Tagalog train: frozen P1.1 jsonl. Registration: AsPredicted #306935. Code, evaluator, and run cards:</w:t>
+      </w:r>
+      <w:r>
+        <w:t xml:space="preserve"> </w:t>
+      </w:r>
+      <w:hyperlink r:id="rId9">
+        <w:r>
+          <w:rPr>
+            <w:rStyle w:val="Hyperlink"/>
+          </w:rPr>
+          <w:t xml:space="preserve">https://github.com/pageman/nanochat-filipino</w:t>
+        </w:r>
+      </w:hyperlink>
+      <w:r>
+        <w:t xml:space="preserve">. Model card:</w:t>
+      </w:r>
+      <w:r>
+        <w:t xml:space="preserve"> </w:t>
+      </w:r>
+      <w:hyperlink r:id="rId10">
+        <w:r>
+          <w:rPr>
+            <w:rStyle w:val="Hyperlink"/>
+          </w:rPr>
+          <w:t xml:space="preserve">https://huggingface.co/pageman/nanochat-filipino-p2-en-then-tl</w:t>
+        </w:r>
+      </w:hyperlink>
+      <w:r>
+        <w:t xml:space="preserve"> </w:t>
+      </w:r>
+      <w:r>
+        <w:t xml:space="preserve">(complete A0–A3</w:t>
+      </w:r>
+      <w:r>
+        <w:t xml:space="preserve"> </w:t>
+      </w:r>
+      <w:r>
+        <w:rPr>
+          <w:rStyle w:val="VerbatimChar"/>
+        </w:rPr>
+        <w:t xml:space="preserve">.pt</w:t>
+      </w:r>
+      <w:r>
+        <w:t xml:space="preserve"> </w:t>
+      </w:r>
+      <w:r>
+        <w:t xml:space="preserve">set deferred until uploaded together). Held-out</w:t>
+      </w:r>
+      <w:r>
+        <w:t xml:space="preserve"> </w:t>
+      </w:r>
+      <w:r>
+        <w:rPr>
+          <w:rStyle w:val="VerbatimChar"/>
+        </w:rPr>
+        <w:t xml:space="preserve">test.jsonl</w:t>
+      </w:r>
+      <w:r>
+        <w:t xml:space="preserve"> </w:t>
+      </w:r>
+      <w:r>
+        <w:t xml:space="preserve">is not redistributed in public zips. ResearchBox #8763 is the metadata deposit; AsCollected #2416 records the WikiText-103 download. P1.1 weights remain at</w:t>
+      </w:r>
+      <w:r>
+        <w:t xml:space="preserve"> </w:t>
+      </w:r>
+      <w:hyperlink r:id="rId14">
+        <w:r>
+          <w:rPr>
+            <w:rStyle w:val="Hyperlink"/>
+          </w:rPr>
+          <w:t xml:space="preserve">https://huggingface.co/pageman/nanochat-filipino-p1-fixed-d20-3x</w:t>
+        </w:r>
+      </w:hyperlink>
+      <w:r>
+        <w:t xml:space="preserve"> </w:t>
+      </w:r>
+      <w:r>
+        <w:t xml:space="preserve">and are not this study’s parent.</w:t>
+      </w:r>
+    </w:p>
+    <w:bookmarkEnd w:id="48"/>
+    <w:bookmarkStart w:id="49" w:name="ethics"/>
+    <w:p>
+      <w:pPr>
+        <w:pStyle w:val="Heading1"/>
+      </w:pPr>
+      <w:r>
+        <w:t xml:space="preserve">Ethics</w:t>
+      </w:r>
+    </w:p>
+    <w:p>
+      <w:pPr>
+        <w:pStyle w:val="FirstParagraph"/>
+      </w:pPr>
+      <w:r>
+        <w:t xml:space="preserve">The corpora are public Wikipedia-derived text. No human-subjects experiment was run. Sample ratings were not fabricated. Secrets (host credentials, box passcodes) are not published with this paper. Cheng is not a coauthor.</w:t>
+      </w:r>
+    </w:p>
+    <w:bookmarkEnd w:id="49"/>
+    <w:bookmarkStart w:id="50" w:name="acknowledgements"/>
+    <w:p>
+      <w:pPr>
+        <w:pStyle w:val="Heading1"/>
+      </w:pPr>
+      <w:r>
         <w:t xml:space="preserve">Acknowledgements</w:t>
       </w:r>
     </w:p>
@@ -2975,16 +7515,34 @@
         <w:pStyle w:val="FirstParagraph"/>
       </w:pPr>
       <w:r>
-        <w:t xml:space="preserve">Thanks to AI/LLM models Manus 1.6 and Cursor Grok 4.6 High Fast for drafting, formatting, and solutioning. Special thanks to Dr. Cheng for guidance. WikiText-TL-39: Cruz and Cheng </w:t>
-      </w:r>
-      <w:r>
-        <w:t xml:space="preserve">. WikiText-103: Merity et al. </w:t>
-      </w:r>
-      <w:r>
-        <w:t xml:space="preserve">. nanochat: Karpathy </w:t>
-      </w:r>
-      <w:r>
-        <w:t xml:space="preserve">. Errors are the author’s.</w:t>
+        <w:t xml:space="preserve">Thanks to AI/LLM models Manus 1.6 and Cursor Grok 4.6 High Fast for drafting, formatting, and solutioning. Special thanks to Dr. Cheng for guidance. WikiText-TL-39 is due to Cruz and Cheng </w:t>
+      </w:r>
+      <w:r>
+        <w:t xml:space="preserve">. WikiText-103 is due to Merity et al. </w:t>
+      </w:r>
+      <w:r>
+        <w:t xml:space="preserve">. nanochat is due to Karpathy </w:t>
+      </w:r>
+      <w:r>
+        <w:t xml:space="preserve">. Cheng is not a coauthor of this study. Errors are the author’s.</w:t>
+      </w:r>
+    </w:p>
+    <w:bookmarkEnd w:id="50"/>
+    <w:bookmarkStart w:id="53" w:name="funding"/>
+    <w:p>
+      <w:pPr>
+        <w:pStyle w:val="Heading1"/>
+      </w:pPr>
+      <w:r>
+        <w:t xml:space="preserve">Funding</w:t>
+      </w:r>
+    </w:p>
+    <w:p>
+      <w:pPr>
+        <w:pStyle w:val="FirstParagraph"/>
+      </w:pPr>
+      <w:r>
+        <w:t xml:space="preserve">This work was not supported by a dedicated grant. GPU time was paid by the author.</w:t>
       </w:r>
     </w:p>
     <w:p>
@@ -3017,7 +7575,7 @@
       <w:r>
         <w:t xml:space="preserve"> </w:t>
       </w:r>
-      <w:hyperlink r:id="rId9">
+      <w:hyperlink r:id="rId13">
         <w:r>
           <w:rPr>
             <w:rStyle w:val="Hyperlink"/>
@@ -3051,7 +7609,7 @@
       <w:r>
         <w:t xml:space="preserve"> </w:t>
       </w:r>
-      <w:hyperlink r:id="rId32">
+      <w:hyperlink r:id="rId51">
         <w:r>
           <w:rPr>
             <w:rStyle w:val="Hyperlink"/>
@@ -3068,6 +7626,67 @@
         <w:pStyle w:val="BodyText"/>
       </w:pPr>
       <w:r>
+        <w:t xml:space="preserve">P. Pajo.</w:t>
+      </w:r>
+      <w:r>
+        <w:t xml:space="preserve"> </w:t>
+      </w:r>
+      <w:r>
+        <w:t xml:space="preserve">P2: EN retention after TL continuation (nanochat, WikiText-103 then TL-39).</w:t>
+      </w:r>
+      <w:r>
+        <w:t xml:space="preserve"> </w:t>
+      </w:r>
+      <w:r>
+        <w:t xml:space="preserve">AsPredicted #306935, 17 August 2026.</w:t>
+      </w:r>
+      <w:r>
+        <w:t xml:space="preserve"> </w:t>
+      </w:r>
+      <w:hyperlink r:id="rId11">
+        <w:r>
+          <w:rPr>
+            <w:rStyle w:val="Hyperlink"/>
+          </w:rPr>
+          <w:t xml:space="preserve">https://aspredicted.org/xa56bs.pdf</w:t>
+        </w:r>
+      </w:hyperlink>
+      <w:r>
+        <w:t xml:space="preserve">.</w:t>
+      </w:r>
+    </w:p>
+    <w:p>
+      <w:pPr>
+        <w:pStyle w:val="BodyText"/>
+      </w:pPr>
+      <w:r>
+        <w:t xml:space="preserve">H. Shi et al.</w:t>
+      </w:r>
+      <w:r>
+        <w:t xml:space="preserve"> </w:t>
+      </w:r>
+      <w:r>
+        <w:t xml:space="preserve">Continual learning of large language models: A comprehensive survey.</w:t>
+      </w:r>
+      <w:r>
+        <w:t xml:space="preserve"> </w:t>
+      </w:r>
+      <w:r>
+        <w:rPr>
+          <w:i/>
+          <w:iCs/>
+        </w:rPr>
+        <w:t xml:space="preserve">arXiv:2404.16789</w:t>
+      </w:r>
+      <w:r>
+        <w:t xml:space="preserve">, 2024.</w:t>
+      </w:r>
+    </w:p>
+    <w:p>
+      <w:pPr>
+        <w:pStyle w:val="BodyText"/>
+      </w:pPr>
+      <w:r>
         <w:t xml:space="preserve">J. C. B. Cruz and C. Cheng.</w:t>
       </w:r>
       <w:r>
@@ -3145,7 +7764,7 @@
       <w:r>
         <w:t xml:space="preserve"> </w:t>
       </w:r>
-      <w:hyperlink r:id="rId33">
+      <w:hyperlink r:id="rId52">
         <w:r>
           <w:rPr>
             <w:rStyle w:val="Hyperlink"/>
@@ -3625,7 +8244,7 @@
         <w:t xml:space="preserve">, 115(11):2600–2606, 2018.</w:t>
       </w:r>
     </w:p>
-    <w:bookmarkEnd w:id="34"/>
+    <w:bookmarkEnd w:id="53"/>
     <w:sectPr>
       <w:footnotePr>
         <w:numRestart w:val="eachSect"/>
@@ -3819,6 +8438,109 @@
       <w:pPr>
         <w:ind w:left="6480" w:hanging="360"/>
       </w:pPr>
+    </w:lvl>
+  </w:abstractNum>
+  <w:abstractNum w:abstractNumId="991">
+    <w:nsid w:val="0000A991"/>
+    <w:multiLevelType w:val="multilevel"/>
+    <w:lvl w:ilvl="0">
+      <w:numFmt w:val="bullet"/>
+      <w:lvlText w:val=""/>
+      <w:lvlJc w:val="left"/>
+      <w:pPr>
+        <w:ind w:left="720" w:hanging="360"/>
+      </w:pPr>
+      <w:rPr>
+        <w:rFonts w:ascii="Symbol" w:hAnsi="Symbol" w:cs="Symbol" w:hint="default"/>
+      </w:rPr>
+    </w:lvl>
+    <w:lvl w:ilvl="1">
+      <w:numFmt w:val="bullet"/>
+      <w:lvlText w:val="o"/>
+      <w:lvlJc w:val="left"/>
+      <w:pPr>
+        <w:ind w:left="1440" w:hanging="360"/>
+      </w:pPr>
+      <w:rPr>
+        <w:rFonts w:ascii="Courier New" w:hAnsi="Courier New" w:cs="Courier New" w:hint="default"/>
+      </w:rPr>
+    </w:lvl>
+    <w:lvl w:ilvl="2">
+      <w:numFmt w:val="bullet"/>
+      <w:lvlText w:val=""/>
+      <w:lvlJc w:val="left"/>
+      <w:pPr>
+        <w:ind w:left="2160" w:hanging="360"/>
+      </w:pPr>
+      <w:rPr>
+        <w:rFonts w:ascii="Wingdings" w:hAnsi="Wingdings" w:cs="Wingdings" w:hint="default"/>
+      </w:rPr>
+    </w:lvl>
+    <w:lvl w:ilvl="3">
+      <w:numFmt w:val="bullet"/>
+      <w:lvlText w:val=""/>
+      <w:lvlJc w:val="left"/>
+      <w:pPr>
+        <w:ind w:left="2880" w:hanging="360"/>
+      </w:pPr>
+      <w:rPr>
+        <w:rFonts w:ascii="Symbol" w:hAnsi="Symbol" w:cs="Symbol" w:hint="default"/>
+      </w:rPr>
+    </w:lvl>
+    <w:lvl w:ilvl="4">
+      <w:numFmt w:val="bullet"/>
+      <w:lvlText w:val="o"/>
+      <w:lvlJc w:val="left"/>
+      <w:pPr>
+        <w:ind w:left="3600" w:hanging="360"/>
+      </w:pPr>
+      <w:rPr>
+        <w:rFonts w:ascii="Courier New" w:hAnsi="Courier New" w:cs="Courier New" w:hint="default"/>
+      </w:rPr>
+    </w:lvl>
+    <w:lvl w:ilvl="5">
+      <w:numFmt w:val="bullet"/>
+      <w:lvlText w:val=""/>
+      <w:lvlJc w:val="left"/>
+      <w:pPr>
+        <w:ind w:left="4320" w:hanging="360"/>
+      </w:pPr>
+      <w:rPr>
+        <w:rFonts w:ascii="Wingdings" w:hAnsi="Wingdings" w:cs="Wingdings" w:hint="default"/>
+      </w:rPr>
+    </w:lvl>
+    <w:lvl w:ilvl="6">
+      <w:numFmt w:val="bullet"/>
+      <w:lvlText w:val=""/>
+      <w:lvlJc w:val="left"/>
+      <w:pPr>
+        <w:ind w:left="5040" w:hanging="360"/>
+      </w:pPr>
+      <w:rPr>
+        <w:rFonts w:ascii="Symbol" w:hAnsi="Symbol" w:cs="Symbol" w:hint="default"/>
+      </w:rPr>
+    </w:lvl>
+    <w:lvl w:ilvl="7">
+      <w:numFmt w:val="bullet"/>
+      <w:lvlText w:val="o"/>
+      <w:lvlJc w:val="left"/>
+      <w:pPr>
+        <w:ind w:left="5760" w:hanging="360"/>
+      </w:pPr>
+      <w:rPr>
+        <w:rFonts w:ascii="Courier New" w:hAnsi="Courier New" w:cs="Courier New" w:hint="default"/>
+      </w:rPr>
+    </w:lvl>
+    <w:lvl w:ilvl="8">
+      <w:numFmt w:val="bullet"/>
+      <w:lvlText w:val=""/>
+      <w:lvlJc w:val="left"/>
+      <w:pPr>
+        <w:ind w:left="6480" w:hanging="360"/>
+      </w:pPr>
+      <w:rPr>
+        <w:rFonts w:ascii="Wingdings" w:hAnsi="Wingdings" w:cs="Wingdings" w:hint="default"/>
+      </w:rPr>
     </w:lvl>
   </w:abstractNum>
   <w:num w:numId="1000">
@@ -3853,6 +8575,9 @@
     <w:lvlOverride w:ilvl="8">
       <w:startOverride w:val="1"/>
     </w:lvlOverride>
+  </w:num>
+  <w:num w:numId="1002">
+    <w:abstractNumId w:val="991"/>
   </w:num>
 </w:numbering>
 </file>
